--- a/softwre Engineering.docx
+++ b/softwre Engineering.docx
@@ -58,6 +58,266 @@
         <w:jc w:val="both"/>
         <w:rPr>
           <w:rFonts w:ascii="Times New Roman" w:hAnsi="Times New Roman" w:cs="Times New Roman"/>
+          <w:sz w:val="28"/>
+          <w:szCs w:val="28"/>
+        </w:rPr>
+      </w:pPr>
+      <w:r>
+        <w:rPr>
+          <w:rFonts w:ascii="Times New Roman" w:hAnsi="Times New Roman" w:cs="Times New Roman"/>
+          <w:sz w:val="28"/>
+          <w:szCs w:val="28"/>
+        </w:rPr>
+        <w:t xml:space="preserve">The </w:t>
+      </w:r>
+      <w:r>
+        <w:rPr>
+          <w:rFonts w:ascii="Times New Roman" w:hAnsi="Times New Roman" w:cs="Times New Roman"/>
+          <w:b/>
+          <w:bCs/>
+          <w:sz w:val="28"/>
+          <w:szCs w:val="28"/>
+        </w:rPr>
+        <w:t>Weather Forecast System Using API</w:t>
+      </w:r>
+      <w:r>
+        <w:rPr>
+          <w:rFonts w:ascii="Times New Roman" w:hAnsi="Times New Roman" w:cs="Times New Roman"/>
+          <w:sz w:val="28"/>
+          <w:szCs w:val="28"/>
+        </w:rPr>
+        <w:t xml:space="preserve"> is a web-based application designed to provide users with current and forecasted weather information for a selected location. The main purpose of this project is to make weather information easily available to users through a simple and user-friendly interface. Instead of depending on newspapers, television, or manually searching different websites, users can enter the name of a city and quickly get the required weather details.</w:t>
+      </w:r>
+    </w:p>
+    <w:p>
+      <w:pPr>
+        <w:spacing w:after="30" w:line="360" w:lineRule="auto"/>
+        <w:jc w:val="both"/>
+        <w:rPr>
+          <w:rFonts w:ascii="Times New Roman" w:hAnsi="Times New Roman" w:cs="Times New Roman"/>
+          <w:sz w:val="28"/>
+          <w:szCs w:val="28"/>
+        </w:rPr>
+      </w:pPr>
+      <w:r>
+        <w:rPr>
+          <w:rFonts w:ascii="Times New Roman" w:hAnsi="Times New Roman" w:cs="Times New Roman"/>
+          <w:sz w:val="28"/>
+          <w:szCs w:val="28"/>
+        </w:rPr>
+        <w:t xml:space="preserve">The system uses a </w:t>
+      </w:r>
+      <w:r>
+        <w:rPr>
+          <w:rFonts w:ascii="Times New Roman" w:hAnsi="Times New Roman" w:cs="Times New Roman"/>
+          <w:b/>
+          <w:bCs/>
+          <w:sz w:val="28"/>
+          <w:szCs w:val="28"/>
+        </w:rPr>
+        <w:t>Weather API (Application Programming Interface)</w:t>
+      </w:r>
+      <w:r>
+        <w:rPr>
+          <w:rFonts w:ascii="Times New Roman" w:hAnsi="Times New Roman" w:cs="Times New Roman"/>
+          <w:sz w:val="28"/>
+          <w:szCs w:val="28"/>
+        </w:rPr>
+        <w:t xml:space="preserve"> to collect real-time weather data from an online weather service. When the user enters a city name, the application sends a request to the weather API. The API processes the request and sends weather information back to the application in a structured format, usually </w:t>
+      </w:r>
+      <w:r>
+        <w:rPr>
+          <w:rFonts w:ascii="Times New Roman" w:hAnsi="Times New Roman" w:cs="Times New Roman"/>
+          <w:b/>
+          <w:bCs/>
+          <w:sz w:val="28"/>
+          <w:szCs w:val="28"/>
+        </w:rPr>
+        <w:t>JSON</w:t>
+      </w:r>
+      <w:r>
+        <w:rPr>
+          <w:rFonts w:ascii="Times New Roman" w:hAnsi="Times New Roman" w:cs="Times New Roman"/>
+          <w:sz w:val="28"/>
+          <w:szCs w:val="28"/>
+        </w:rPr>
+        <w:t>. The application then extracts the required information and displays it to the user.</w:t>
+      </w:r>
+    </w:p>
+    <w:p>
+      <w:pPr>
+        <w:spacing w:after="30" w:line="360" w:lineRule="auto"/>
+        <w:jc w:val="both"/>
+        <w:rPr>
+          <w:rFonts w:ascii="Times New Roman" w:hAnsi="Times New Roman" w:cs="Times New Roman"/>
+          <w:sz w:val="28"/>
+          <w:szCs w:val="28"/>
+        </w:rPr>
+      </w:pPr>
+      <w:r>
+        <w:rPr>
+          <w:rFonts w:ascii="Times New Roman" w:hAnsi="Times New Roman" w:cs="Times New Roman"/>
+          <w:sz w:val="28"/>
+          <w:szCs w:val="28"/>
+        </w:rPr>
+        <w:t xml:space="preserve">The system can display important weather details such as </w:t>
+      </w:r>
+      <w:r>
+        <w:rPr>
+          <w:rFonts w:ascii="Times New Roman" w:hAnsi="Times New Roman" w:cs="Times New Roman"/>
+          <w:b/>
+          <w:bCs/>
+          <w:sz w:val="28"/>
+          <w:szCs w:val="28"/>
+        </w:rPr>
+        <w:t>city name, current temperature, weather condition, humidity, wind speed, atmospheric pressure, and visibility</w:t>
+      </w:r>
+      <w:r>
+        <w:rPr>
+          <w:rFonts w:ascii="Times New Roman" w:hAnsi="Times New Roman" w:cs="Times New Roman"/>
+          <w:sz w:val="28"/>
+          <w:szCs w:val="28"/>
+        </w:rPr>
+        <w:t>. Depending on the API used, the system can also provide forecast information for upcoming days. Weather conditions can be displayed using simple text and weather icons so that users can understand the information easily.</w:t>
+      </w:r>
+    </w:p>
+    <w:p>
+      <w:pPr>
+        <w:spacing w:after="30" w:line="360" w:lineRule="auto"/>
+        <w:jc w:val="both"/>
+        <w:rPr>
+          <w:rFonts w:ascii="Times New Roman" w:hAnsi="Times New Roman" w:cs="Times New Roman"/>
+          <w:sz w:val="28"/>
+          <w:szCs w:val="28"/>
+        </w:rPr>
+      </w:pPr>
+      <w:r>
+        <w:rPr>
+          <w:rFonts w:ascii="Times New Roman" w:hAnsi="Times New Roman" w:cs="Times New Roman"/>
+          <w:sz w:val="28"/>
+          <w:szCs w:val="28"/>
+        </w:rPr>
+        <w:t xml:space="preserve">The project can be developed using technologies such as </w:t>
+      </w:r>
+      <w:r>
+        <w:rPr>
+          <w:rFonts w:ascii="Times New Roman" w:hAnsi="Times New Roman" w:cs="Times New Roman"/>
+          <w:b/>
+          <w:bCs/>
+          <w:sz w:val="28"/>
+          <w:szCs w:val="28"/>
+        </w:rPr>
+        <w:t>Python, HTML, CSS, and JavaScript</w:t>
+      </w:r>
+      <w:r>
+        <w:rPr>
+          <w:rFonts w:ascii="Times New Roman" w:hAnsi="Times New Roman" w:cs="Times New Roman"/>
+          <w:sz w:val="28"/>
+          <w:szCs w:val="28"/>
+        </w:rPr>
+        <w:t xml:space="preserve">. Python can be used to handle the backend operations and communicate with the Weather API. HTML is used to create the structure of the webpage, while CSS is used to design and improve the appearance of the application. JavaScript can be used to add interactive features to the system. A framework such as </w:t>
+      </w:r>
+      <w:r>
+        <w:rPr>
+          <w:rFonts w:ascii="Times New Roman" w:hAnsi="Times New Roman" w:cs="Times New Roman"/>
+          <w:b/>
+          <w:bCs/>
+          <w:sz w:val="28"/>
+          <w:szCs w:val="28"/>
+        </w:rPr>
+        <w:t>Flask</w:t>
+      </w:r>
+      <w:r>
+        <w:rPr>
+          <w:rFonts w:ascii="Times New Roman" w:hAnsi="Times New Roman" w:cs="Times New Roman"/>
+          <w:sz w:val="28"/>
+          <w:szCs w:val="28"/>
+        </w:rPr>
+        <w:t xml:space="preserve"> can also be used to develop the web application.</w:t>
+      </w:r>
+    </w:p>
+    <w:p>
+      <w:pPr>
+        <w:spacing w:after="30" w:line="360" w:lineRule="auto"/>
+        <w:jc w:val="both"/>
+        <w:rPr>
+          <w:rFonts w:ascii="Times New Roman" w:hAnsi="Times New Roman" w:cs="Times New Roman"/>
+          <w:sz w:val="28"/>
+          <w:szCs w:val="28"/>
+        </w:rPr>
+      </w:pPr>
+      <w:r>
+        <w:rPr>
+          <w:rFonts w:ascii="Times New Roman" w:hAnsi="Times New Roman" w:cs="Times New Roman"/>
+          <w:sz w:val="28"/>
+          <w:szCs w:val="28"/>
+        </w:rPr>
+        <w:t xml:space="preserve">One of the main concepts demonstrated by this project is </w:t>
+      </w:r>
+      <w:r>
+        <w:rPr>
+          <w:rFonts w:ascii="Times New Roman" w:hAnsi="Times New Roman" w:cs="Times New Roman"/>
+          <w:b/>
+          <w:bCs/>
+          <w:sz w:val="28"/>
+          <w:szCs w:val="28"/>
+        </w:rPr>
+        <w:t>API integration</w:t>
+      </w:r>
+      <w:r>
+        <w:rPr>
+          <w:rFonts w:ascii="Times New Roman" w:hAnsi="Times New Roman" w:cs="Times New Roman"/>
+          <w:sz w:val="28"/>
+          <w:szCs w:val="28"/>
+        </w:rPr>
+        <w:t xml:space="preserve">. An API allows the application to communicate with an external weather service </w:t>
+      </w:r>
+      <w:r>
+        <w:rPr>
+          <w:rFonts w:ascii="Times New Roman" w:hAnsi="Times New Roman" w:cs="Times New Roman"/>
+          <w:sz w:val="28"/>
+          <w:szCs w:val="28"/>
+        </w:rPr>
+        <w:lastRenderedPageBreak/>
+        <w:t>without storing all weather data locally. Whenever the user searches for a location, the application can request the latest available weather information from the API. This makes the system more dynamic and useful compared to a system containing only static weather data.</w:t>
+      </w:r>
+    </w:p>
+    <w:p>
+      <w:pPr>
+        <w:spacing w:after="30" w:line="360" w:lineRule="auto"/>
+        <w:jc w:val="both"/>
+        <w:rPr>
+          <w:rFonts w:ascii="Times New Roman" w:hAnsi="Times New Roman" w:cs="Times New Roman"/>
+          <w:sz w:val="28"/>
+          <w:szCs w:val="28"/>
+        </w:rPr>
+      </w:pPr>
+      <w:r>
+        <w:rPr>
+          <w:rFonts w:ascii="Times New Roman" w:hAnsi="Times New Roman" w:cs="Times New Roman"/>
+          <w:sz w:val="28"/>
+          <w:szCs w:val="28"/>
+        </w:rPr>
+        <w:t>The system also includes basic error handling. If the user enters an invalid city name, the application can display a suitable message. Similarly, if there is an internet connection problem or the weather API is temporarily unavailable, the system can inform the user instead of showing incorrect information.</w:t>
+      </w:r>
+    </w:p>
+    <w:p>
+      <w:pPr>
+        <w:spacing w:after="30" w:line="360" w:lineRule="auto"/>
+        <w:jc w:val="both"/>
+        <w:rPr>
+          <w:rFonts w:ascii="Times New Roman" w:hAnsi="Times New Roman" w:cs="Times New Roman"/>
+          <w:sz w:val="28"/>
+          <w:szCs w:val="28"/>
+        </w:rPr>
+      </w:pPr>
+    </w:p>
+    <w:p>
+      <w:pPr>
+        <w:spacing w:after="30" w:line="360" w:lineRule="auto"/>
+        <w:jc w:val="both"/>
+        <w:rPr>
+          <w:rFonts w:ascii="Times New Roman" w:hAnsi="Times New Roman" w:cs="Times New Roman"/>
           <w:b/>
           <w:bCs/>
           <w:sz w:val="32"/>
@@ -65,263 +325,7 @@
           <w:u w:val="single"/>
         </w:rPr>
       </w:pPr>
-    </w:p>
-    <w:p>
-      <w:pPr>
-        <w:spacing w:after="30" w:line="360" w:lineRule="auto"/>
-        <w:jc w:val="both"/>
-        <w:rPr>
-          <w:rFonts w:ascii="Times New Roman" w:hAnsi="Times New Roman" w:cs="Times New Roman"/>
-          <w:sz w:val="28"/>
-          <w:szCs w:val="28"/>
-        </w:rPr>
-      </w:pPr>
-      <w:r>
-        <w:rPr>
-          <w:rFonts w:ascii="Times New Roman" w:hAnsi="Times New Roman" w:cs="Times New Roman"/>
-          <w:sz w:val="28"/>
-          <w:szCs w:val="28"/>
-        </w:rPr>
-        <w:t xml:space="preserve">The </w:t>
-      </w:r>
-      <w:r>
-        <w:rPr>
-          <w:rFonts w:ascii="Times New Roman" w:hAnsi="Times New Roman" w:cs="Times New Roman"/>
-          <w:b/>
-          <w:bCs/>
-          <w:sz w:val="28"/>
-          <w:szCs w:val="28"/>
-        </w:rPr>
-        <w:t>Weather Forecast System Using API</w:t>
-      </w:r>
-      <w:r>
-        <w:rPr>
-          <w:rFonts w:ascii="Times New Roman" w:hAnsi="Times New Roman" w:cs="Times New Roman"/>
-          <w:sz w:val="28"/>
-          <w:szCs w:val="28"/>
-        </w:rPr>
-        <w:t xml:space="preserve"> is a web-based application designed to provide users with current and forecasted weather information for a selected location. The main purpose of this project is to make weather information easily available to users through a simple and user-friendly interface. Instead of depending on newspapers, television, or manually searching different websites, users can enter the name of a city and quickly get the required weather details.</w:t>
-      </w:r>
-    </w:p>
-    <w:p>
-      <w:pPr>
-        <w:spacing w:after="30" w:line="360" w:lineRule="auto"/>
-        <w:jc w:val="both"/>
-        <w:rPr>
-          <w:rFonts w:ascii="Times New Roman" w:hAnsi="Times New Roman" w:cs="Times New Roman"/>
-          <w:sz w:val="28"/>
-          <w:szCs w:val="28"/>
-        </w:rPr>
-      </w:pPr>
-      <w:r>
-        <w:rPr>
-          <w:rFonts w:ascii="Times New Roman" w:hAnsi="Times New Roman" w:cs="Times New Roman"/>
-          <w:sz w:val="28"/>
-          <w:szCs w:val="28"/>
-        </w:rPr>
-        <w:t xml:space="preserve">The system uses a </w:t>
-      </w:r>
-      <w:r>
-        <w:rPr>
-          <w:rFonts w:ascii="Times New Roman" w:hAnsi="Times New Roman" w:cs="Times New Roman"/>
-          <w:b/>
-          <w:bCs/>
-          <w:sz w:val="28"/>
-          <w:szCs w:val="28"/>
-        </w:rPr>
-        <w:t>Weather API (Application Programming Interface)</w:t>
-      </w:r>
-      <w:r>
-        <w:rPr>
-          <w:rFonts w:ascii="Times New Roman" w:hAnsi="Times New Roman" w:cs="Times New Roman"/>
-          <w:sz w:val="28"/>
-          <w:szCs w:val="28"/>
-        </w:rPr>
-        <w:t xml:space="preserve"> to collect real-time weather data from an online weather service. When the user enters a city name, the application sends a request to the weather API. The API processes the request and sends weather information back to the application in a structured format, usually </w:t>
-      </w:r>
-      <w:r>
-        <w:rPr>
-          <w:rFonts w:ascii="Times New Roman" w:hAnsi="Times New Roman" w:cs="Times New Roman"/>
-          <w:b/>
-          <w:bCs/>
-          <w:sz w:val="28"/>
-          <w:szCs w:val="28"/>
-        </w:rPr>
-        <w:t>JSON</w:t>
-      </w:r>
-      <w:r>
-        <w:rPr>
-          <w:rFonts w:ascii="Times New Roman" w:hAnsi="Times New Roman" w:cs="Times New Roman"/>
-          <w:sz w:val="28"/>
-          <w:szCs w:val="28"/>
-        </w:rPr>
-        <w:t>. The application then extracts the required information and displays it to the user.</w:t>
-      </w:r>
-    </w:p>
-    <w:p>
-      <w:pPr>
-        <w:spacing w:after="30" w:line="360" w:lineRule="auto"/>
-        <w:jc w:val="both"/>
-        <w:rPr>
-          <w:rFonts w:ascii="Times New Roman" w:hAnsi="Times New Roman" w:cs="Times New Roman"/>
-          <w:sz w:val="28"/>
-          <w:szCs w:val="28"/>
-        </w:rPr>
-      </w:pPr>
-      <w:r>
-        <w:rPr>
-          <w:rFonts w:ascii="Times New Roman" w:hAnsi="Times New Roman" w:cs="Times New Roman"/>
-          <w:sz w:val="28"/>
-          <w:szCs w:val="28"/>
-        </w:rPr>
-        <w:t xml:space="preserve">The system can display important weather details such as </w:t>
-      </w:r>
-      <w:r>
-        <w:rPr>
-          <w:rFonts w:ascii="Times New Roman" w:hAnsi="Times New Roman" w:cs="Times New Roman"/>
-          <w:b/>
-          <w:bCs/>
-          <w:sz w:val="28"/>
-          <w:szCs w:val="28"/>
-        </w:rPr>
-        <w:t>city name, current temperature, weather condition, humidity, wind speed, atmospheric pressure, and visibility</w:t>
-      </w:r>
-      <w:r>
-        <w:rPr>
-          <w:rFonts w:ascii="Times New Roman" w:hAnsi="Times New Roman" w:cs="Times New Roman"/>
-          <w:sz w:val="28"/>
-          <w:szCs w:val="28"/>
-        </w:rPr>
-        <w:t>. Depending on the API used, the system can also provide forecast information for upcoming days. Weather conditions can be displayed using simple text and weather icons so that users can understand the information easily.</w:t>
-      </w:r>
-    </w:p>
-    <w:p>
-      <w:pPr>
-        <w:spacing w:after="30" w:line="360" w:lineRule="auto"/>
-        <w:jc w:val="both"/>
-        <w:rPr>
-          <w:rFonts w:ascii="Times New Roman" w:hAnsi="Times New Roman" w:cs="Times New Roman"/>
-          <w:sz w:val="28"/>
-          <w:szCs w:val="28"/>
-        </w:rPr>
-      </w:pPr>
-      <w:r>
-        <w:rPr>
-          <w:rFonts w:ascii="Times New Roman" w:hAnsi="Times New Roman" w:cs="Times New Roman"/>
-          <w:sz w:val="28"/>
-          <w:szCs w:val="28"/>
-        </w:rPr>
-        <w:t xml:space="preserve">The project can be developed using technologies such as </w:t>
-      </w:r>
-      <w:r>
-        <w:rPr>
-          <w:rFonts w:ascii="Times New Roman" w:hAnsi="Times New Roman" w:cs="Times New Roman"/>
-          <w:b/>
-          <w:bCs/>
-          <w:sz w:val="28"/>
-          <w:szCs w:val="28"/>
-        </w:rPr>
-        <w:t>Python, HTML, CSS, and JavaScript</w:t>
-      </w:r>
-      <w:r>
-        <w:rPr>
-          <w:rFonts w:ascii="Times New Roman" w:hAnsi="Times New Roman" w:cs="Times New Roman"/>
-          <w:sz w:val="28"/>
-          <w:szCs w:val="28"/>
-        </w:rPr>
-        <w:t xml:space="preserve">. Python can be used to handle the backend operations and communicate with the Weather API. HTML is used to create the structure of the webpage, while CSS is used to design and improve the appearance of the application. JavaScript can be used to add interactive features to the system. A framework such as </w:t>
-      </w:r>
-      <w:r>
-        <w:rPr>
-          <w:rFonts w:ascii="Times New Roman" w:hAnsi="Times New Roman" w:cs="Times New Roman"/>
-          <w:b/>
-          <w:bCs/>
-          <w:sz w:val="28"/>
-          <w:szCs w:val="28"/>
-        </w:rPr>
-        <w:t>Flask</w:t>
-      </w:r>
-      <w:r>
-        <w:rPr>
-          <w:rFonts w:ascii="Times New Roman" w:hAnsi="Times New Roman" w:cs="Times New Roman"/>
-          <w:sz w:val="28"/>
-          <w:szCs w:val="28"/>
-        </w:rPr>
-        <w:t xml:space="preserve"> can also be used to develop the web application.</w:t>
-      </w:r>
-    </w:p>
-    <w:p>
-      <w:pPr>
-        <w:spacing w:after="30" w:line="360" w:lineRule="auto"/>
-        <w:jc w:val="both"/>
-        <w:rPr>
-          <w:rFonts w:ascii="Times New Roman" w:hAnsi="Times New Roman" w:cs="Times New Roman"/>
-          <w:sz w:val="28"/>
-          <w:szCs w:val="28"/>
-        </w:rPr>
-      </w:pPr>
-      <w:r>
-        <w:rPr>
-          <w:rFonts w:ascii="Times New Roman" w:hAnsi="Times New Roman" w:cs="Times New Roman"/>
-          <w:sz w:val="28"/>
-          <w:szCs w:val="28"/>
-        </w:rPr>
-        <w:lastRenderedPageBreak/>
-        <w:t xml:space="preserve">One of the main concepts demonstrated by this project is </w:t>
-      </w:r>
-      <w:r>
-        <w:rPr>
-          <w:rFonts w:ascii="Times New Roman" w:hAnsi="Times New Roman" w:cs="Times New Roman"/>
-          <w:b/>
-          <w:bCs/>
-          <w:sz w:val="28"/>
-          <w:szCs w:val="28"/>
-        </w:rPr>
-        <w:t>API integration</w:t>
-      </w:r>
-      <w:r>
-        <w:rPr>
-          <w:rFonts w:ascii="Times New Roman" w:hAnsi="Times New Roman" w:cs="Times New Roman"/>
-          <w:sz w:val="28"/>
-          <w:szCs w:val="28"/>
-        </w:rPr>
-        <w:t>. An API allows the application to communicate with an external weather service without storing all weather data locally. Whenever the user searches for a location, the application can request the latest available weather information from the API. This makes the system more dynamic and useful compared to a system containing only static weather data.</w:t>
-      </w:r>
-    </w:p>
-    <w:p>
-      <w:pPr>
-        <w:spacing w:after="30" w:line="360" w:lineRule="auto"/>
-        <w:jc w:val="both"/>
-        <w:rPr>
-          <w:rFonts w:ascii="Times New Roman" w:hAnsi="Times New Roman" w:cs="Times New Roman"/>
-          <w:sz w:val="28"/>
-          <w:szCs w:val="28"/>
-        </w:rPr>
-      </w:pPr>
-      <w:r>
-        <w:rPr>
-          <w:rFonts w:ascii="Times New Roman" w:hAnsi="Times New Roman" w:cs="Times New Roman"/>
-          <w:sz w:val="28"/>
-          <w:szCs w:val="28"/>
-        </w:rPr>
-        <w:t>The system also includes basic error handling. If the user enters an invalid city name, the application can display a suitable message. Similarly, if there is an internet connection problem or the weather API is temporarily unavailable, the system can inform the user instead of showing incorrect information.</w:t>
-      </w:r>
-    </w:p>
-    <w:p>
-      <w:pPr>
-        <w:spacing w:after="30" w:line="360" w:lineRule="auto"/>
-        <w:jc w:val="both"/>
-        <w:rPr>
-          <w:rFonts w:ascii="Times New Roman" w:hAnsi="Times New Roman" w:cs="Times New Roman"/>
-          <w:sz w:val="28"/>
-          <w:szCs w:val="28"/>
-        </w:rPr>
-      </w:pPr>
-    </w:p>
-    <w:p>
-      <w:pPr>
-        <w:spacing w:after="30" w:line="360" w:lineRule="auto"/>
-        <w:jc w:val="both"/>
+      <w:r>
         <w:rPr>
           <w:rFonts w:ascii="Times New Roman" w:hAnsi="Times New Roman" w:cs="Times New Roman"/>
           <w:b/>
@@ -330,543 +334,1524 @@
           <w:szCs w:val="32"/>
           <w:u w:val="single"/>
         </w:rPr>
-      </w:pPr>
-      <w:r>
+        <w:t>Real-world relevance:</w:t>
+      </w:r>
+    </w:p>
+    <w:p>
+      <w:pPr>
+        <w:spacing w:after="30" w:line="360" w:lineRule="auto"/>
+        <w:jc w:val="both"/>
+        <w:rPr>
+          <w:rFonts w:ascii="Times New Roman" w:hAnsi="Times New Roman" w:cs="Times New Roman"/>
+          <w:sz w:val="28"/>
+          <w:szCs w:val="28"/>
+        </w:rPr>
+      </w:pPr>
+      <w:r>
+        <w:rPr>
+          <w:rFonts w:ascii="Times New Roman" w:hAnsi="Times New Roman" w:cs="Times New Roman"/>
+          <w:sz w:val="28"/>
+          <w:szCs w:val="28"/>
+        </w:rPr>
+        <w:t xml:space="preserve">Weather information is an important part of everyday life because weather conditions can affect people, transportation, agriculture, travel, businesses, and outdoor activities. Knowing the current and upcoming weather conditions helps people make better decisions and prepare for possible changes in the weather. The </w:t>
+      </w:r>
+      <w:r>
+        <w:rPr>
+          <w:rFonts w:ascii="Times New Roman" w:hAnsi="Times New Roman" w:cs="Times New Roman"/>
+          <w:b/>
+          <w:bCs/>
+          <w:sz w:val="28"/>
+          <w:szCs w:val="28"/>
+        </w:rPr>
+        <w:t>Weather Forecast System Using API</w:t>
+      </w:r>
+      <w:r>
+        <w:rPr>
+          <w:rFonts w:ascii="Times New Roman" w:hAnsi="Times New Roman" w:cs="Times New Roman"/>
+          <w:sz w:val="28"/>
+          <w:szCs w:val="28"/>
+        </w:rPr>
+        <w:t xml:space="preserve"> provides a simple way to access updated weather information through the internet.</w:t>
+      </w:r>
+    </w:p>
+    <w:p>
+      <w:pPr>
+        <w:spacing w:after="30" w:line="360" w:lineRule="auto"/>
+        <w:jc w:val="both"/>
+        <w:rPr>
+          <w:rFonts w:ascii="Times New Roman" w:hAnsi="Times New Roman" w:cs="Times New Roman"/>
+          <w:sz w:val="28"/>
+          <w:szCs w:val="28"/>
+        </w:rPr>
+      </w:pPr>
+      <w:r>
+        <w:rPr>
+          <w:rFonts w:ascii="Times New Roman" w:hAnsi="Times New Roman" w:cs="Times New Roman"/>
+          <w:sz w:val="28"/>
+          <w:szCs w:val="28"/>
+        </w:rPr>
+        <w:t>In the real world, people often need weather information before planning their daily activities. For example, a student may check the weather before going to college, a person may check the forecast before travelling, or a family may check the weather before planning an outdoor activity. By providing weather information in one simple application, the system saves time and makes the information easier to access.</w:t>
+      </w:r>
+    </w:p>
+    <w:p>
+      <w:pPr>
+        <w:spacing w:after="30" w:line="360" w:lineRule="auto"/>
+        <w:jc w:val="both"/>
+        <w:rPr>
+          <w:rFonts w:ascii="Times New Roman" w:hAnsi="Times New Roman" w:cs="Times New Roman"/>
+          <w:sz w:val="28"/>
+          <w:szCs w:val="28"/>
+        </w:rPr>
+      </w:pPr>
+      <w:r>
+        <w:rPr>
+          <w:rFonts w:ascii="Times New Roman" w:hAnsi="Times New Roman" w:cs="Times New Roman"/>
+          <w:sz w:val="28"/>
+          <w:szCs w:val="28"/>
+        </w:rPr>
+        <w:t xml:space="preserve">Weather forecasting is also important in </w:t>
+      </w:r>
+      <w:r>
+        <w:rPr>
+          <w:rFonts w:ascii="Times New Roman" w:hAnsi="Times New Roman" w:cs="Times New Roman"/>
+          <w:b/>
+          <w:bCs/>
+          <w:sz w:val="28"/>
+          <w:szCs w:val="28"/>
+        </w:rPr>
+        <w:t>agriculture</w:t>
+      </w:r>
+      <w:r>
+        <w:rPr>
+          <w:rFonts w:ascii="Times New Roman" w:hAnsi="Times New Roman" w:cs="Times New Roman"/>
+          <w:sz w:val="28"/>
+          <w:szCs w:val="28"/>
+        </w:rPr>
+        <w:t>. Farmers depend on weather conditions for activities such as sowing seeds, irrigation, harvesting, and protecting crops. Information about rainfall, temperature, and wind conditions can help farmers plan their activities more effectively. Although this project is not designed specifically for agricultural decision-making, it demonstrates how weather data can be accessed and presented to users.</w:t>
+      </w:r>
+    </w:p>
+    <w:p>
+      <w:pPr>
+        <w:spacing w:after="30" w:line="360" w:lineRule="auto"/>
+        <w:jc w:val="both"/>
+        <w:rPr>
+          <w:rFonts w:ascii="Times New Roman" w:hAnsi="Times New Roman" w:cs="Times New Roman"/>
+          <w:sz w:val="28"/>
+          <w:szCs w:val="28"/>
+        </w:rPr>
+      </w:pPr>
+      <w:r>
+        <w:rPr>
+          <w:rFonts w:ascii="Times New Roman" w:hAnsi="Times New Roman" w:cs="Times New Roman"/>
+          <w:sz w:val="28"/>
+          <w:szCs w:val="28"/>
+        </w:rPr>
+        <w:lastRenderedPageBreak/>
+        <w:t xml:space="preserve">The project is also useful for </w:t>
+      </w:r>
+      <w:r>
+        <w:rPr>
+          <w:rFonts w:ascii="Times New Roman" w:hAnsi="Times New Roman" w:cs="Times New Roman"/>
+          <w:b/>
+          <w:bCs/>
+          <w:sz w:val="28"/>
+          <w:szCs w:val="28"/>
+        </w:rPr>
+        <w:t>travel and tourism</w:t>
+      </w:r>
+      <w:r>
+        <w:rPr>
+          <w:rFonts w:ascii="Times New Roman" w:hAnsi="Times New Roman" w:cs="Times New Roman"/>
+          <w:sz w:val="28"/>
+          <w:szCs w:val="28"/>
+        </w:rPr>
+        <w:t>. Before travelling to another city or location, people can check the expected weather conditions and plan their clothing, transportation, and activities accordingly. For example, if heavy rainfall is expected, a traveller may change outdoor plans or carry appropriate equipment.</w:t>
+      </w:r>
+    </w:p>
+    <w:p>
+      <w:pPr>
+        <w:spacing w:after="30" w:line="360" w:lineRule="auto"/>
+        <w:jc w:val="both"/>
+        <w:rPr>
+          <w:rFonts w:ascii="Times New Roman" w:hAnsi="Times New Roman" w:cs="Times New Roman"/>
+          <w:sz w:val="28"/>
+          <w:szCs w:val="28"/>
+        </w:rPr>
+      </w:pPr>
+      <w:r>
+        <w:rPr>
+          <w:rFonts w:ascii="Times New Roman" w:hAnsi="Times New Roman" w:cs="Times New Roman"/>
+          <w:sz w:val="28"/>
+          <w:szCs w:val="28"/>
+        </w:rPr>
+        <w:t xml:space="preserve">Weather conditions can also affect </w:t>
+      </w:r>
+      <w:r>
+        <w:rPr>
+          <w:rFonts w:ascii="Times New Roman" w:hAnsi="Times New Roman" w:cs="Times New Roman"/>
+          <w:b/>
+          <w:bCs/>
+          <w:sz w:val="28"/>
+          <w:szCs w:val="28"/>
+        </w:rPr>
+        <w:t>transportation and outdoor events</w:t>
+      </w:r>
+      <w:r>
+        <w:rPr>
+          <w:rFonts w:ascii="Times New Roman" w:hAnsi="Times New Roman" w:cs="Times New Roman"/>
+          <w:sz w:val="28"/>
+          <w:szCs w:val="28"/>
+        </w:rPr>
+        <w:t>. Airlines, road transport services, and event organizers need weather information for planning and safety purposes. Heavy rain, strong winds, storms, or extreme temperatures can create difficulties in transportation and outdoor activities. A weather information system can provide useful information that supports better planning.</w:t>
+      </w:r>
+    </w:p>
+    <w:p>
+      <w:pPr>
+        <w:spacing w:after="30" w:line="360" w:lineRule="auto"/>
+        <w:jc w:val="both"/>
+        <w:rPr>
+          <w:rFonts w:ascii="Times New Roman" w:hAnsi="Times New Roman" w:cs="Times New Roman"/>
+          <w:sz w:val="28"/>
+          <w:szCs w:val="28"/>
+        </w:rPr>
+      </w:pPr>
+      <w:r>
+        <w:rPr>
+          <w:rFonts w:ascii="Times New Roman" w:hAnsi="Times New Roman" w:cs="Times New Roman"/>
+          <w:sz w:val="28"/>
+          <w:szCs w:val="28"/>
+        </w:rPr>
+        <w:t xml:space="preserve">Another important real-world relevance of this project is </w:t>
+      </w:r>
+      <w:r>
+        <w:rPr>
+          <w:rFonts w:ascii="Times New Roman" w:hAnsi="Times New Roman" w:cs="Times New Roman"/>
+          <w:b/>
+          <w:bCs/>
+          <w:sz w:val="28"/>
+          <w:szCs w:val="28"/>
+        </w:rPr>
+        <w:t>API integration</w:t>
+      </w:r>
+      <w:r>
+        <w:rPr>
+          <w:rFonts w:ascii="Times New Roman" w:hAnsi="Times New Roman" w:cs="Times New Roman"/>
+          <w:sz w:val="28"/>
+          <w:szCs w:val="28"/>
+        </w:rPr>
+        <w:t>. Modern websites and applications frequently use APIs to obtain information from external services. For example, applications use APIs for maps, payments, news, social media, currency conversion, and weather information. This project provides practical knowledge about how an application sends a request to an external server, receives data, processes it, and displays the result to the user.</w:t>
+      </w:r>
+    </w:p>
+    <w:p>
+      <w:pPr>
+        <w:spacing w:after="30" w:line="360" w:lineRule="auto"/>
+        <w:jc w:val="both"/>
+        <w:rPr>
+          <w:rFonts w:ascii="Times New Roman" w:hAnsi="Times New Roman" w:cs="Times New Roman"/>
+          <w:sz w:val="28"/>
+          <w:szCs w:val="28"/>
+        </w:rPr>
+      </w:pPr>
+      <w:r>
+        <w:rPr>
+          <w:rFonts w:ascii="Times New Roman" w:hAnsi="Times New Roman" w:cs="Times New Roman"/>
+          <w:sz w:val="28"/>
+          <w:szCs w:val="28"/>
+        </w:rPr>
+        <w:t xml:space="preserve">The project also demonstrates the use of </w:t>
+      </w:r>
+      <w:r>
+        <w:rPr>
+          <w:rFonts w:ascii="Times New Roman" w:hAnsi="Times New Roman" w:cs="Times New Roman"/>
+          <w:b/>
+          <w:bCs/>
+          <w:sz w:val="28"/>
+          <w:szCs w:val="28"/>
+        </w:rPr>
+        <w:t>real-time data</w:t>
+      </w:r>
+      <w:r>
+        <w:rPr>
+          <w:rFonts w:ascii="Times New Roman" w:hAnsi="Times New Roman" w:cs="Times New Roman"/>
+          <w:sz w:val="28"/>
+          <w:szCs w:val="28"/>
+        </w:rPr>
+        <w:t xml:space="preserve">. Weather information changes continuously, so users need updated information rather than old stored data. </w:t>
+      </w:r>
+    </w:p>
+    <w:p>
+      <w:pPr>
+        <w:spacing w:after="30" w:line="360" w:lineRule="auto"/>
+        <w:jc w:val="both"/>
+        <w:rPr>
+          <w:rFonts w:ascii="Times New Roman" w:hAnsi="Times New Roman" w:cs="Times New Roman"/>
+          <w:sz w:val="28"/>
+          <w:szCs w:val="28"/>
+        </w:rPr>
+      </w:pPr>
+      <w:r>
+        <w:rPr>
+          <w:rFonts w:ascii="Times New Roman" w:hAnsi="Times New Roman" w:cs="Times New Roman"/>
+          <w:sz w:val="28"/>
+          <w:szCs w:val="28"/>
+        </w:rPr>
+        <w:t>By connecting the application to a weather API, the system can request the latest available information whenever the user searches for a location. This makes the application more practical for real-world use.</w:t>
+      </w:r>
+    </w:p>
+    <w:p>
+      <w:pPr>
+        <w:spacing w:after="30" w:line="360" w:lineRule="auto"/>
+        <w:jc w:val="both"/>
+        <w:rPr>
+          <w:rFonts w:ascii="Times New Roman" w:hAnsi="Times New Roman" w:cs="Times New Roman"/>
+          <w:sz w:val="28"/>
+          <w:szCs w:val="28"/>
+        </w:rPr>
+      </w:pPr>
+      <w:r>
+        <w:rPr>
+          <w:rFonts w:ascii="Times New Roman" w:hAnsi="Times New Roman" w:cs="Times New Roman"/>
+          <w:sz w:val="28"/>
+          <w:szCs w:val="28"/>
+        </w:rPr>
+        <w:t xml:space="preserve">From an educational point of view, this project is important because it helps students understand how different parts of a modern application work together. Students can learn about </w:t>
+      </w:r>
+      <w:r>
+        <w:rPr>
+          <w:rFonts w:ascii="Times New Roman" w:hAnsi="Times New Roman" w:cs="Times New Roman"/>
+          <w:b/>
+          <w:bCs/>
+          <w:sz w:val="28"/>
+          <w:szCs w:val="28"/>
+        </w:rPr>
+        <w:t>web development, API requests, JSON data, frontend design, backend programming, error handling, and internet-based services</w:t>
+      </w:r>
+      <w:r>
+        <w:rPr>
+          <w:rFonts w:ascii="Times New Roman" w:hAnsi="Times New Roman" w:cs="Times New Roman"/>
+          <w:sz w:val="28"/>
+          <w:szCs w:val="28"/>
+        </w:rPr>
+        <w:t>. These concepts are commonly used in real-world software development.</w:t>
+      </w:r>
+    </w:p>
+    <w:p>
+      <w:pPr>
+        <w:spacing w:after="30" w:line="360" w:lineRule="auto"/>
+        <w:jc w:val="both"/>
+        <w:rPr>
+          <w:rFonts w:ascii="Times New Roman" w:hAnsi="Times New Roman" w:cs="Times New Roman"/>
+          <w:sz w:val="28"/>
+          <w:szCs w:val="28"/>
+        </w:rPr>
+      </w:pPr>
+      <w:r>
+        <w:rPr>
+          <w:rFonts w:ascii="Times New Roman" w:hAnsi="Times New Roman" w:cs="Times New Roman"/>
+          <w:sz w:val="28"/>
+          <w:szCs w:val="28"/>
+        </w:rPr>
+        <w:lastRenderedPageBreak/>
+        <w:t>The project can also be expanded into a more advanced system. Features such as automatic location detection, multiple-day forecasts, weather alerts, weather maps, air-quality information, sunrise and sunset timings, and mobile notifications can be added in the future. Therefore, the project provides a basic foundation for developing a complete weather application.</w:t>
+      </w:r>
+    </w:p>
+    <w:p>
+      <w:pPr>
+        <w:spacing w:after="30" w:line="360" w:lineRule="auto"/>
+        <w:jc w:val="both"/>
+        <w:rPr>
+          <w:rFonts w:ascii="Times New Roman" w:hAnsi="Times New Roman" w:cs="Times New Roman"/>
+          <w:sz w:val="28"/>
+          <w:szCs w:val="28"/>
+        </w:rPr>
+      </w:pPr>
+      <w:r>
+        <w:rPr>
+          <w:rFonts w:ascii="Times New Roman" w:hAnsi="Times New Roman" w:cs="Times New Roman"/>
+          <w:sz w:val="28"/>
+          <w:szCs w:val="28"/>
+        </w:rPr>
+        <w:t xml:space="preserve">Overall, the Weather Forecast System Using API matters because it provides </w:t>
+      </w:r>
+      <w:r>
+        <w:rPr>
+          <w:rFonts w:ascii="Times New Roman" w:hAnsi="Times New Roman" w:cs="Times New Roman"/>
+          <w:b/>
+          <w:bCs/>
+          <w:sz w:val="28"/>
+          <w:szCs w:val="28"/>
+        </w:rPr>
+        <w:t>quick access to useful weather information</w:t>
+      </w:r>
+      <w:r>
+        <w:rPr>
+          <w:rFonts w:ascii="Times New Roman" w:hAnsi="Times New Roman" w:cs="Times New Roman"/>
+          <w:sz w:val="28"/>
+          <w:szCs w:val="28"/>
+        </w:rPr>
+        <w:t xml:space="preserve"> while demonstrating a technology that is widely used in modern applications. It connects a simple student-level project with a real-world problem and shows how APIs can be used to create practical, dynamic, and user-friendly software systems.</w:t>
+      </w:r>
+    </w:p>
+    <w:p>
+      <w:pPr>
+        <w:spacing w:after="30" w:line="360" w:lineRule="auto"/>
+        <w:jc w:val="both"/>
+        <w:rPr>
+          <w:rFonts w:ascii="Times New Roman" w:hAnsi="Times New Roman" w:cs="Times New Roman"/>
+          <w:sz w:val="28"/>
+          <w:szCs w:val="28"/>
+        </w:rPr>
+      </w:pPr>
+    </w:p>
+    <w:p>
+      <w:pPr>
+        <w:spacing w:after="30" w:line="360" w:lineRule="auto"/>
+        <w:jc w:val="both"/>
+        <w:rPr>
+          <w:rFonts w:ascii="Times New Roman" w:hAnsi="Times New Roman" w:cs="Times New Roman"/>
+          <w:sz w:val="28"/>
+          <w:szCs w:val="28"/>
+        </w:rPr>
+      </w:pPr>
+    </w:p>
+    <w:p>
+      <w:pPr>
+        <w:spacing w:after="30" w:line="360" w:lineRule="auto"/>
+        <w:jc w:val="both"/>
+        <w:rPr>
+          <w:rFonts w:ascii="Times New Roman" w:hAnsi="Times New Roman" w:cs="Times New Roman"/>
+          <w:sz w:val="28"/>
+          <w:szCs w:val="28"/>
+        </w:rPr>
+      </w:pPr>
+    </w:p>
+    <w:p>
+      <w:pPr>
+        <w:spacing w:after="30" w:line="360" w:lineRule="auto"/>
+        <w:jc w:val="both"/>
+        <w:rPr>
+          <w:rFonts w:ascii="Times New Roman" w:hAnsi="Times New Roman" w:cs="Times New Roman"/>
+          <w:sz w:val="28"/>
+          <w:szCs w:val="28"/>
+        </w:rPr>
+      </w:pPr>
+    </w:p>
+    <w:p>
+      <w:pPr>
+        <w:spacing w:after="30" w:line="360" w:lineRule="auto"/>
+        <w:jc w:val="both"/>
+        <w:rPr>
+          <w:rFonts w:ascii="Times New Roman" w:hAnsi="Times New Roman" w:cs="Times New Roman"/>
+          <w:sz w:val="28"/>
+          <w:szCs w:val="28"/>
+        </w:rPr>
+      </w:pPr>
+    </w:p>
+    <w:p>
+      <w:pPr>
+        <w:spacing w:after="30" w:line="360" w:lineRule="auto"/>
+        <w:jc w:val="both"/>
+        <w:rPr>
+          <w:rFonts w:ascii="Times New Roman" w:hAnsi="Times New Roman" w:cs="Times New Roman"/>
+          <w:sz w:val="28"/>
+          <w:szCs w:val="28"/>
+        </w:rPr>
+      </w:pPr>
+    </w:p>
+    <w:p>
+      <w:pPr>
+        <w:spacing w:after="30" w:line="360" w:lineRule="auto"/>
+        <w:jc w:val="both"/>
+        <w:rPr>
+          <w:rFonts w:ascii="Times New Roman" w:hAnsi="Times New Roman" w:cs="Times New Roman"/>
+          <w:sz w:val="28"/>
+          <w:szCs w:val="28"/>
+        </w:rPr>
+      </w:pPr>
+    </w:p>
+    <w:p>
+      <w:pPr>
+        <w:spacing w:after="30" w:line="360" w:lineRule="auto"/>
+        <w:jc w:val="both"/>
+        <w:rPr>
+          <w:rFonts w:ascii="Times New Roman" w:hAnsi="Times New Roman" w:cs="Times New Roman"/>
+          <w:sz w:val="28"/>
+          <w:szCs w:val="28"/>
+        </w:rPr>
+      </w:pPr>
+    </w:p>
+    <w:p>
+      <w:pPr>
+        <w:spacing w:after="30" w:line="360" w:lineRule="auto"/>
+        <w:jc w:val="both"/>
+        <w:rPr>
+          <w:rFonts w:ascii="Times New Roman" w:hAnsi="Times New Roman" w:cs="Times New Roman"/>
+          <w:sz w:val="28"/>
+          <w:szCs w:val="28"/>
+        </w:rPr>
+      </w:pPr>
+    </w:p>
+    <w:p>
+      <w:pPr>
+        <w:spacing w:after="30" w:line="360" w:lineRule="auto"/>
+        <w:jc w:val="both"/>
+        <w:rPr>
+          <w:rFonts w:ascii="Times New Roman" w:hAnsi="Times New Roman" w:cs="Times New Roman"/>
+          <w:sz w:val="28"/>
+          <w:szCs w:val="28"/>
+        </w:rPr>
+      </w:pPr>
+    </w:p>
+    <w:p>
+      <w:pPr>
+        <w:spacing w:after="30" w:line="360" w:lineRule="auto"/>
+        <w:jc w:val="both"/>
+        <w:rPr>
+          <w:rFonts w:ascii="Times New Roman" w:hAnsi="Times New Roman" w:cs="Times New Roman"/>
+          <w:sz w:val="28"/>
+          <w:szCs w:val="28"/>
+        </w:rPr>
+      </w:pPr>
+    </w:p>
+    <w:p>
+      <w:pPr>
+        <w:spacing w:after="30" w:line="360" w:lineRule="auto"/>
+        <w:jc w:val="both"/>
+        <w:rPr>
+          <w:rFonts w:ascii="Times New Roman" w:hAnsi="Times New Roman" w:cs="Times New Roman"/>
+          <w:sz w:val="28"/>
+          <w:szCs w:val="28"/>
+        </w:rPr>
+      </w:pPr>
+    </w:p>
+    <w:p>
+      <w:pPr>
+        <w:spacing w:after="30" w:line="360" w:lineRule="auto"/>
+        <w:jc w:val="both"/>
+        <w:rPr>
+          <w:rFonts w:ascii="Times New Roman" w:hAnsi="Times New Roman" w:cs="Times New Roman"/>
+          <w:sz w:val="28"/>
+          <w:szCs w:val="28"/>
+        </w:rPr>
+      </w:pPr>
+    </w:p>
+    <w:p>
+      <w:pPr>
+        <w:spacing w:after="30" w:line="360" w:lineRule="auto"/>
+        <w:jc w:val="both"/>
+        <w:rPr>
+          <w:rFonts w:ascii="Times New Roman" w:hAnsi="Times New Roman" w:cs="Times New Roman"/>
+          <w:sz w:val="28"/>
+          <w:szCs w:val="28"/>
+        </w:rPr>
+      </w:pPr>
+    </w:p>
+    <w:p>
+      <w:pPr>
+        <w:spacing w:after="30" w:line="360" w:lineRule="auto"/>
+        <w:jc w:val="both"/>
+        <w:rPr>
+          <w:rFonts w:ascii="Times New Roman" w:hAnsi="Times New Roman" w:cs="Times New Roman"/>
+          <w:sz w:val="28"/>
+          <w:szCs w:val="28"/>
+        </w:rPr>
+      </w:pPr>
+    </w:p>
+    <w:p>
+      <w:pPr>
+        <w:spacing w:after="30" w:line="360" w:lineRule="auto"/>
+        <w:jc w:val="both"/>
+        <w:rPr>
+          <w:rFonts w:ascii="Times New Roman" w:hAnsi="Times New Roman" w:cs="Times New Roman"/>
+          <w:sz w:val="28"/>
+          <w:szCs w:val="28"/>
+        </w:rPr>
+      </w:pPr>
+    </w:p>
+    <w:p>
+      <w:pPr>
+        <w:spacing w:after="30" w:line="360" w:lineRule="auto"/>
+        <w:jc w:val="both"/>
+        <w:rPr>
+          <w:rFonts w:ascii="Times New Roman" w:hAnsi="Times New Roman" w:cs="Times New Roman"/>
+          <w:b/>
+          <w:bCs/>
+          <w:sz w:val="40"/>
+          <w:szCs w:val="40"/>
+        </w:rPr>
+      </w:pPr>
+    </w:p>
+    <w:p>
+      <w:pPr>
+        <w:spacing w:after="30" w:line="360" w:lineRule="auto"/>
+        <w:jc w:val="both"/>
+        <w:rPr>
+          <w:rFonts w:ascii="Times New Roman" w:hAnsi="Times New Roman" w:cs="Times New Roman"/>
+          <w:b/>
+          <w:bCs/>
+          <w:sz w:val="40"/>
+          <w:szCs w:val="40"/>
+        </w:rPr>
+      </w:pPr>
+      <w:r>
+        <w:rPr>
+          <w:rFonts w:ascii="Times New Roman" w:hAnsi="Times New Roman" w:cs="Times New Roman"/>
+          <w:b/>
+          <w:bCs/>
+          <w:sz w:val="40"/>
+          <w:szCs w:val="40"/>
+        </w:rPr>
+        <w:lastRenderedPageBreak/>
+        <w:t>Objectives</w:t>
+      </w:r>
+    </w:p>
+    <w:p>
+      <w:pPr>
+        <w:spacing w:after="30" w:line="360" w:lineRule="auto"/>
+        <w:jc w:val="both"/>
+        <w:rPr>
+          <w:rFonts w:ascii="Times New Roman" w:hAnsi="Times New Roman" w:cs="Times New Roman"/>
+          <w:sz w:val="28"/>
+          <w:szCs w:val="28"/>
+        </w:rPr>
+      </w:pPr>
+      <w:r>
+        <w:rPr>
+          <w:rFonts w:ascii="Times New Roman" w:hAnsi="Times New Roman" w:cs="Times New Roman"/>
+          <w:sz w:val="28"/>
+          <w:szCs w:val="28"/>
+        </w:rPr>
+        <w:t xml:space="preserve">The main objective of the </w:t>
+      </w:r>
+      <w:r>
+        <w:rPr>
+          <w:rFonts w:ascii="Times New Roman" w:hAnsi="Times New Roman" w:cs="Times New Roman"/>
+          <w:b/>
+          <w:bCs/>
+          <w:sz w:val="28"/>
+          <w:szCs w:val="28"/>
+        </w:rPr>
+        <w:t>Weather Forecast System Using API</w:t>
+      </w:r>
+      <w:r>
+        <w:rPr>
+          <w:rFonts w:ascii="Times New Roman" w:hAnsi="Times New Roman" w:cs="Times New Roman"/>
+          <w:sz w:val="28"/>
+          <w:szCs w:val="28"/>
+        </w:rPr>
+        <w:t xml:space="preserve"> is to develop a simple and user-friendly application that can provide updated weather information for a selected location. The system is designed to make weather information easily accessible to users by connecting the application with an online Weather API. Instead of manually searching for weather information from different sources, the user can enter the name of a city and get the required weather details through the system.</w:t>
+      </w:r>
+    </w:p>
+    <w:p>
+      <w:pPr>
+        <w:spacing w:after="30" w:line="360" w:lineRule="auto"/>
+        <w:jc w:val="both"/>
+        <w:rPr>
+          <w:rFonts w:ascii="Times New Roman" w:hAnsi="Times New Roman" w:cs="Times New Roman"/>
+          <w:sz w:val="28"/>
+          <w:szCs w:val="28"/>
+        </w:rPr>
+      </w:pPr>
+    </w:p>
+    <w:p>
+      <w:pPr>
+        <w:spacing w:after="30" w:line="360" w:lineRule="auto"/>
+        <w:jc w:val="both"/>
+        <w:rPr>
+          <w:rFonts w:ascii="Times New Roman" w:hAnsi="Times New Roman" w:cs="Times New Roman"/>
+          <w:b/>
+          <w:bCs/>
+          <w:sz w:val="28"/>
+          <w:szCs w:val="28"/>
+        </w:rPr>
+      </w:pPr>
+      <w:r>
+        <w:rPr>
+          <w:rFonts w:ascii="Times New Roman" w:hAnsi="Times New Roman" w:cs="Times New Roman"/>
+          <w:b/>
+          <w:bCs/>
+          <w:sz w:val="28"/>
+          <w:szCs w:val="28"/>
+        </w:rPr>
+        <w:t>The following are the major objectives of the project:</w:t>
+      </w:r>
+    </w:p>
+    <w:p>
+      <w:pPr>
+        <w:spacing w:after="30" w:line="360" w:lineRule="auto"/>
+        <w:jc w:val="both"/>
+        <w:rPr>
+          <w:rFonts w:ascii="Times New Roman" w:hAnsi="Times New Roman" w:cs="Times New Roman"/>
+          <w:b/>
+          <w:bCs/>
+          <w:sz w:val="28"/>
+          <w:szCs w:val="28"/>
+        </w:rPr>
+      </w:pPr>
+      <w:r>
+        <w:rPr>
+          <w:rFonts w:ascii="Times New Roman" w:hAnsi="Times New Roman" w:cs="Times New Roman"/>
+          <w:b/>
+          <w:bCs/>
+          <w:sz w:val="28"/>
+          <w:szCs w:val="28"/>
+        </w:rPr>
+        <w:t>1. To develop a simple Weather Forecast System:</w:t>
+      </w:r>
+    </w:p>
+    <w:p>
+      <w:pPr>
+        <w:spacing w:after="30" w:line="360" w:lineRule="auto"/>
+        <w:jc w:val="both"/>
+        <w:rPr>
+          <w:rFonts w:ascii="Times New Roman" w:hAnsi="Times New Roman" w:cs="Times New Roman"/>
+          <w:sz w:val="28"/>
+          <w:szCs w:val="28"/>
+        </w:rPr>
+      </w:pPr>
+      <w:r>
+        <w:rPr>
+          <w:rFonts w:ascii="Times New Roman" w:hAnsi="Times New Roman" w:cs="Times New Roman"/>
+          <w:sz w:val="28"/>
+          <w:szCs w:val="28"/>
+        </w:rPr>
+        <w:t>The first objective of this project is to develop a simple system that can provide weather information to users. The system should be easy to understand and easy to operate. The user does not require advanced technical knowledge to use the application. By entering a city or location, the user can obtain the available weather information.</w:t>
+      </w:r>
+    </w:p>
+    <w:p>
+      <w:pPr>
+        <w:spacing w:after="30" w:line="360" w:lineRule="auto"/>
+        <w:jc w:val="both"/>
+        <w:rPr>
+          <w:rFonts w:ascii="Times New Roman" w:hAnsi="Times New Roman" w:cs="Times New Roman"/>
+          <w:b/>
+          <w:bCs/>
+          <w:sz w:val="28"/>
+          <w:szCs w:val="28"/>
+        </w:rPr>
+      </w:pPr>
+      <w:r>
+        <w:rPr>
+          <w:rFonts w:ascii="Times New Roman" w:hAnsi="Times New Roman" w:cs="Times New Roman"/>
+          <w:b/>
+          <w:bCs/>
+          <w:sz w:val="28"/>
+          <w:szCs w:val="28"/>
+        </w:rPr>
+        <w:t>2. To provide current weather information:</w:t>
+      </w:r>
+    </w:p>
+    <w:p>
+      <w:pPr>
+        <w:spacing w:after="30" w:line="360" w:lineRule="auto"/>
+        <w:jc w:val="both"/>
+        <w:rPr>
+          <w:rFonts w:ascii="Times New Roman" w:hAnsi="Times New Roman" w:cs="Times New Roman"/>
+          <w:sz w:val="28"/>
+          <w:szCs w:val="28"/>
+        </w:rPr>
+      </w:pPr>
+      <w:r>
+        <w:rPr>
+          <w:rFonts w:ascii="Times New Roman" w:hAnsi="Times New Roman" w:cs="Times New Roman"/>
+          <w:sz w:val="28"/>
+          <w:szCs w:val="28"/>
+        </w:rPr>
+        <w:t>The system aims to provide current weather information for the selected location. Weather information may include current temperature, weather condition, humidity, wind speed, atmospheric pressure, and other available details. This helps users understand the present weather condition of a particular location.</w:t>
+      </w:r>
+    </w:p>
+    <w:p>
+      <w:pPr>
+        <w:spacing w:after="30" w:line="360" w:lineRule="auto"/>
+        <w:jc w:val="both"/>
+        <w:rPr>
+          <w:rFonts w:ascii="Times New Roman" w:hAnsi="Times New Roman" w:cs="Times New Roman"/>
+          <w:b/>
+          <w:bCs/>
+          <w:sz w:val="28"/>
+          <w:szCs w:val="28"/>
+        </w:rPr>
+      </w:pPr>
+      <w:r>
+        <w:rPr>
+          <w:rFonts w:ascii="Times New Roman" w:hAnsi="Times New Roman" w:cs="Times New Roman"/>
+          <w:b/>
+          <w:bCs/>
+          <w:sz w:val="28"/>
+          <w:szCs w:val="28"/>
+        </w:rPr>
+        <w:t>3. To use Weather API for retrieving weather data:</w:t>
+      </w:r>
+    </w:p>
+    <w:p>
+      <w:pPr>
+        <w:spacing w:after="30" w:line="360" w:lineRule="auto"/>
+        <w:jc w:val="both"/>
+        <w:rPr>
+          <w:rFonts w:ascii="Times New Roman" w:hAnsi="Times New Roman" w:cs="Times New Roman"/>
+          <w:sz w:val="28"/>
+          <w:szCs w:val="28"/>
+        </w:rPr>
+      </w:pPr>
+      <w:r>
+        <w:rPr>
+          <w:rFonts w:ascii="Times New Roman" w:hAnsi="Times New Roman" w:cs="Times New Roman"/>
+          <w:sz w:val="28"/>
+          <w:szCs w:val="28"/>
+        </w:rPr>
+        <w:t xml:space="preserve">An important objective of this project is to learn and implement the use of a </w:t>
+      </w:r>
+      <w:r>
+        <w:rPr>
+          <w:rFonts w:ascii="Times New Roman" w:hAnsi="Times New Roman" w:cs="Times New Roman"/>
+          <w:b/>
+          <w:bCs/>
+          <w:sz w:val="28"/>
+          <w:szCs w:val="28"/>
+        </w:rPr>
+        <w:t>Weather API</w:t>
+      </w:r>
+      <w:r>
+        <w:rPr>
+          <w:rFonts w:ascii="Times New Roman" w:hAnsi="Times New Roman" w:cs="Times New Roman"/>
+          <w:sz w:val="28"/>
+          <w:szCs w:val="28"/>
+        </w:rPr>
+        <w:t>. The API allows the application to communicate with an external weather service and retrieve weather information. Instead of creating a large database of weather information manually, the system requests the required data from the Weather API.</w:t>
+      </w:r>
+    </w:p>
+    <w:p>
+      <w:pPr>
+        <w:spacing w:after="30" w:line="360" w:lineRule="auto"/>
+        <w:jc w:val="both"/>
+        <w:rPr>
+          <w:rFonts w:ascii="Times New Roman" w:hAnsi="Times New Roman" w:cs="Times New Roman"/>
+          <w:b/>
+          <w:bCs/>
+          <w:sz w:val="28"/>
+          <w:szCs w:val="28"/>
+        </w:rPr>
+      </w:pPr>
+    </w:p>
+    <w:p>
+      <w:pPr>
+        <w:spacing w:after="30" w:line="360" w:lineRule="auto"/>
+        <w:jc w:val="both"/>
+        <w:rPr>
+          <w:rFonts w:ascii="Times New Roman" w:hAnsi="Times New Roman" w:cs="Times New Roman"/>
+          <w:b/>
+          <w:bCs/>
+          <w:sz w:val="28"/>
+          <w:szCs w:val="28"/>
+        </w:rPr>
+      </w:pPr>
+      <w:r>
+        <w:rPr>
+          <w:rFonts w:ascii="Times New Roman" w:hAnsi="Times New Roman" w:cs="Times New Roman"/>
+          <w:b/>
+          <w:bCs/>
+          <w:sz w:val="28"/>
+          <w:szCs w:val="28"/>
+        </w:rPr>
+        <w:lastRenderedPageBreak/>
+        <w:t>4. To retrieve updated weather data:</w:t>
+      </w:r>
+    </w:p>
+    <w:p>
+      <w:pPr>
+        <w:spacing w:after="30" w:line="360" w:lineRule="auto"/>
+        <w:jc w:val="both"/>
+        <w:rPr>
+          <w:rFonts w:ascii="Times New Roman" w:hAnsi="Times New Roman" w:cs="Times New Roman"/>
+          <w:sz w:val="28"/>
+          <w:szCs w:val="28"/>
+        </w:rPr>
+      </w:pPr>
+      <w:r>
+        <w:rPr>
+          <w:rFonts w:ascii="Times New Roman" w:hAnsi="Times New Roman" w:cs="Times New Roman"/>
+          <w:sz w:val="28"/>
+          <w:szCs w:val="28"/>
+        </w:rPr>
+        <w:t>Weather conditions can change frequently. Therefore, another objective is to retrieve updated information whenever the user searches for a location. The application sends a request to the Weather API and receives the latest available weather data. This makes the system more useful than a system based only on fixed or previously stored information.</w:t>
+      </w:r>
+    </w:p>
+    <w:p>
+      <w:pPr>
+        <w:spacing w:after="30" w:line="360" w:lineRule="auto"/>
+        <w:jc w:val="both"/>
+        <w:rPr>
+          <w:rFonts w:ascii="Times New Roman" w:hAnsi="Times New Roman" w:cs="Times New Roman"/>
+          <w:b/>
+          <w:bCs/>
+          <w:sz w:val="28"/>
+          <w:szCs w:val="28"/>
+        </w:rPr>
+      </w:pPr>
+      <w:r>
+        <w:rPr>
+          <w:rFonts w:ascii="Times New Roman" w:hAnsi="Times New Roman" w:cs="Times New Roman"/>
+          <w:b/>
+          <w:bCs/>
+          <w:sz w:val="28"/>
+          <w:szCs w:val="28"/>
+        </w:rPr>
+        <w:t>5. To provide a user-friendly interface:</w:t>
+      </w:r>
+    </w:p>
+    <w:p>
+      <w:pPr>
+        <w:spacing w:after="30" w:line="360" w:lineRule="auto"/>
+        <w:jc w:val="both"/>
+        <w:rPr>
+          <w:rFonts w:ascii="Times New Roman" w:hAnsi="Times New Roman" w:cs="Times New Roman"/>
+          <w:sz w:val="28"/>
+          <w:szCs w:val="28"/>
+        </w:rPr>
+      </w:pPr>
+      <w:r>
+        <w:rPr>
+          <w:rFonts w:ascii="Times New Roman" w:hAnsi="Times New Roman" w:cs="Times New Roman"/>
+          <w:sz w:val="28"/>
+          <w:szCs w:val="28"/>
+        </w:rPr>
+        <w:t>The project aims to create a simple and user-friendly interface. Users should be able to understand the different fields and weather information without difficulty. The application can contain a search box where the user enters the city name and a button to search for the weather information.</w:t>
+      </w:r>
+    </w:p>
+    <w:p>
+      <w:pPr>
+        <w:spacing w:after="30" w:line="360" w:lineRule="auto"/>
+        <w:jc w:val="both"/>
+        <w:rPr>
+          <w:rFonts w:ascii="Times New Roman" w:hAnsi="Times New Roman" w:cs="Times New Roman"/>
+          <w:b/>
+          <w:bCs/>
+          <w:sz w:val="28"/>
+          <w:szCs w:val="28"/>
+        </w:rPr>
+      </w:pPr>
+      <w:r>
+        <w:rPr>
+          <w:rFonts w:ascii="Times New Roman" w:hAnsi="Times New Roman" w:cs="Times New Roman"/>
+          <w:b/>
+          <w:bCs/>
+          <w:sz w:val="28"/>
+          <w:szCs w:val="28"/>
+        </w:rPr>
+        <w:t>6. To display weather information clearly:</w:t>
+      </w:r>
+    </w:p>
+    <w:p>
+      <w:pPr>
+        <w:spacing w:after="30" w:line="360" w:lineRule="auto"/>
+        <w:jc w:val="both"/>
+        <w:rPr>
+          <w:rFonts w:ascii="Times New Roman" w:hAnsi="Times New Roman" w:cs="Times New Roman"/>
+          <w:sz w:val="28"/>
+          <w:szCs w:val="28"/>
+        </w:rPr>
+      </w:pPr>
+      <w:r>
+        <w:rPr>
+          <w:rFonts w:ascii="Times New Roman" w:hAnsi="Times New Roman" w:cs="Times New Roman"/>
+          <w:sz w:val="28"/>
+          <w:szCs w:val="28"/>
+        </w:rPr>
+        <w:t>Another objective is to display the retrieved weather information in a clear and organized manner. Important information such as city name, temperature, humidity, wind speed, and weather condition should be displayed properly. A well-organized display helps users understand the weather information quickly.</w:t>
+      </w:r>
+    </w:p>
+    <w:p>
+      <w:pPr>
+        <w:spacing w:after="30" w:line="360" w:lineRule="auto"/>
+        <w:jc w:val="both"/>
+        <w:rPr>
+          <w:rFonts w:ascii="Times New Roman" w:hAnsi="Times New Roman" w:cs="Times New Roman"/>
+          <w:b/>
+          <w:bCs/>
+          <w:sz w:val="28"/>
+          <w:szCs w:val="28"/>
+        </w:rPr>
+      </w:pPr>
+      <w:r>
+        <w:rPr>
+          <w:rFonts w:ascii="Times New Roman" w:hAnsi="Times New Roman" w:cs="Times New Roman"/>
+          <w:b/>
+          <w:bCs/>
+          <w:sz w:val="28"/>
+          <w:szCs w:val="28"/>
+        </w:rPr>
+        <w:t>7. To allow users to search different locations:</w:t>
+      </w:r>
+    </w:p>
+    <w:p>
+      <w:pPr>
+        <w:spacing w:after="30" w:line="360" w:lineRule="auto"/>
+        <w:jc w:val="both"/>
+        <w:rPr>
+          <w:rFonts w:ascii="Times New Roman" w:hAnsi="Times New Roman" w:cs="Times New Roman"/>
+          <w:sz w:val="28"/>
+          <w:szCs w:val="28"/>
+        </w:rPr>
+      </w:pPr>
+      <w:r>
+        <w:rPr>
+          <w:rFonts w:ascii="Times New Roman" w:hAnsi="Times New Roman" w:cs="Times New Roman"/>
+          <w:sz w:val="28"/>
+          <w:szCs w:val="28"/>
+        </w:rPr>
+        <w:t>The system should allow users to search for weather information for different cities or locations. The user can enter a location name and request its weather information. This makes the application useful for people who want to check the weather of different places.</w:t>
+      </w:r>
+    </w:p>
+    <w:p>
+      <w:pPr>
+        <w:spacing w:after="30" w:line="360" w:lineRule="auto"/>
+        <w:jc w:val="both"/>
+        <w:rPr>
+          <w:rFonts w:ascii="Times New Roman" w:hAnsi="Times New Roman" w:cs="Times New Roman"/>
+          <w:b/>
+          <w:bCs/>
+          <w:sz w:val="28"/>
+          <w:szCs w:val="28"/>
+        </w:rPr>
+      </w:pPr>
+      <w:r>
+        <w:rPr>
+          <w:rFonts w:ascii="Times New Roman" w:hAnsi="Times New Roman" w:cs="Times New Roman"/>
+          <w:b/>
+          <w:bCs/>
+          <w:sz w:val="28"/>
+          <w:szCs w:val="28"/>
+        </w:rPr>
+        <w:t>8. To understand API request and response:</w:t>
+      </w:r>
+    </w:p>
+    <w:p>
+      <w:pPr>
+        <w:spacing w:after="30" w:line="360" w:lineRule="auto"/>
+        <w:jc w:val="both"/>
+        <w:rPr>
+          <w:rFonts w:ascii="Times New Roman" w:hAnsi="Times New Roman" w:cs="Times New Roman"/>
+          <w:sz w:val="28"/>
+          <w:szCs w:val="28"/>
+        </w:rPr>
+      </w:pPr>
+      <w:r>
+        <w:rPr>
+          <w:rFonts w:ascii="Times New Roman" w:hAnsi="Times New Roman" w:cs="Times New Roman"/>
+          <w:sz w:val="28"/>
+          <w:szCs w:val="28"/>
+        </w:rPr>
+        <w:t>This project aims to help students understand how an application communicates with an external server. When the user searches for a city, the application sends a request to the Weather API. The API processes the request and returns a response containing weather data. Understanding this request-and-response process is an important part of modern web application development.</w:t>
+      </w:r>
+    </w:p>
+    <w:p>
+      <w:pPr>
+        <w:spacing w:after="30" w:line="360" w:lineRule="auto"/>
+        <w:jc w:val="both"/>
+        <w:rPr>
+          <w:rFonts w:ascii="Times New Roman" w:hAnsi="Times New Roman" w:cs="Times New Roman"/>
+          <w:b/>
+          <w:bCs/>
+          <w:sz w:val="28"/>
+          <w:szCs w:val="28"/>
+        </w:rPr>
+      </w:pPr>
+      <w:r>
+        <w:rPr>
+          <w:rFonts w:ascii="Times New Roman" w:hAnsi="Times New Roman" w:cs="Times New Roman"/>
+          <w:b/>
+          <w:bCs/>
+          <w:sz w:val="28"/>
+          <w:szCs w:val="28"/>
+        </w:rPr>
+        <w:t>9. To understand JSON data:</w:t>
+      </w:r>
+    </w:p>
+    <w:p>
+      <w:pPr>
+        <w:spacing w:after="30" w:line="360" w:lineRule="auto"/>
+        <w:jc w:val="both"/>
+        <w:rPr>
+          <w:rFonts w:ascii="Times New Roman" w:hAnsi="Times New Roman" w:cs="Times New Roman"/>
+          <w:sz w:val="28"/>
+          <w:szCs w:val="28"/>
+        </w:rPr>
+      </w:pPr>
+      <w:r>
+        <w:rPr>
+          <w:rFonts w:ascii="Times New Roman" w:hAnsi="Times New Roman" w:cs="Times New Roman"/>
+          <w:sz w:val="28"/>
+          <w:szCs w:val="28"/>
+        </w:rPr>
+        <w:lastRenderedPageBreak/>
+        <w:t xml:space="preserve">Most Weather APIs provide their response in </w:t>
+      </w:r>
+      <w:r>
+        <w:rPr>
+          <w:rFonts w:ascii="Times New Roman" w:hAnsi="Times New Roman" w:cs="Times New Roman"/>
+          <w:b/>
+          <w:bCs/>
+          <w:sz w:val="28"/>
+          <w:szCs w:val="28"/>
+        </w:rPr>
+        <w:t>JSON (JavaScript Object Notation)</w:t>
+      </w:r>
+      <w:r>
+        <w:rPr>
+          <w:rFonts w:ascii="Times New Roman" w:hAnsi="Times New Roman" w:cs="Times New Roman"/>
+          <w:sz w:val="28"/>
+          <w:szCs w:val="28"/>
+        </w:rPr>
+        <w:t xml:space="preserve"> format. Therefore, another objective of the project is to understand how JSON data is received and processed by the application. The system extracts the required information from the JSON response and displays it on the webpage.</w:t>
+      </w:r>
+    </w:p>
+    <w:p>
+      <w:pPr>
+        <w:spacing w:after="30" w:line="360" w:lineRule="auto"/>
+        <w:jc w:val="both"/>
+        <w:rPr>
+          <w:rFonts w:ascii="Times New Roman" w:hAnsi="Times New Roman" w:cs="Times New Roman"/>
+          <w:b/>
+          <w:bCs/>
+          <w:sz w:val="28"/>
+          <w:szCs w:val="28"/>
+        </w:rPr>
+      </w:pPr>
+      <w:r>
+        <w:rPr>
+          <w:rFonts w:ascii="Times New Roman" w:hAnsi="Times New Roman" w:cs="Times New Roman"/>
+          <w:b/>
+          <w:bCs/>
+          <w:sz w:val="28"/>
+          <w:szCs w:val="28"/>
+        </w:rPr>
+        <w:t>10. To provide weather forecast information:</w:t>
+      </w:r>
+    </w:p>
+    <w:p>
+      <w:pPr>
+        <w:spacing w:after="30" w:line="360" w:lineRule="auto"/>
+        <w:jc w:val="both"/>
+        <w:rPr>
+          <w:rFonts w:ascii="Times New Roman" w:hAnsi="Times New Roman" w:cs="Times New Roman"/>
+          <w:sz w:val="28"/>
+          <w:szCs w:val="28"/>
+        </w:rPr>
+      </w:pPr>
+      <w:r>
+        <w:rPr>
+          <w:rFonts w:ascii="Times New Roman" w:hAnsi="Times New Roman" w:cs="Times New Roman"/>
+          <w:sz w:val="28"/>
+          <w:szCs w:val="28"/>
+        </w:rPr>
+        <w:t>The project also aims to provide forecast information for upcoming periods, depending on the features available in the selected Weather API. Forecast information can help users plan their activities in advance. For example, users can check whether the weather is expected to be sunny, cloudy, or rainy.</w:t>
+      </w:r>
+    </w:p>
+    <w:p>
+      <w:pPr>
+        <w:spacing w:after="30" w:line="360" w:lineRule="auto"/>
+        <w:jc w:val="both"/>
+        <w:rPr>
+          <w:rFonts w:ascii="Times New Roman" w:hAnsi="Times New Roman" w:cs="Times New Roman"/>
+          <w:b/>
+          <w:bCs/>
+          <w:sz w:val="28"/>
+          <w:szCs w:val="28"/>
+        </w:rPr>
+      </w:pPr>
+      <w:r>
+        <w:rPr>
+          <w:rFonts w:ascii="Times New Roman" w:hAnsi="Times New Roman" w:cs="Times New Roman"/>
+          <w:b/>
+          <w:bCs/>
+          <w:sz w:val="28"/>
+          <w:szCs w:val="28"/>
+        </w:rPr>
+        <w:t>11. To reduce the time required to find weather information:</w:t>
+      </w:r>
+    </w:p>
+    <w:p>
+      <w:pPr>
+        <w:spacing w:after="30" w:line="360" w:lineRule="auto"/>
+        <w:jc w:val="both"/>
+        <w:rPr>
+          <w:rFonts w:ascii="Times New Roman" w:hAnsi="Times New Roman" w:cs="Times New Roman"/>
+          <w:sz w:val="28"/>
+          <w:szCs w:val="28"/>
+        </w:rPr>
+      </w:pPr>
+      <w:r>
+        <w:rPr>
+          <w:rFonts w:ascii="Times New Roman" w:hAnsi="Times New Roman" w:cs="Times New Roman"/>
+          <w:sz w:val="28"/>
+          <w:szCs w:val="28"/>
+        </w:rPr>
+        <w:t>Another objective is to save the user's time. Normally, a person may need to search the internet and visit different websites to find weather information. This system provides the required information through a single application. The user only needs to enter the location and request the weather data.</w:t>
+      </w:r>
+    </w:p>
+    <w:p>
+      <w:pPr>
+        <w:spacing w:after="30" w:line="360" w:lineRule="auto"/>
+        <w:jc w:val="both"/>
+        <w:rPr>
+          <w:rFonts w:ascii="Times New Roman" w:hAnsi="Times New Roman" w:cs="Times New Roman"/>
+          <w:b/>
+          <w:bCs/>
+          <w:sz w:val="28"/>
+          <w:szCs w:val="28"/>
+        </w:rPr>
+      </w:pPr>
+      <w:r>
+        <w:rPr>
+          <w:rFonts w:ascii="Times New Roman" w:hAnsi="Times New Roman" w:cs="Times New Roman"/>
+          <w:b/>
+          <w:bCs/>
+          <w:sz w:val="28"/>
+          <w:szCs w:val="28"/>
+        </w:rPr>
+        <w:t>12. To handle invalid location input:</w:t>
+      </w:r>
+    </w:p>
+    <w:p>
+      <w:pPr>
+        <w:spacing w:after="30" w:line="360" w:lineRule="auto"/>
+        <w:jc w:val="both"/>
+        <w:rPr>
+          <w:rFonts w:ascii="Times New Roman" w:hAnsi="Times New Roman" w:cs="Times New Roman"/>
+          <w:sz w:val="28"/>
+          <w:szCs w:val="28"/>
+        </w:rPr>
+      </w:pPr>
+      <w:r>
+        <w:rPr>
+          <w:rFonts w:ascii="Times New Roman" w:hAnsi="Times New Roman" w:cs="Times New Roman"/>
+          <w:sz w:val="28"/>
+          <w:szCs w:val="28"/>
+        </w:rPr>
+        <w:t>The system should be able to handle incorrect or invalid location names. If the user enters a city that cannot be found, the system should display an appropriate message instead of showing incorrect information. This makes the system more reliable and user-friendly.</w:t>
+      </w:r>
+    </w:p>
+    <w:p>
+      <w:pPr>
+        <w:spacing w:after="30" w:line="360" w:lineRule="auto"/>
+        <w:jc w:val="both"/>
+        <w:rPr>
+          <w:rFonts w:ascii="Times New Roman" w:hAnsi="Times New Roman" w:cs="Times New Roman"/>
+          <w:b/>
+          <w:bCs/>
+          <w:sz w:val="28"/>
+          <w:szCs w:val="28"/>
+        </w:rPr>
+      </w:pPr>
+      <w:r>
+        <w:rPr>
+          <w:rFonts w:ascii="Times New Roman" w:hAnsi="Times New Roman" w:cs="Times New Roman"/>
+          <w:b/>
+          <w:bCs/>
+          <w:sz w:val="28"/>
+          <w:szCs w:val="28"/>
+        </w:rPr>
+        <w:t>13. To handle API and internet errors:</w:t>
+      </w:r>
+    </w:p>
+    <w:p>
+      <w:pPr>
+        <w:spacing w:after="30" w:line="360" w:lineRule="auto"/>
+        <w:jc w:val="both"/>
+        <w:rPr>
+          <w:rFonts w:ascii="Times New Roman" w:hAnsi="Times New Roman" w:cs="Times New Roman"/>
+          <w:sz w:val="28"/>
+          <w:szCs w:val="28"/>
+        </w:rPr>
+      </w:pPr>
+      <w:r>
+        <w:rPr>
+          <w:rFonts w:ascii="Times New Roman" w:hAnsi="Times New Roman" w:cs="Times New Roman"/>
+          <w:sz w:val="28"/>
+          <w:szCs w:val="28"/>
+        </w:rPr>
+        <w:t>The project also aims to implement basic error handling. Sometimes the Weather API may not be available, or the user's internet connection may not work properly. In such situations, the application should handle the error and provide a suitable message to the user rather than stopping unexpectedly.</w:t>
+      </w:r>
+    </w:p>
+    <w:p>
+      <w:pPr>
+        <w:spacing w:after="30" w:line="360" w:lineRule="auto"/>
+        <w:jc w:val="both"/>
+        <w:rPr>
+          <w:rFonts w:ascii="Times New Roman" w:hAnsi="Times New Roman" w:cs="Times New Roman"/>
+          <w:b/>
+          <w:bCs/>
+          <w:sz w:val="28"/>
+          <w:szCs w:val="28"/>
+        </w:rPr>
+      </w:pPr>
+      <w:r>
+        <w:rPr>
+          <w:rFonts w:ascii="Times New Roman" w:hAnsi="Times New Roman" w:cs="Times New Roman"/>
+          <w:b/>
+          <w:bCs/>
+          <w:sz w:val="28"/>
+          <w:szCs w:val="28"/>
+        </w:rPr>
+        <w:t>14. To understand real-time data retrieval:</w:t>
+      </w:r>
+    </w:p>
+    <w:p>
+      <w:pPr>
+        <w:spacing w:after="30" w:line="360" w:lineRule="auto"/>
+        <w:jc w:val="both"/>
+        <w:rPr>
+          <w:rFonts w:ascii="Times New Roman" w:hAnsi="Times New Roman" w:cs="Times New Roman"/>
+          <w:sz w:val="28"/>
+          <w:szCs w:val="28"/>
+        </w:rPr>
+      </w:pPr>
+      <w:r>
+        <w:rPr>
+          <w:rFonts w:ascii="Times New Roman" w:hAnsi="Times New Roman" w:cs="Times New Roman"/>
+          <w:sz w:val="28"/>
+          <w:szCs w:val="28"/>
+        </w:rPr>
+        <w:t xml:space="preserve">One of the important learning objectives of this project is to understand </w:t>
+      </w:r>
+      <w:r>
+        <w:rPr>
+          <w:rFonts w:ascii="Times New Roman" w:hAnsi="Times New Roman" w:cs="Times New Roman"/>
+          <w:b/>
+          <w:bCs/>
+          <w:sz w:val="28"/>
+          <w:szCs w:val="28"/>
+        </w:rPr>
+        <w:t>real-time data retrieval</w:t>
+      </w:r>
+      <w:r>
+        <w:rPr>
+          <w:rFonts w:ascii="Times New Roman" w:hAnsi="Times New Roman" w:cs="Times New Roman"/>
+          <w:sz w:val="28"/>
+          <w:szCs w:val="28"/>
+        </w:rPr>
+        <w:t xml:space="preserve">. The system does not depend only on static information stored in the application. Instead, it communicates with an online service and retrieves </w:t>
+      </w:r>
+      <w:r>
+        <w:rPr>
+          <w:rFonts w:ascii="Times New Roman" w:hAnsi="Times New Roman" w:cs="Times New Roman"/>
+          <w:sz w:val="28"/>
+          <w:szCs w:val="28"/>
+        </w:rPr>
+        <w:lastRenderedPageBreak/>
+        <w:t>weather information when required. This provides practical knowledge about dynamic applications.</w:t>
+      </w:r>
+    </w:p>
+    <w:p>
+      <w:pPr>
+        <w:spacing w:after="30" w:line="360" w:lineRule="auto"/>
+        <w:jc w:val="both"/>
+        <w:rPr>
+          <w:rFonts w:ascii="Times New Roman" w:hAnsi="Times New Roman" w:cs="Times New Roman"/>
+          <w:b/>
+          <w:bCs/>
+          <w:sz w:val="28"/>
+          <w:szCs w:val="28"/>
+        </w:rPr>
+      </w:pPr>
+      <w:r>
+        <w:rPr>
+          <w:rFonts w:ascii="Times New Roman" w:hAnsi="Times New Roman" w:cs="Times New Roman"/>
+          <w:b/>
+          <w:bCs/>
+          <w:sz w:val="28"/>
+          <w:szCs w:val="28"/>
+        </w:rPr>
+        <w:t>15. To apply programming concepts in a practical project:</w:t>
+      </w:r>
+    </w:p>
+    <w:p>
+      <w:pPr>
+        <w:spacing w:after="30" w:line="360" w:lineRule="auto"/>
+        <w:jc w:val="both"/>
+        <w:rPr>
+          <w:rFonts w:ascii="Times New Roman" w:hAnsi="Times New Roman" w:cs="Times New Roman"/>
+          <w:sz w:val="28"/>
+          <w:szCs w:val="28"/>
+        </w:rPr>
+      </w:pPr>
+      <w:r>
+        <w:rPr>
+          <w:rFonts w:ascii="Times New Roman" w:hAnsi="Times New Roman" w:cs="Times New Roman"/>
+          <w:sz w:val="28"/>
+          <w:szCs w:val="28"/>
+        </w:rPr>
+        <w:t>The project aims to apply programming concepts learned during the course to develop a useful real-world application. Concepts such as variables, functions, conditions, input handling, API requests, data processing, and error handling can be used while developing the system.</w:t>
+      </w:r>
+    </w:p>
+    <w:p>
+      <w:pPr>
+        <w:spacing w:after="30" w:line="360" w:lineRule="auto"/>
+        <w:jc w:val="both"/>
+        <w:rPr>
+          <w:rFonts w:ascii="Times New Roman" w:hAnsi="Times New Roman" w:cs="Times New Roman"/>
+          <w:sz w:val="28"/>
+          <w:szCs w:val="28"/>
+        </w:rPr>
+      </w:pPr>
+    </w:p>
+    <w:p>
+      <w:pPr>
+        <w:spacing w:after="30" w:line="360" w:lineRule="auto"/>
+        <w:jc w:val="both"/>
         <w:rPr>
           <w:rFonts w:ascii="Times New Roman" w:hAnsi="Times New Roman" w:cs="Times New Roman"/>
           <w:b/>
           <w:bCs/>
           <w:sz w:val="32"/>
           <w:szCs w:val="32"/>
-          <w:u w:val="single"/>
-        </w:rPr>
-        <w:t>Real-world relevance:</w:t>
-      </w:r>
-    </w:p>
-    <w:p>
-      <w:pPr>
-        <w:spacing w:after="30" w:line="360" w:lineRule="auto"/>
-        <w:jc w:val="both"/>
-        <w:rPr>
-          <w:rFonts w:ascii="Times New Roman" w:hAnsi="Times New Roman" w:cs="Times New Roman"/>
-          <w:sz w:val="28"/>
-          <w:szCs w:val="28"/>
-        </w:rPr>
-      </w:pPr>
-      <w:r>
-        <w:rPr>
-          <w:rFonts w:ascii="Times New Roman" w:hAnsi="Times New Roman" w:cs="Times New Roman"/>
-          <w:sz w:val="28"/>
-          <w:szCs w:val="28"/>
-        </w:rPr>
-        <w:t xml:space="preserve">Weather information is an important part of everyday life because weather conditions can affect people, transportation, agriculture, travel, businesses, and outdoor activities. Knowing the current and upcoming weather conditions helps people make better decisions and prepare for possible changes in the weather. The </w:t>
-      </w:r>
-      <w:r>
-        <w:rPr>
-          <w:rFonts w:ascii="Times New Roman" w:hAnsi="Times New Roman" w:cs="Times New Roman"/>
-          <w:b/>
-          <w:bCs/>
-          <w:sz w:val="28"/>
-          <w:szCs w:val="28"/>
-        </w:rPr>
-        <w:t>Weather Forecast System Using API</w:t>
-      </w:r>
-      <w:r>
-        <w:rPr>
-          <w:rFonts w:ascii="Times New Roman" w:hAnsi="Times New Roman" w:cs="Times New Roman"/>
-          <w:sz w:val="28"/>
-          <w:szCs w:val="28"/>
-        </w:rPr>
-        <w:t xml:space="preserve"> provides a simple way to access updated weather information through the internet.</w:t>
-      </w:r>
-    </w:p>
-    <w:p>
-      <w:pPr>
-        <w:spacing w:after="30" w:line="360" w:lineRule="auto"/>
-        <w:jc w:val="both"/>
-        <w:rPr>
-          <w:rFonts w:ascii="Times New Roman" w:hAnsi="Times New Roman" w:cs="Times New Roman"/>
-          <w:sz w:val="28"/>
-          <w:szCs w:val="28"/>
-        </w:rPr>
-      </w:pPr>
-      <w:r>
-        <w:rPr>
-          <w:rFonts w:ascii="Times New Roman" w:hAnsi="Times New Roman" w:cs="Times New Roman"/>
-          <w:sz w:val="28"/>
-          <w:szCs w:val="28"/>
-        </w:rPr>
-        <w:t>In the real world, people often need weather information before planning their daily activities. For example, a student may check the weather before going to college, a person may check the forecast before travelling, or a family may check the weather before planning an outdoor activity. By providing weather information in one simple application, the system saves time and makes the information easier to access.</w:t>
-      </w:r>
-    </w:p>
-    <w:p>
-      <w:pPr>
-        <w:spacing w:after="30" w:line="360" w:lineRule="auto"/>
-        <w:jc w:val="both"/>
-        <w:rPr>
-          <w:rFonts w:ascii="Times New Roman" w:hAnsi="Times New Roman" w:cs="Times New Roman"/>
-          <w:sz w:val="28"/>
-          <w:szCs w:val="28"/>
-        </w:rPr>
-      </w:pPr>
-      <w:r>
-        <w:rPr>
-          <w:rFonts w:ascii="Times New Roman" w:hAnsi="Times New Roman" w:cs="Times New Roman"/>
-          <w:sz w:val="28"/>
-          <w:szCs w:val="28"/>
-        </w:rPr>
-        <w:t xml:space="preserve">Weather forecasting is also important in </w:t>
-      </w:r>
-      <w:r>
-        <w:rPr>
-          <w:rFonts w:ascii="Times New Roman" w:hAnsi="Times New Roman" w:cs="Times New Roman"/>
-          <w:b/>
-          <w:bCs/>
-          <w:sz w:val="28"/>
-          <w:szCs w:val="28"/>
-        </w:rPr>
-        <w:t>agriculture</w:t>
-      </w:r>
-      <w:r>
-        <w:rPr>
-          <w:rFonts w:ascii="Times New Roman" w:hAnsi="Times New Roman" w:cs="Times New Roman"/>
-          <w:sz w:val="28"/>
-          <w:szCs w:val="28"/>
-        </w:rPr>
-        <w:t xml:space="preserve">. Farmers depend on weather conditions for activities such as sowing seeds, irrigation, harvesting, and protecting crops. Information about rainfall, temperature, and wind conditions can help farmers plan their activities more effectively. Although this project is not </w:t>
-      </w:r>
-      <w:r>
-        <w:rPr>
-          <w:rFonts w:ascii="Times New Roman" w:hAnsi="Times New Roman" w:cs="Times New Roman"/>
-          <w:sz w:val="28"/>
-          <w:szCs w:val="28"/>
-        </w:rPr>
-        <w:lastRenderedPageBreak/>
-        <w:t>designed specifically for agricultural decision-making, it demonstrates how weather data can be accessed and presented to users.</w:t>
-      </w:r>
-    </w:p>
-    <w:p>
-      <w:pPr>
-        <w:spacing w:after="30" w:line="360" w:lineRule="auto"/>
-        <w:jc w:val="both"/>
-        <w:rPr>
-          <w:rFonts w:ascii="Times New Roman" w:hAnsi="Times New Roman" w:cs="Times New Roman"/>
-          <w:sz w:val="28"/>
-          <w:szCs w:val="28"/>
-        </w:rPr>
-      </w:pPr>
-      <w:r>
-        <w:rPr>
-          <w:rFonts w:ascii="Times New Roman" w:hAnsi="Times New Roman" w:cs="Times New Roman"/>
-          <w:sz w:val="28"/>
-          <w:szCs w:val="28"/>
-        </w:rPr>
-        <w:t xml:space="preserve">The project is also useful for </w:t>
-      </w:r>
-      <w:r>
-        <w:rPr>
-          <w:rFonts w:ascii="Times New Roman" w:hAnsi="Times New Roman" w:cs="Times New Roman"/>
-          <w:b/>
-          <w:bCs/>
-          <w:sz w:val="28"/>
-          <w:szCs w:val="28"/>
-        </w:rPr>
-        <w:t>travel and tourism</w:t>
-      </w:r>
-      <w:r>
-        <w:rPr>
-          <w:rFonts w:ascii="Times New Roman" w:hAnsi="Times New Roman" w:cs="Times New Roman"/>
-          <w:sz w:val="28"/>
-          <w:szCs w:val="28"/>
-        </w:rPr>
-        <w:t>. Before travelling to another city or location, people can check the expected weather conditions and plan their clothing, transportation, and activities accordingly. For example, if heavy rainfall is expected, a traveller may change outdoor plans or carry appropriate equipment.</w:t>
-      </w:r>
-    </w:p>
-    <w:p>
-      <w:pPr>
-        <w:spacing w:after="30" w:line="360" w:lineRule="auto"/>
-        <w:jc w:val="both"/>
-        <w:rPr>
-          <w:rFonts w:ascii="Times New Roman" w:hAnsi="Times New Roman" w:cs="Times New Roman"/>
-          <w:sz w:val="28"/>
-          <w:szCs w:val="28"/>
-        </w:rPr>
-      </w:pPr>
-      <w:r>
-        <w:rPr>
-          <w:rFonts w:ascii="Times New Roman" w:hAnsi="Times New Roman" w:cs="Times New Roman"/>
-          <w:sz w:val="28"/>
-          <w:szCs w:val="28"/>
-        </w:rPr>
-        <w:t xml:space="preserve">Weather conditions can also affect </w:t>
-      </w:r>
-      <w:r>
-        <w:rPr>
-          <w:rFonts w:ascii="Times New Roman" w:hAnsi="Times New Roman" w:cs="Times New Roman"/>
-          <w:b/>
-          <w:bCs/>
-          <w:sz w:val="28"/>
-          <w:szCs w:val="28"/>
-        </w:rPr>
-        <w:t>transportation and outdoor events</w:t>
-      </w:r>
-      <w:r>
-        <w:rPr>
-          <w:rFonts w:ascii="Times New Roman" w:hAnsi="Times New Roman" w:cs="Times New Roman"/>
-          <w:sz w:val="28"/>
-          <w:szCs w:val="28"/>
-        </w:rPr>
-        <w:t>. Airlines, road transport services, and event organizers need weather information for planning and safety purposes. Heavy rain, strong winds, storms, or extreme temperatures can create difficulties in transportation and outdoor activities. A weather information system can provide useful information that supports better planning.</w:t>
-      </w:r>
-    </w:p>
-    <w:p>
-      <w:pPr>
-        <w:spacing w:after="30" w:line="360" w:lineRule="auto"/>
-        <w:jc w:val="both"/>
-        <w:rPr>
-          <w:rFonts w:ascii="Times New Roman" w:hAnsi="Times New Roman" w:cs="Times New Roman"/>
-          <w:sz w:val="28"/>
-          <w:szCs w:val="28"/>
-        </w:rPr>
-      </w:pPr>
-      <w:r>
-        <w:rPr>
-          <w:rFonts w:ascii="Times New Roman" w:hAnsi="Times New Roman" w:cs="Times New Roman"/>
-          <w:sz w:val="28"/>
-          <w:szCs w:val="28"/>
-        </w:rPr>
-        <w:t xml:space="preserve">Another important real-world relevance of this project is </w:t>
-      </w:r>
-      <w:r>
-        <w:rPr>
-          <w:rFonts w:ascii="Times New Roman" w:hAnsi="Times New Roman" w:cs="Times New Roman"/>
-          <w:b/>
-          <w:bCs/>
-          <w:sz w:val="28"/>
-          <w:szCs w:val="28"/>
-        </w:rPr>
-        <w:t>API integration</w:t>
-      </w:r>
-      <w:r>
-        <w:rPr>
-          <w:rFonts w:ascii="Times New Roman" w:hAnsi="Times New Roman" w:cs="Times New Roman"/>
-          <w:sz w:val="28"/>
-          <w:szCs w:val="28"/>
-        </w:rPr>
-        <w:t>. Modern websites and applications frequently use APIs to obtain information from external services. For example, applications use APIs for maps, payments, news, social media, currency conversion, and weather information. This project provides practical knowledge about how an application sends a request to an external server, receives data, processes it, and displays the result to the user.</w:t>
-      </w:r>
-    </w:p>
-    <w:p>
-      <w:pPr>
-        <w:spacing w:after="30" w:line="360" w:lineRule="auto"/>
-        <w:jc w:val="both"/>
-        <w:rPr>
-          <w:rFonts w:ascii="Times New Roman" w:hAnsi="Times New Roman" w:cs="Times New Roman"/>
-          <w:sz w:val="28"/>
-          <w:szCs w:val="28"/>
-        </w:rPr>
-      </w:pPr>
-      <w:r>
-        <w:rPr>
-          <w:rFonts w:ascii="Times New Roman" w:hAnsi="Times New Roman" w:cs="Times New Roman"/>
-          <w:sz w:val="28"/>
-          <w:szCs w:val="28"/>
-        </w:rPr>
-        <w:t xml:space="preserve">The project also demonstrates the use of </w:t>
-      </w:r>
-      <w:r>
-        <w:rPr>
-          <w:rFonts w:ascii="Times New Roman" w:hAnsi="Times New Roman" w:cs="Times New Roman"/>
-          <w:b/>
-          <w:bCs/>
-          <w:sz w:val="28"/>
-          <w:szCs w:val="28"/>
-        </w:rPr>
-        <w:t>real-time data</w:t>
-      </w:r>
-      <w:r>
-        <w:rPr>
-          <w:rFonts w:ascii="Times New Roman" w:hAnsi="Times New Roman" w:cs="Times New Roman"/>
-          <w:sz w:val="28"/>
-          <w:szCs w:val="28"/>
-        </w:rPr>
-        <w:t xml:space="preserve">. Weather information changes continuously, so users need updated information rather than old stored data. </w:t>
-      </w:r>
-    </w:p>
-    <w:p>
-      <w:pPr>
-        <w:spacing w:after="30" w:line="360" w:lineRule="auto"/>
-        <w:jc w:val="both"/>
-        <w:rPr>
-          <w:rFonts w:ascii="Times New Roman" w:hAnsi="Times New Roman" w:cs="Times New Roman"/>
-          <w:sz w:val="28"/>
-          <w:szCs w:val="28"/>
-        </w:rPr>
-      </w:pPr>
-      <w:r>
-        <w:rPr>
-          <w:rFonts w:ascii="Times New Roman" w:hAnsi="Times New Roman" w:cs="Times New Roman"/>
-          <w:sz w:val="28"/>
-          <w:szCs w:val="28"/>
-        </w:rPr>
-        <w:t>By connecting the application to a weather API, the system can request the latest available information whenever the user searches for a location. This makes the application more practical for real-world use.</w:t>
-      </w:r>
-    </w:p>
-    <w:p>
-      <w:pPr>
-        <w:spacing w:after="30" w:line="360" w:lineRule="auto"/>
-        <w:jc w:val="both"/>
-        <w:rPr>
-          <w:rFonts w:ascii="Times New Roman" w:hAnsi="Times New Roman" w:cs="Times New Roman"/>
-          <w:sz w:val="28"/>
-          <w:szCs w:val="28"/>
-        </w:rPr>
-      </w:pPr>
-      <w:r>
-        <w:rPr>
-          <w:rFonts w:ascii="Times New Roman" w:hAnsi="Times New Roman" w:cs="Times New Roman"/>
-          <w:sz w:val="28"/>
-          <w:szCs w:val="28"/>
-        </w:rPr>
-        <w:t xml:space="preserve">From an educational point of view, this project is important because it helps students understand how different parts of a modern application work together. Students can learn about </w:t>
-      </w:r>
-      <w:r>
-        <w:rPr>
-          <w:rFonts w:ascii="Times New Roman" w:hAnsi="Times New Roman" w:cs="Times New Roman"/>
-          <w:b/>
-          <w:bCs/>
-          <w:sz w:val="28"/>
-          <w:szCs w:val="28"/>
-        </w:rPr>
-        <w:t xml:space="preserve">web development, API requests, JSON data, frontend </w:t>
-      </w:r>
-      <w:r>
-        <w:rPr>
-          <w:rFonts w:ascii="Times New Roman" w:hAnsi="Times New Roman" w:cs="Times New Roman"/>
-          <w:b/>
-          <w:bCs/>
-          <w:sz w:val="28"/>
-          <w:szCs w:val="28"/>
-        </w:rPr>
-        <w:lastRenderedPageBreak/>
-        <w:t>design, backend programming, error handling, and internet-based services</w:t>
-      </w:r>
-      <w:r>
-        <w:rPr>
-          <w:rFonts w:ascii="Times New Roman" w:hAnsi="Times New Roman" w:cs="Times New Roman"/>
-          <w:sz w:val="28"/>
-          <w:szCs w:val="28"/>
-        </w:rPr>
-        <w:t>. These concepts are commonly used in real-world software development.</w:t>
-      </w:r>
-    </w:p>
-    <w:p>
-      <w:pPr>
-        <w:spacing w:after="30" w:line="360" w:lineRule="auto"/>
-        <w:jc w:val="both"/>
-        <w:rPr>
-          <w:rFonts w:ascii="Times New Roman" w:hAnsi="Times New Roman" w:cs="Times New Roman"/>
-          <w:sz w:val="28"/>
-          <w:szCs w:val="28"/>
-        </w:rPr>
-      </w:pPr>
-      <w:r>
-        <w:rPr>
-          <w:rFonts w:ascii="Times New Roman" w:hAnsi="Times New Roman" w:cs="Times New Roman"/>
-          <w:sz w:val="28"/>
-          <w:szCs w:val="28"/>
-        </w:rPr>
-        <w:t>The project can also be expanded into a more advanced system. Features such as automatic location detection, multiple-day forecasts, weather alerts, weather maps, air-quality information, sunrise and sunset timings, and mobile notifications can be added in the future. Therefore, the project provides a basic foundation for developing a complete weather application.</w:t>
-      </w:r>
-    </w:p>
-    <w:p>
-      <w:pPr>
-        <w:spacing w:after="30" w:line="360" w:lineRule="auto"/>
-        <w:jc w:val="both"/>
-        <w:rPr>
-          <w:rFonts w:ascii="Times New Roman" w:hAnsi="Times New Roman" w:cs="Times New Roman"/>
-          <w:sz w:val="28"/>
-          <w:szCs w:val="28"/>
-        </w:rPr>
-      </w:pPr>
-      <w:r>
-        <w:rPr>
-          <w:rFonts w:ascii="Times New Roman" w:hAnsi="Times New Roman" w:cs="Times New Roman"/>
-          <w:sz w:val="28"/>
-          <w:szCs w:val="28"/>
-        </w:rPr>
-        <w:t xml:space="preserve">Overall, the Weather Forecast System Using API matters because it provides </w:t>
-      </w:r>
-      <w:r>
-        <w:rPr>
-          <w:rFonts w:ascii="Times New Roman" w:hAnsi="Times New Roman" w:cs="Times New Roman"/>
-          <w:b/>
-          <w:bCs/>
-          <w:sz w:val="28"/>
-          <w:szCs w:val="28"/>
-        </w:rPr>
-        <w:t>quick access to useful weather information</w:t>
-      </w:r>
-      <w:r>
-        <w:rPr>
-          <w:rFonts w:ascii="Times New Roman" w:hAnsi="Times New Roman" w:cs="Times New Roman"/>
-          <w:sz w:val="28"/>
-          <w:szCs w:val="28"/>
-        </w:rPr>
-        <w:t xml:space="preserve"> while demonstrating a technology that is widely used in modern applications. It connects a simple student-level project with a real-world problem and shows how APIs can be used to create practical, dynamic, and user-friendly software systems.</w:t>
-      </w:r>
-    </w:p>
-    <w:p>
-      <w:pPr>
-        <w:spacing w:after="30" w:line="360" w:lineRule="auto"/>
-        <w:jc w:val="both"/>
-        <w:rPr>
-          <w:rFonts w:ascii="Times New Roman" w:hAnsi="Times New Roman" w:cs="Times New Roman"/>
-          <w:sz w:val="28"/>
-          <w:szCs w:val="28"/>
-        </w:rPr>
-      </w:pPr>
-    </w:p>
-    <w:p>
-      <w:pPr>
-        <w:spacing w:after="30" w:line="360" w:lineRule="auto"/>
-        <w:jc w:val="both"/>
-        <w:rPr>
-          <w:rFonts w:ascii="Times New Roman" w:hAnsi="Times New Roman" w:cs="Times New Roman"/>
-          <w:sz w:val="28"/>
-          <w:szCs w:val="28"/>
-        </w:rPr>
-      </w:pPr>
-    </w:p>
-    <w:p>
-      <w:pPr>
-        <w:spacing w:after="30" w:line="360" w:lineRule="auto"/>
-        <w:jc w:val="both"/>
-        <w:rPr>
-          <w:rFonts w:ascii="Times New Roman" w:hAnsi="Times New Roman" w:cs="Times New Roman"/>
-          <w:sz w:val="28"/>
-          <w:szCs w:val="28"/>
-        </w:rPr>
-      </w:pPr>
-    </w:p>
-    <w:p>
-      <w:pPr>
-        <w:spacing w:after="30" w:line="360" w:lineRule="auto"/>
-        <w:jc w:val="both"/>
-        <w:rPr>
-          <w:rFonts w:ascii="Times New Roman" w:hAnsi="Times New Roman" w:cs="Times New Roman"/>
-          <w:sz w:val="28"/>
-          <w:szCs w:val="28"/>
-        </w:rPr>
-      </w:pPr>
-    </w:p>
-    <w:p>
-      <w:pPr>
-        <w:spacing w:after="30" w:line="360" w:lineRule="auto"/>
-        <w:jc w:val="both"/>
-        <w:rPr>
-          <w:rFonts w:ascii="Times New Roman" w:hAnsi="Times New Roman" w:cs="Times New Roman"/>
-          <w:sz w:val="28"/>
-          <w:szCs w:val="28"/>
-        </w:rPr>
-      </w:pPr>
-    </w:p>
-    <w:p>
-      <w:pPr>
-        <w:spacing w:after="30" w:line="360" w:lineRule="auto"/>
-        <w:jc w:val="both"/>
-        <w:rPr>
-          <w:rFonts w:ascii="Times New Roman" w:hAnsi="Times New Roman" w:cs="Times New Roman"/>
-          <w:sz w:val="28"/>
-          <w:szCs w:val="28"/>
-        </w:rPr>
-      </w:pPr>
-    </w:p>
-    <w:p>
-      <w:pPr>
-        <w:spacing w:after="30" w:line="360" w:lineRule="auto"/>
-        <w:jc w:val="both"/>
-        <w:rPr>
-          <w:rFonts w:ascii="Times New Roman" w:hAnsi="Times New Roman" w:cs="Times New Roman"/>
-          <w:sz w:val="28"/>
-          <w:szCs w:val="28"/>
-        </w:rPr>
-      </w:pPr>
-    </w:p>
-    <w:p>
-      <w:pPr>
-        <w:spacing w:after="30" w:line="360" w:lineRule="auto"/>
-        <w:jc w:val="both"/>
-        <w:rPr>
-          <w:rFonts w:ascii="Times New Roman" w:hAnsi="Times New Roman" w:cs="Times New Roman"/>
-          <w:sz w:val="28"/>
-          <w:szCs w:val="28"/>
-        </w:rPr>
-      </w:pPr>
-    </w:p>
-    <w:p>
-      <w:pPr>
-        <w:spacing w:after="30" w:line="360" w:lineRule="auto"/>
-        <w:jc w:val="both"/>
-        <w:rPr>
-          <w:rFonts w:ascii="Times New Roman" w:hAnsi="Times New Roman" w:cs="Times New Roman"/>
-          <w:sz w:val="28"/>
-          <w:szCs w:val="28"/>
-        </w:rPr>
-      </w:pPr>
-    </w:p>
-    <w:p>
-      <w:pPr>
-        <w:spacing w:after="30" w:line="360" w:lineRule="auto"/>
-        <w:jc w:val="both"/>
-        <w:rPr>
-          <w:rFonts w:ascii="Times New Roman" w:hAnsi="Times New Roman" w:cs="Times New Roman"/>
-          <w:sz w:val="28"/>
-          <w:szCs w:val="28"/>
-        </w:rPr>
-      </w:pPr>
-    </w:p>
-    <w:p>
-      <w:pPr>
-        <w:spacing w:after="30" w:line="360" w:lineRule="auto"/>
-        <w:jc w:val="both"/>
-        <w:rPr>
-          <w:rFonts w:ascii="Times New Roman" w:hAnsi="Times New Roman" w:cs="Times New Roman"/>
-          <w:sz w:val="28"/>
-          <w:szCs w:val="28"/>
-        </w:rPr>
-      </w:pPr>
-    </w:p>
-    <w:p>
-      <w:pPr>
-        <w:spacing w:after="30" w:line="360" w:lineRule="auto"/>
-        <w:jc w:val="both"/>
-        <w:rPr>
-          <w:rFonts w:ascii="Times New Roman" w:hAnsi="Times New Roman" w:cs="Times New Roman"/>
-          <w:sz w:val="28"/>
-          <w:szCs w:val="28"/>
-        </w:rPr>
-      </w:pPr>
-    </w:p>
-    <w:p>
-      <w:pPr>
-        <w:spacing w:after="30" w:line="360" w:lineRule="auto"/>
-        <w:jc w:val="both"/>
-        <w:rPr>
-          <w:rFonts w:ascii="Times New Roman" w:hAnsi="Times New Roman" w:cs="Times New Roman"/>
-          <w:sz w:val="28"/>
-          <w:szCs w:val="28"/>
-        </w:rPr>
-      </w:pPr>
-    </w:p>
-    <w:p>
-      <w:pPr>
-        <w:spacing w:after="30" w:line="360" w:lineRule="auto"/>
-        <w:jc w:val="both"/>
-        <w:rPr>
-          <w:rFonts w:ascii="Times New Roman" w:hAnsi="Times New Roman" w:cs="Times New Roman"/>
-          <w:sz w:val="28"/>
-          <w:szCs w:val="28"/>
+        </w:rPr>
+      </w:pPr>
+      <w:r>
+        <w:rPr>
+          <w:rFonts w:ascii="Times New Roman" w:hAnsi="Times New Roman" w:cs="Times New Roman"/>
+          <w:b/>
+          <w:bCs/>
+          <w:sz w:val="32"/>
+          <w:szCs w:val="32"/>
+        </w:rPr>
+        <w:t>Example</w:t>
+      </w:r>
+      <w:r>
+        <w:rPr>
+          <w:rFonts w:ascii="Times New Roman" w:hAnsi="Times New Roman" w:cs="Times New Roman"/>
+          <w:b/>
+          <w:bCs/>
+          <w:sz w:val="32"/>
+          <w:szCs w:val="32"/>
+        </w:rPr>
+        <w:t>:</w:t>
+      </w:r>
+    </w:p>
+    <w:p>
+      <w:pPr>
+        <w:spacing w:after="30" w:line="360" w:lineRule="auto"/>
+        <w:jc w:val="both"/>
+        <w:rPr>
+          <w:rFonts w:ascii="Times New Roman" w:hAnsi="Times New Roman" w:cs="Times New Roman"/>
+          <w:sz w:val="28"/>
+          <w:szCs w:val="28"/>
+        </w:rPr>
+      </w:pPr>
+      <w:r>
+        <w:rPr>
+          <w:rFonts w:ascii="Times New Roman" w:hAnsi="Times New Roman" w:cs="Times New Roman"/>
+          <w:sz w:val="28"/>
+          <w:szCs w:val="28"/>
+        </w:rPr>
+        <w:t>“To develop a Weather Forecast System that can provide real-time weather information for a selected city using a Weather API. The system will allow users to search for a location and display important details such as temperature, humidity, wind speed, and weather conditions. It aims to provide updated weather information in a simple and user-friendly format.”</w:t>
+      </w:r>
+    </w:p>
+    <w:p>
+      <w:pPr>
+        <w:spacing w:after="30" w:line="360" w:lineRule="auto"/>
+        <w:jc w:val="both"/>
+        <w:rPr>
+          <w:rFonts w:ascii="Times New Roman" w:hAnsi="Times New Roman" w:cs="Times New Roman"/>
+        </w:rPr>
+      </w:pPr>
+    </w:p>
+    <w:p>
+      <w:pPr>
+        <w:spacing w:after="30" w:line="360" w:lineRule="auto"/>
+        <w:jc w:val="both"/>
+        <w:rPr>
+          <w:rFonts w:ascii="Times New Roman" w:hAnsi="Times New Roman" w:cs="Times New Roman"/>
+        </w:rPr>
+      </w:pPr>
+    </w:p>
+    <w:p>
+      <w:pPr>
+        <w:spacing w:after="30" w:line="360" w:lineRule="auto"/>
+        <w:jc w:val="both"/>
+        <w:rPr>
+          <w:rFonts w:ascii="Times New Roman" w:hAnsi="Times New Roman" w:cs="Times New Roman"/>
+        </w:rPr>
+      </w:pPr>
+    </w:p>
+    <w:p>
+      <w:pPr>
+        <w:spacing w:after="30" w:line="360" w:lineRule="auto"/>
+        <w:jc w:val="both"/>
+        <w:rPr>
+          <w:rFonts w:ascii="Times New Roman" w:hAnsi="Times New Roman" w:cs="Times New Roman"/>
+        </w:rPr>
+      </w:pPr>
+    </w:p>
+    <w:p>
+      <w:pPr>
+        <w:spacing w:after="30" w:line="360" w:lineRule="auto"/>
+        <w:jc w:val="both"/>
+        <w:rPr>
+          <w:rFonts w:ascii="Times New Roman" w:hAnsi="Times New Roman" w:cs="Times New Roman"/>
+        </w:rPr>
+      </w:pPr>
+    </w:p>
+    <w:p>
+      <w:pPr>
+        <w:spacing w:after="30" w:line="360" w:lineRule="auto"/>
+        <w:jc w:val="both"/>
+        <w:rPr>
+          <w:rFonts w:ascii="Times New Roman" w:hAnsi="Times New Roman" w:cs="Times New Roman"/>
+        </w:rPr>
+      </w:pPr>
+    </w:p>
+    <w:p>
+      <w:pPr>
+        <w:spacing w:after="30" w:line="360" w:lineRule="auto"/>
+        <w:jc w:val="both"/>
+        <w:rPr>
+          <w:rFonts w:ascii="Times New Roman" w:hAnsi="Times New Roman" w:cs="Times New Roman"/>
+        </w:rPr>
+      </w:pPr>
+    </w:p>
+    <w:p>
+      <w:pPr>
+        <w:spacing w:after="30" w:line="360" w:lineRule="auto"/>
+        <w:jc w:val="both"/>
+        <w:rPr>
+          <w:rFonts w:ascii="Times New Roman" w:hAnsi="Times New Roman" w:cs="Times New Roman"/>
+        </w:rPr>
+      </w:pPr>
+    </w:p>
+    <w:p>
+      <w:pPr>
+        <w:spacing w:after="30" w:line="360" w:lineRule="auto"/>
+        <w:jc w:val="both"/>
+        <w:rPr>
+          <w:rFonts w:ascii="Times New Roman" w:hAnsi="Times New Roman" w:cs="Times New Roman"/>
+        </w:rPr>
+      </w:pPr>
+    </w:p>
+    <w:p>
+      <w:pPr>
+        <w:spacing w:after="30" w:line="360" w:lineRule="auto"/>
+        <w:jc w:val="both"/>
+        <w:rPr>
+          <w:rFonts w:ascii="Times New Roman" w:hAnsi="Times New Roman" w:cs="Times New Roman"/>
+        </w:rPr>
+      </w:pPr>
+    </w:p>
+    <w:p>
+      <w:pPr>
+        <w:spacing w:after="30" w:line="360" w:lineRule="auto"/>
+        <w:jc w:val="both"/>
+        <w:rPr>
+          <w:rFonts w:ascii="Times New Roman" w:hAnsi="Times New Roman" w:cs="Times New Roman"/>
+        </w:rPr>
+      </w:pPr>
+    </w:p>
+    <w:p>
+      <w:pPr>
+        <w:spacing w:after="30" w:line="360" w:lineRule="auto"/>
+        <w:jc w:val="both"/>
+        <w:rPr>
+          <w:rFonts w:ascii="Times New Roman" w:hAnsi="Times New Roman" w:cs="Times New Roman"/>
         </w:rPr>
       </w:pPr>
     </w:p>
@@ -882,7 +1867,11 @@
           <w:szCs w:val="40"/>
         </w:rPr>
       </w:pPr>
-      <w:r>
+    </w:p>
+    <w:p>
+      <w:pPr>
+        <w:spacing w:after="30" w:line="360" w:lineRule="auto"/>
+        <w:jc w:val="both"/>
         <w:rPr>
           <w:rFonts w:ascii="Times New Roman" w:hAnsi="Times New Roman" w:cs="Times New Roman"/>
           <w:b/>
@@ -890,799 +1879,44 @@
           <w:sz w:val="40"/>
           <w:szCs w:val="40"/>
         </w:rPr>
-        <w:t>Objectives</w:t>
-      </w:r>
-    </w:p>
-    <w:p>
-      <w:pPr>
-        <w:spacing w:after="30" w:line="360" w:lineRule="auto"/>
-        <w:jc w:val="both"/>
-        <w:rPr>
-          <w:rFonts w:ascii="Times New Roman" w:hAnsi="Times New Roman" w:cs="Times New Roman"/>
-          <w:sz w:val="28"/>
-          <w:szCs w:val="28"/>
-        </w:rPr>
-      </w:pPr>
-      <w:r>
-        <w:rPr>
-          <w:rFonts w:ascii="Times New Roman" w:hAnsi="Times New Roman" w:cs="Times New Roman"/>
-          <w:sz w:val="28"/>
-          <w:szCs w:val="28"/>
+      </w:pPr>
+    </w:p>
+    <w:p>
+      <w:pPr>
+        <w:spacing w:after="30" w:line="360" w:lineRule="auto"/>
+        <w:jc w:val="both"/>
+        <w:rPr>
+          <w:rFonts w:ascii="Times New Roman" w:hAnsi="Times New Roman" w:cs="Times New Roman"/>
+          <w:b/>
+          <w:bCs/>
+          <w:sz w:val="40"/>
+          <w:szCs w:val="40"/>
+        </w:rPr>
+      </w:pPr>
+    </w:p>
+    <w:p>
+      <w:pPr>
+        <w:spacing w:after="30" w:line="360" w:lineRule="auto"/>
+        <w:jc w:val="both"/>
+        <w:rPr>
+          <w:rFonts w:ascii="Times New Roman" w:hAnsi="Times New Roman" w:cs="Times New Roman"/>
+          <w:b/>
+          <w:bCs/>
+          <w:sz w:val="40"/>
+          <w:szCs w:val="40"/>
+        </w:rPr>
+      </w:pPr>
+      <w:r>
+        <w:rPr>
+          <w:rFonts w:ascii="Times New Roman" w:hAnsi="Times New Roman" w:cs="Times New Roman"/>
+          <w:b/>
+          <w:bCs/>
+          <w:sz w:val="40"/>
+          <w:szCs w:val="40"/>
         </w:rPr>
         <w:lastRenderedPageBreak/>
-        <w:t xml:space="preserve">The main objective of the </w:t>
-      </w:r>
-      <w:r>
-        <w:rPr>
-          <w:rFonts w:ascii="Times New Roman" w:hAnsi="Times New Roman" w:cs="Times New Roman"/>
-          <w:b/>
-          <w:bCs/>
-          <w:sz w:val="28"/>
-          <w:szCs w:val="28"/>
-        </w:rPr>
-        <w:t>Weather Forecast System Using API</w:t>
-      </w:r>
-      <w:r>
-        <w:rPr>
-          <w:rFonts w:ascii="Times New Roman" w:hAnsi="Times New Roman" w:cs="Times New Roman"/>
-          <w:sz w:val="28"/>
-          <w:szCs w:val="28"/>
-        </w:rPr>
-        <w:t xml:space="preserve"> is to develop a simple and user-friendly application that can provide updated weather information for a selected location. The system is designed to make weather information easily accessible to users by connecting the application with an online Weather API. Instead of manually searching for weather information from different sources, the user can enter the name of a city and get the required weather details through the system.</w:t>
-      </w:r>
-    </w:p>
-    <w:p>
-      <w:pPr>
-        <w:spacing w:after="30" w:line="360" w:lineRule="auto"/>
-        <w:jc w:val="both"/>
-        <w:rPr>
-          <w:rFonts w:ascii="Times New Roman" w:hAnsi="Times New Roman" w:cs="Times New Roman"/>
-          <w:sz w:val="28"/>
-          <w:szCs w:val="28"/>
-        </w:rPr>
-      </w:pPr>
-    </w:p>
-    <w:p>
-      <w:pPr>
-        <w:spacing w:after="30" w:line="360" w:lineRule="auto"/>
-        <w:jc w:val="both"/>
-        <w:rPr>
-          <w:rFonts w:ascii="Times New Roman" w:hAnsi="Times New Roman" w:cs="Times New Roman"/>
-          <w:b/>
-          <w:bCs/>
-          <w:sz w:val="28"/>
-          <w:szCs w:val="28"/>
-        </w:rPr>
-      </w:pPr>
-      <w:r>
-        <w:rPr>
-          <w:rFonts w:ascii="Times New Roman" w:hAnsi="Times New Roman" w:cs="Times New Roman"/>
-          <w:b/>
-          <w:bCs/>
-          <w:sz w:val="28"/>
-          <w:szCs w:val="28"/>
-        </w:rPr>
-        <w:t>The following are the major objectives of the project:</w:t>
-      </w:r>
-    </w:p>
-    <w:p>
-      <w:pPr>
-        <w:spacing w:after="30" w:line="360" w:lineRule="auto"/>
-        <w:jc w:val="both"/>
-        <w:rPr>
-          <w:rFonts w:ascii="Times New Roman" w:hAnsi="Times New Roman" w:cs="Times New Roman"/>
-          <w:b/>
-          <w:bCs/>
-          <w:sz w:val="28"/>
-          <w:szCs w:val="28"/>
-        </w:rPr>
-      </w:pPr>
-      <w:r>
-        <w:rPr>
-          <w:rFonts w:ascii="Times New Roman" w:hAnsi="Times New Roman" w:cs="Times New Roman"/>
-          <w:b/>
-          <w:bCs/>
-          <w:sz w:val="28"/>
-          <w:szCs w:val="28"/>
-        </w:rPr>
-        <w:t>1. To develop a simple Weather Forecast System:</w:t>
-      </w:r>
-    </w:p>
-    <w:p>
-      <w:pPr>
-        <w:spacing w:after="30" w:line="360" w:lineRule="auto"/>
-        <w:jc w:val="both"/>
-        <w:rPr>
-          <w:rFonts w:ascii="Times New Roman" w:hAnsi="Times New Roman" w:cs="Times New Roman"/>
-          <w:sz w:val="28"/>
-          <w:szCs w:val="28"/>
-        </w:rPr>
-      </w:pPr>
-      <w:r>
-        <w:rPr>
-          <w:rFonts w:ascii="Times New Roman" w:hAnsi="Times New Roman" w:cs="Times New Roman"/>
-          <w:sz w:val="28"/>
-          <w:szCs w:val="28"/>
-        </w:rPr>
-        <w:t>The first objective of this project is to develop a simple system that can provide weather information to users. The system should be easy to understand and easy to operate. The user does not require advanced technical knowledge to use the application. By entering a city or location, the user can obtain the available weather information.</w:t>
-      </w:r>
-    </w:p>
-    <w:p>
-      <w:pPr>
-        <w:spacing w:after="30" w:line="360" w:lineRule="auto"/>
-        <w:jc w:val="both"/>
-        <w:rPr>
-          <w:rFonts w:ascii="Times New Roman" w:hAnsi="Times New Roman" w:cs="Times New Roman"/>
-          <w:b/>
-          <w:bCs/>
-          <w:sz w:val="28"/>
-          <w:szCs w:val="28"/>
-        </w:rPr>
-      </w:pPr>
-      <w:r>
-        <w:rPr>
-          <w:rFonts w:ascii="Times New Roman" w:hAnsi="Times New Roman" w:cs="Times New Roman"/>
-          <w:b/>
-          <w:bCs/>
-          <w:sz w:val="28"/>
-          <w:szCs w:val="28"/>
-        </w:rPr>
-        <w:t>2. To provide current weather information:</w:t>
-      </w:r>
-    </w:p>
-    <w:p>
-      <w:pPr>
-        <w:spacing w:after="30" w:line="360" w:lineRule="auto"/>
-        <w:jc w:val="both"/>
-        <w:rPr>
-          <w:rFonts w:ascii="Times New Roman" w:hAnsi="Times New Roman" w:cs="Times New Roman"/>
-          <w:sz w:val="28"/>
-          <w:szCs w:val="28"/>
-        </w:rPr>
-      </w:pPr>
-      <w:r>
-        <w:rPr>
-          <w:rFonts w:ascii="Times New Roman" w:hAnsi="Times New Roman" w:cs="Times New Roman"/>
-          <w:sz w:val="28"/>
-          <w:szCs w:val="28"/>
-        </w:rPr>
-        <w:t>The system aims to provide current weather information for the selected location. Weather information may include current temperature, weather condition, humidity, wind speed, atmospheric pressure, and other available details. This helps users understand the present weather condition of a particular location.</w:t>
-      </w:r>
-    </w:p>
-    <w:p>
-      <w:pPr>
-        <w:spacing w:after="30" w:line="360" w:lineRule="auto"/>
-        <w:jc w:val="both"/>
-        <w:rPr>
-          <w:rFonts w:ascii="Times New Roman" w:hAnsi="Times New Roman" w:cs="Times New Roman"/>
-          <w:b/>
-          <w:bCs/>
-          <w:sz w:val="28"/>
-          <w:szCs w:val="28"/>
-        </w:rPr>
-      </w:pPr>
-      <w:r>
-        <w:rPr>
-          <w:rFonts w:ascii="Times New Roman" w:hAnsi="Times New Roman" w:cs="Times New Roman"/>
-          <w:b/>
-          <w:bCs/>
-          <w:sz w:val="28"/>
-          <w:szCs w:val="28"/>
-        </w:rPr>
-        <w:t>3. To use Weather API for retrieving weather data:</w:t>
-      </w:r>
-    </w:p>
-    <w:p>
-      <w:pPr>
-        <w:spacing w:after="30" w:line="360" w:lineRule="auto"/>
-        <w:jc w:val="both"/>
-        <w:rPr>
-          <w:rFonts w:ascii="Times New Roman" w:hAnsi="Times New Roman" w:cs="Times New Roman"/>
-          <w:sz w:val="28"/>
-          <w:szCs w:val="28"/>
-        </w:rPr>
-      </w:pPr>
-      <w:r>
-        <w:rPr>
-          <w:rFonts w:ascii="Times New Roman" w:hAnsi="Times New Roman" w:cs="Times New Roman"/>
-          <w:sz w:val="28"/>
-          <w:szCs w:val="28"/>
-        </w:rPr>
-        <w:t xml:space="preserve">An important objective of this project is to learn and implement the use of a </w:t>
-      </w:r>
-      <w:r>
-        <w:rPr>
-          <w:rFonts w:ascii="Times New Roman" w:hAnsi="Times New Roman" w:cs="Times New Roman"/>
-          <w:b/>
-          <w:bCs/>
-          <w:sz w:val="28"/>
-          <w:szCs w:val="28"/>
-        </w:rPr>
-        <w:t>Weather API</w:t>
-      </w:r>
-      <w:r>
-        <w:rPr>
-          <w:rFonts w:ascii="Times New Roman" w:hAnsi="Times New Roman" w:cs="Times New Roman"/>
-          <w:sz w:val="28"/>
-          <w:szCs w:val="28"/>
-        </w:rPr>
-        <w:t>. The API allows the application to communicate with an external weather service and retrieve weather information. Instead of creating a large database of weather information manually, the system requests the required data from the Weather API.</w:t>
-      </w:r>
-    </w:p>
-    <w:p>
-      <w:pPr>
-        <w:spacing w:after="30" w:line="360" w:lineRule="auto"/>
-        <w:jc w:val="both"/>
-        <w:rPr>
-          <w:rFonts w:ascii="Times New Roman" w:hAnsi="Times New Roman" w:cs="Times New Roman"/>
-          <w:b/>
-          <w:bCs/>
-          <w:sz w:val="28"/>
-          <w:szCs w:val="28"/>
-        </w:rPr>
-      </w:pPr>
-    </w:p>
-    <w:p>
-      <w:pPr>
-        <w:spacing w:after="30" w:line="360" w:lineRule="auto"/>
-        <w:jc w:val="both"/>
-        <w:rPr>
-          <w:rFonts w:ascii="Times New Roman" w:hAnsi="Times New Roman" w:cs="Times New Roman"/>
-          <w:b/>
-          <w:bCs/>
-          <w:sz w:val="28"/>
-          <w:szCs w:val="28"/>
-        </w:rPr>
-      </w:pPr>
-      <w:r>
-        <w:rPr>
-          <w:rFonts w:ascii="Times New Roman" w:hAnsi="Times New Roman" w:cs="Times New Roman"/>
-          <w:b/>
-          <w:bCs/>
-          <w:sz w:val="28"/>
-          <w:szCs w:val="28"/>
-        </w:rPr>
-        <w:t>4. To retrieve updated weather data:</w:t>
-      </w:r>
-    </w:p>
-    <w:p>
-      <w:pPr>
-        <w:spacing w:after="30" w:line="360" w:lineRule="auto"/>
-        <w:jc w:val="both"/>
-        <w:rPr>
-          <w:rFonts w:ascii="Times New Roman" w:hAnsi="Times New Roman" w:cs="Times New Roman"/>
-          <w:sz w:val="28"/>
-          <w:szCs w:val="28"/>
-        </w:rPr>
-      </w:pPr>
-      <w:r>
-        <w:rPr>
-          <w:rFonts w:ascii="Times New Roman" w:hAnsi="Times New Roman" w:cs="Times New Roman"/>
-          <w:sz w:val="28"/>
-          <w:szCs w:val="28"/>
-        </w:rPr>
-        <w:lastRenderedPageBreak/>
-        <w:t>Weather conditions can change frequently. Therefore, another objective is to retrieve updated information whenever the user searches for a location. The application sends a request to the Weather API and receives the latest available weather data. This makes the system more useful than a system based only on fixed or previously stored information.</w:t>
-      </w:r>
-    </w:p>
-    <w:p>
-      <w:pPr>
-        <w:spacing w:after="30" w:line="360" w:lineRule="auto"/>
-        <w:jc w:val="both"/>
-        <w:rPr>
-          <w:rFonts w:ascii="Times New Roman" w:hAnsi="Times New Roman" w:cs="Times New Roman"/>
-          <w:b/>
-          <w:bCs/>
-          <w:sz w:val="28"/>
-          <w:szCs w:val="28"/>
-        </w:rPr>
-      </w:pPr>
-      <w:r>
-        <w:rPr>
-          <w:rFonts w:ascii="Times New Roman" w:hAnsi="Times New Roman" w:cs="Times New Roman"/>
-          <w:b/>
-          <w:bCs/>
-          <w:sz w:val="28"/>
-          <w:szCs w:val="28"/>
-        </w:rPr>
-        <w:t>5. To provide a user-friendly interface:</w:t>
-      </w:r>
-    </w:p>
-    <w:p>
-      <w:pPr>
-        <w:spacing w:after="30" w:line="360" w:lineRule="auto"/>
-        <w:jc w:val="both"/>
-        <w:rPr>
-          <w:rFonts w:ascii="Times New Roman" w:hAnsi="Times New Roman" w:cs="Times New Roman"/>
-          <w:sz w:val="28"/>
-          <w:szCs w:val="28"/>
-        </w:rPr>
-      </w:pPr>
-      <w:r>
-        <w:rPr>
-          <w:rFonts w:ascii="Times New Roman" w:hAnsi="Times New Roman" w:cs="Times New Roman"/>
-          <w:sz w:val="28"/>
-          <w:szCs w:val="28"/>
-        </w:rPr>
-        <w:t>The project aims to create a simple and user-friendly interface. Users should be able to understand the different fields and weather information without difficulty. The application can contain a search box where the user enters the city name and a button to search for the weather information.</w:t>
-      </w:r>
-    </w:p>
-    <w:p>
-      <w:pPr>
-        <w:spacing w:after="30" w:line="360" w:lineRule="auto"/>
-        <w:jc w:val="both"/>
-        <w:rPr>
-          <w:rFonts w:ascii="Times New Roman" w:hAnsi="Times New Roman" w:cs="Times New Roman"/>
-          <w:b/>
-          <w:bCs/>
-          <w:sz w:val="28"/>
-          <w:szCs w:val="28"/>
-        </w:rPr>
-      </w:pPr>
-      <w:r>
-        <w:rPr>
-          <w:rFonts w:ascii="Times New Roman" w:hAnsi="Times New Roman" w:cs="Times New Roman"/>
-          <w:b/>
-          <w:bCs/>
-          <w:sz w:val="28"/>
-          <w:szCs w:val="28"/>
-        </w:rPr>
-        <w:t>6. To display weather information clearly:</w:t>
-      </w:r>
-    </w:p>
-    <w:p>
-      <w:pPr>
-        <w:spacing w:after="30" w:line="360" w:lineRule="auto"/>
-        <w:jc w:val="both"/>
-        <w:rPr>
-          <w:rFonts w:ascii="Times New Roman" w:hAnsi="Times New Roman" w:cs="Times New Roman"/>
-          <w:sz w:val="28"/>
-          <w:szCs w:val="28"/>
-        </w:rPr>
-      </w:pPr>
-      <w:r>
-        <w:rPr>
-          <w:rFonts w:ascii="Times New Roman" w:hAnsi="Times New Roman" w:cs="Times New Roman"/>
-          <w:sz w:val="28"/>
-          <w:szCs w:val="28"/>
-        </w:rPr>
-        <w:t>Another objective is to display the retrieved weather information in a clear and organized manner. Important information such as city name, temperature, humidity, wind speed, and weather condition should be displayed properly. A well-organized display helps users understand the weather information quickly.</w:t>
-      </w:r>
-    </w:p>
-    <w:p>
-      <w:pPr>
-        <w:spacing w:after="30" w:line="360" w:lineRule="auto"/>
-        <w:jc w:val="both"/>
-        <w:rPr>
-          <w:rFonts w:ascii="Times New Roman" w:hAnsi="Times New Roman" w:cs="Times New Roman"/>
-          <w:b/>
-          <w:bCs/>
-          <w:sz w:val="28"/>
-          <w:szCs w:val="28"/>
-        </w:rPr>
-      </w:pPr>
-      <w:r>
-        <w:rPr>
-          <w:rFonts w:ascii="Times New Roman" w:hAnsi="Times New Roman" w:cs="Times New Roman"/>
-          <w:b/>
-          <w:bCs/>
-          <w:sz w:val="28"/>
-          <w:szCs w:val="28"/>
-        </w:rPr>
-        <w:t>7. To allow users to search different locations:</w:t>
-      </w:r>
-    </w:p>
-    <w:p>
-      <w:pPr>
-        <w:spacing w:after="30" w:line="360" w:lineRule="auto"/>
-        <w:jc w:val="both"/>
-        <w:rPr>
-          <w:rFonts w:ascii="Times New Roman" w:hAnsi="Times New Roman" w:cs="Times New Roman"/>
-          <w:sz w:val="28"/>
-          <w:szCs w:val="28"/>
-        </w:rPr>
-      </w:pPr>
-      <w:r>
-        <w:rPr>
-          <w:rFonts w:ascii="Times New Roman" w:hAnsi="Times New Roman" w:cs="Times New Roman"/>
-          <w:sz w:val="28"/>
-          <w:szCs w:val="28"/>
-        </w:rPr>
-        <w:t>The system should allow users to search for weather information for different cities or locations. The user can enter a location name and request its weather information. This makes the application useful for people who want to check the weather of different places.</w:t>
-      </w:r>
-    </w:p>
-    <w:p>
-      <w:pPr>
-        <w:spacing w:after="30" w:line="360" w:lineRule="auto"/>
-        <w:jc w:val="both"/>
-        <w:rPr>
-          <w:rFonts w:ascii="Times New Roman" w:hAnsi="Times New Roman" w:cs="Times New Roman"/>
-          <w:b/>
-          <w:bCs/>
-          <w:sz w:val="28"/>
-          <w:szCs w:val="28"/>
-        </w:rPr>
-      </w:pPr>
-      <w:r>
-        <w:rPr>
-          <w:rFonts w:ascii="Times New Roman" w:hAnsi="Times New Roman" w:cs="Times New Roman"/>
-          <w:b/>
-          <w:bCs/>
-          <w:sz w:val="28"/>
-          <w:szCs w:val="28"/>
-        </w:rPr>
-        <w:t>8. To understand API request and response:</w:t>
-      </w:r>
-    </w:p>
-    <w:p>
-      <w:pPr>
-        <w:spacing w:after="30" w:line="360" w:lineRule="auto"/>
-        <w:jc w:val="both"/>
-        <w:rPr>
-          <w:rFonts w:ascii="Times New Roman" w:hAnsi="Times New Roman" w:cs="Times New Roman"/>
-          <w:sz w:val="28"/>
-          <w:szCs w:val="28"/>
-        </w:rPr>
-      </w:pPr>
-      <w:r>
-        <w:rPr>
-          <w:rFonts w:ascii="Times New Roman" w:hAnsi="Times New Roman" w:cs="Times New Roman"/>
-          <w:sz w:val="28"/>
-          <w:szCs w:val="28"/>
-        </w:rPr>
-        <w:t>This project aims to help students understand how an application communicates with an external server. When the user searches for a city, the application sends a request to the Weather API. The API processes the request and returns a response containing weather data. Understanding this request-and-response process is an important part of modern web application development.</w:t>
-      </w:r>
-    </w:p>
-    <w:p>
-      <w:pPr>
-        <w:spacing w:after="30" w:line="360" w:lineRule="auto"/>
-        <w:jc w:val="both"/>
-        <w:rPr>
-          <w:rFonts w:ascii="Times New Roman" w:hAnsi="Times New Roman" w:cs="Times New Roman"/>
-          <w:b/>
-          <w:bCs/>
-          <w:sz w:val="28"/>
-          <w:szCs w:val="28"/>
-        </w:rPr>
-      </w:pPr>
-      <w:r>
-        <w:rPr>
-          <w:rFonts w:ascii="Times New Roman" w:hAnsi="Times New Roman" w:cs="Times New Roman"/>
-          <w:b/>
-          <w:bCs/>
-          <w:sz w:val="28"/>
-          <w:szCs w:val="28"/>
-        </w:rPr>
-        <w:t>9. To understand JSON data:</w:t>
-      </w:r>
-    </w:p>
-    <w:p>
-      <w:pPr>
-        <w:spacing w:after="30" w:line="360" w:lineRule="auto"/>
-        <w:jc w:val="both"/>
-        <w:rPr>
-          <w:rFonts w:ascii="Times New Roman" w:hAnsi="Times New Roman" w:cs="Times New Roman"/>
-          <w:sz w:val="28"/>
-          <w:szCs w:val="28"/>
-        </w:rPr>
-      </w:pPr>
-      <w:r>
-        <w:rPr>
-          <w:rFonts w:ascii="Times New Roman" w:hAnsi="Times New Roman" w:cs="Times New Roman"/>
-          <w:sz w:val="28"/>
-          <w:szCs w:val="28"/>
-        </w:rPr>
-        <w:lastRenderedPageBreak/>
-        <w:t xml:space="preserve">Most Weather APIs provide their response in </w:t>
-      </w:r>
-      <w:r>
-        <w:rPr>
-          <w:rFonts w:ascii="Times New Roman" w:hAnsi="Times New Roman" w:cs="Times New Roman"/>
-          <w:b/>
-          <w:bCs/>
-          <w:sz w:val="28"/>
-          <w:szCs w:val="28"/>
-        </w:rPr>
-        <w:t>JSON (JavaScript Object Notation)</w:t>
-      </w:r>
-      <w:r>
-        <w:rPr>
-          <w:rFonts w:ascii="Times New Roman" w:hAnsi="Times New Roman" w:cs="Times New Roman"/>
-          <w:sz w:val="28"/>
-          <w:szCs w:val="28"/>
-        </w:rPr>
-        <w:t xml:space="preserve"> format. Therefore, another objective of the project is to understand how JSON data is received and processed by the application. The system extracts the required information from the JSON response and displays it on the webpage.</w:t>
-      </w:r>
-    </w:p>
-    <w:p>
-      <w:pPr>
-        <w:spacing w:after="30" w:line="360" w:lineRule="auto"/>
-        <w:jc w:val="both"/>
-        <w:rPr>
-          <w:rFonts w:ascii="Times New Roman" w:hAnsi="Times New Roman" w:cs="Times New Roman"/>
-          <w:b/>
-          <w:bCs/>
-          <w:sz w:val="28"/>
-          <w:szCs w:val="28"/>
-        </w:rPr>
-      </w:pPr>
-      <w:r>
-        <w:rPr>
-          <w:rFonts w:ascii="Times New Roman" w:hAnsi="Times New Roman" w:cs="Times New Roman"/>
-          <w:b/>
-          <w:bCs/>
-          <w:sz w:val="28"/>
-          <w:szCs w:val="28"/>
-        </w:rPr>
-        <w:t>10. To provide weather forecast information:</w:t>
-      </w:r>
-    </w:p>
-    <w:p>
-      <w:pPr>
-        <w:spacing w:after="30" w:line="360" w:lineRule="auto"/>
-        <w:jc w:val="both"/>
-        <w:rPr>
-          <w:rFonts w:ascii="Times New Roman" w:hAnsi="Times New Roman" w:cs="Times New Roman"/>
-          <w:sz w:val="28"/>
-          <w:szCs w:val="28"/>
-        </w:rPr>
-      </w:pPr>
-      <w:r>
-        <w:rPr>
-          <w:rFonts w:ascii="Times New Roman" w:hAnsi="Times New Roman" w:cs="Times New Roman"/>
-          <w:sz w:val="28"/>
-          <w:szCs w:val="28"/>
-        </w:rPr>
-        <w:t>The project also aims to provide forecast information for upcoming periods, depending on the features available in the selected Weather API. Forecast information can help users plan their activities in advance. For example, users can check whether the weather is expected to be sunny, cloudy, or rainy.</w:t>
-      </w:r>
-    </w:p>
-    <w:p>
-      <w:pPr>
-        <w:spacing w:after="30" w:line="360" w:lineRule="auto"/>
-        <w:jc w:val="both"/>
-        <w:rPr>
-          <w:rFonts w:ascii="Times New Roman" w:hAnsi="Times New Roman" w:cs="Times New Roman"/>
-          <w:b/>
-          <w:bCs/>
-          <w:sz w:val="28"/>
-          <w:szCs w:val="28"/>
-        </w:rPr>
-      </w:pPr>
-      <w:r>
-        <w:rPr>
-          <w:rFonts w:ascii="Times New Roman" w:hAnsi="Times New Roman" w:cs="Times New Roman"/>
-          <w:b/>
-          <w:bCs/>
-          <w:sz w:val="28"/>
-          <w:szCs w:val="28"/>
-        </w:rPr>
-        <w:t>11. To reduce the time required to find weather information:</w:t>
-      </w:r>
-    </w:p>
-    <w:p>
-      <w:pPr>
-        <w:spacing w:after="30" w:line="360" w:lineRule="auto"/>
-        <w:jc w:val="both"/>
-        <w:rPr>
-          <w:rFonts w:ascii="Times New Roman" w:hAnsi="Times New Roman" w:cs="Times New Roman"/>
-          <w:sz w:val="28"/>
-          <w:szCs w:val="28"/>
-        </w:rPr>
-      </w:pPr>
-      <w:r>
-        <w:rPr>
-          <w:rFonts w:ascii="Times New Roman" w:hAnsi="Times New Roman" w:cs="Times New Roman"/>
-          <w:sz w:val="28"/>
-          <w:szCs w:val="28"/>
-        </w:rPr>
-        <w:t>Another objective is to save the user's time. Normally, a person may need to search the internet and visit different websites to find weather information. This system provides the required information through a single application. The user only needs to enter the location and request the weather data.</w:t>
-      </w:r>
-    </w:p>
-    <w:p>
-      <w:pPr>
-        <w:spacing w:after="30" w:line="360" w:lineRule="auto"/>
-        <w:jc w:val="both"/>
-        <w:rPr>
-          <w:rFonts w:ascii="Times New Roman" w:hAnsi="Times New Roman" w:cs="Times New Roman"/>
-          <w:b/>
-          <w:bCs/>
-          <w:sz w:val="28"/>
-          <w:szCs w:val="28"/>
-        </w:rPr>
-      </w:pPr>
-      <w:r>
-        <w:rPr>
-          <w:rFonts w:ascii="Times New Roman" w:hAnsi="Times New Roman" w:cs="Times New Roman"/>
-          <w:b/>
-          <w:bCs/>
-          <w:sz w:val="28"/>
-          <w:szCs w:val="28"/>
-        </w:rPr>
-        <w:t>12. To handle invalid location input:</w:t>
-      </w:r>
-    </w:p>
-    <w:p>
-      <w:pPr>
-        <w:spacing w:after="30" w:line="360" w:lineRule="auto"/>
-        <w:jc w:val="both"/>
-        <w:rPr>
-          <w:rFonts w:ascii="Times New Roman" w:hAnsi="Times New Roman" w:cs="Times New Roman"/>
-          <w:sz w:val="28"/>
-          <w:szCs w:val="28"/>
-        </w:rPr>
-      </w:pPr>
-      <w:r>
-        <w:rPr>
-          <w:rFonts w:ascii="Times New Roman" w:hAnsi="Times New Roman" w:cs="Times New Roman"/>
-          <w:sz w:val="28"/>
-          <w:szCs w:val="28"/>
-        </w:rPr>
-        <w:t>The system should be able to handle incorrect or invalid location names. If the user enters a city that cannot be found, the system should display an appropriate message instead of showing incorrect information. This makes the system more reliable and user-friendly.</w:t>
-      </w:r>
-    </w:p>
-    <w:p>
-      <w:pPr>
-        <w:spacing w:after="30" w:line="360" w:lineRule="auto"/>
-        <w:jc w:val="both"/>
-        <w:rPr>
-          <w:rFonts w:ascii="Times New Roman" w:hAnsi="Times New Roman" w:cs="Times New Roman"/>
-          <w:b/>
-          <w:bCs/>
-          <w:sz w:val="28"/>
-          <w:szCs w:val="28"/>
-        </w:rPr>
-      </w:pPr>
-      <w:r>
-        <w:rPr>
-          <w:rFonts w:ascii="Times New Roman" w:hAnsi="Times New Roman" w:cs="Times New Roman"/>
-          <w:b/>
-          <w:bCs/>
-          <w:sz w:val="28"/>
-          <w:szCs w:val="28"/>
-        </w:rPr>
-        <w:t>13. To handle API and internet errors:</w:t>
-      </w:r>
-    </w:p>
-    <w:p>
-      <w:pPr>
-        <w:spacing w:after="30" w:line="360" w:lineRule="auto"/>
-        <w:jc w:val="both"/>
-        <w:rPr>
-          <w:rFonts w:ascii="Times New Roman" w:hAnsi="Times New Roman" w:cs="Times New Roman"/>
-          <w:sz w:val="28"/>
-          <w:szCs w:val="28"/>
-        </w:rPr>
-      </w:pPr>
-      <w:r>
-        <w:rPr>
-          <w:rFonts w:ascii="Times New Roman" w:hAnsi="Times New Roman" w:cs="Times New Roman"/>
-          <w:sz w:val="28"/>
-          <w:szCs w:val="28"/>
-        </w:rPr>
-        <w:t>The project also aims to implement basic error handling. Sometimes the Weather API may not be available, or the user's internet connection may not work properly. In such situations, the application should handle the error and provide a suitable message to the user rather than stopping unexpectedly.</w:t>
-      </w:r>
-    </w:p>
-    <w:p>
-      <w:pPr>
-        <w:spacing w:after="30" w:line="360" w:lineRule="auto"/>
-        <w:jc w:val="both"/>
-        <w:rPr>
-          <w:rFonts w:ascii="Times New Roman" w:hAnsi="Times New Roman" w:cs="Times New Roman"/>
-          <w:b/>
-          <w:bCs/>
-          <w:sz w:val="28"/>
-          <w:szCs w:val="28"/>
-        </w:rPr>
-      </w:pPr>
-      <w:r>
-        <w:rPr>
-          <w:rFonts w:ascii="Times New Roman" w:hAnsi="Times New Roman" w:cs="Times New Roman"/>
-          <w:b/>
-          <w:bCs/>
-          <w:sz w:val="28"/>
-          <w:szCs w:val="28"/>
-        </w:rPr>
-        <w:t>14. To understand real-time data retrieval:</w:t>
-      </w:r>
-    </w:p>
-    <w:p>
-      <w:pPr>
-        <w:spacing w:after="30" w:line="360" w:lineRule="auto"/>
-        <w:jc w:val="both"/>
-        <w:rPr>
-          <w:rFonts w:ascii="Times New Roman" w:hAnsi="Times New Roman" w:cs="Times New Roman"/>
-          <w:sz w:val="28"/>
-          <w:szCs w:val="28"/>
-        </w:rPr>
-      </w:pPr>
-      <w:r>
-        <w:rPr>
-          <w:rFonts w:ascii="Times New Roman" w:hAnsi="Times New Roman" w:cs="Times New Roman"/>
-          <w:sz w:val="28"/>
-          <w:szCs w:val="28"/>
-        </w:rPr>
-        <w:t xml:space="preserve">One of the important learning objectives of this project is to understand </w:t>
-      </w:r>
-      <w:r>
-        <w:rPr>
-          <w:rFonts w:ascii="Times New Roman" w:hAnsi="Times New Roman" w:cs="Times New Roman"/>
-          <w:b/>
-          <w:bCs/>
-          <w:sz w:val="28"/>
-          <w:szCs w:val="28"/>
-        </w:rPr>
-        <w:t>real-time data retrieval</w:t>
-      </w:r>
-      <w:r>
-        <w:rPr>
-          <w:rFonts w:ascii="Times New Roman" w:hAnsi="Times New Roman" w:cs="Times New Roman"/>
-          <w:sz w:val="28"/>
-          <w:szCs w:val="28"/>
-        </w:rPr>
-        <w:t xml:space="preserve">. The system does not depend only on static information stored in the application. Instead, it communicates with an online service and retrieves </w:t>
-      </w:r>
-      <w:r>
-        <w:rPr>
-          <w:rFonts w:ascii="Times New Roman" w:hAnsi="Times New Roman" w:cs="Times New Roman"/>
-          <w:sz w:val="28"/>
-          <w:szCs w:val="28"/>
-        </w:rPr>
-        <w:lastRenderedPageBreak/>
-        <w:t>weather information when required. This provides practical knowledge about dynamic applications.</w:t>
-      </w:r>
-    </w:p>
-    <w:p>
-      <w:pPr>
-        <w:spacing w:after="30" w:line="360" w:lineRule="auto"/>
-        <w:jc w:val="both"/>
-        <w:rPr>
-          <w:rFonts w:ascii="Times New Roman" w:hAnsi="Times New Roman" w:cs="Times New Roman"/>
-          <w:b/>
-          <w:bCs/>
-          <w:sz w:val="28"/>
-          <w:szCs w:val="28"/>
-        </w:rPr>
-      </w:pPr>
-      <w:r>
-        <w:rPr>
-          <w:rFonts w:ascii="Times New Roman" w:hAnsi="Times New Roman" w:cs="Times New Roman"/>
-          <w:b/>
-          <w:bCs/>
-          <w:sz w:val="28"/>
-          <w:szCs w:val="28"/>
-        </w:rPr>
-        <w:t>15. To apply programming concepts in a practical project:</w:t>
-      </w:r>
-    </w:p>
-    <w:p>
-      <w:pPr>
-        <w:spacing w:after="30" w:line="360" w:lineRule="auto"/>
-        <w:jc w:val="both"/>
-        <w:rPr>
-          <w:rFonts w:ascii="Times New Roman" w:hAnsi="Times New Roman" w:cs="Times New Roman"/>
-          <w:sz w:val="28"/>
-          <w:szCs w:val="28"/>
-        </w:rPr>
-      </w:pPr>
-      <w:r>
-        <w:rPr>
-          <w:rFonts w:ascii="Times New Roman" w:hAnsi="Times New Roman" w:cs="Times New Roman"/>
-          <w:sz w:val="28"/>
-          <w:szCs w:val="28"/>
-        </w:rPr>
-        <w:t>The project aims to apply programming concepts learned during the course to develop a useful real-world application. Concepts such as variables, functions, conditions, input handling, API requests, data processing, and error handling can be used while developing the system.</w:t>
-      </w:r>
-    </w:p>
-    <w:p>
-      <w:pPr>
-        <w:spacing w:after="30" w:line="360" w:lineRule="auto"/>
-        <w:jc w:val="both"/>
-        <w:rPr>
-          <w:rFonts w:ascii="Times New Roman" w:hAnsi="Times New Roman" w:cs="Times New Roman"/>
-          <w:sz w:val="28"/>
-          <w:szCs w:val="28"/>
-        </w:rPr>
-      </w:pPr>
+        <w:t>Problem Statement</w:t>
+      </w:r>
     </w:p>
     <w:p>
       <w:pPr>
@@ -1704,7 +1938,7 @@
           <w:sz w:val="32"/>
           <w:szCs w:val="32"/>
         </w:rPr>
-        <w:t>Example</w:t>
+        <w:t>Problem Identification</w:t>
       </w:r>
       <w:r>
         <w:rPr>
@@ -1733,179 +1967,149 @@
           <w:sz w:val="28"/>
           <w:szCs w:val="28"/>
         </w:rPr>
-        <w:t>“To develop a Weather Forecast System that can provide real-time weather information for a selected city using a Weather API. The system will allow users to search for a location and display important details such as temperature, humidity, wind speed, and weather conditions. It aims to provide updated weather information in a simple and user-friendly format.”</w:t>
-      </w:r>
-    </w:p>
-    <w:p>
-      <w:pPr>
-        <w:spacing w:after="30" w:line="360" w:lineRule="auto"/>
-        <w:jc w:val="both"/>
-        <w:rPr>
-          <w:rFonts w:ascii="Times New Roman" w:hAnsi="Times New Roman" w:cs="Times New Roman"/>
-        </w:rPr>
-      </w:pPr>
-    </w:p>
-    <w:p>
-      <w:pPr>
-        <w:spacing w:after="30" w:line="360" w:lineRule="auto"/>
-        <w:jc w:val="both"/>
-        <w:rPr>
-          <w:rFonts w:ascii="Times New Roman" w:hAnsi="Times New Roman" w:cs="Times New Roman"/>
-        </w:rPr>
-      </w:pPr>
-    </w:p>
-    <w:p>
-      <w:pPr>
-        <w:spacing w:after="30" w:line="360" w:lineRule="auto"/>
-        <w:jc w:val="both"/>
-        <w:rPr>
-          <w:rFonts w:ascii="Times New Roman" w:hAnsi="Times New Roman" w:cs="Times New Roman"/>
-        </w:rPr>
-      </w:pPr>
-    </w:p>
-    <w:p>
-      <w:pPr>
-        <w:spacing w:after="30" w:line="360" w:lineRule="auto"/>
-        <w:jc w:val="both"/>
-        <w:rPr>
-          <w:rFonts w:ascii="Times New Roman" w:hAnsi="Times New Roman" w:cs="Times New Roman"/>
-        </w:rPr>
-      </w:pPr>
-    </w:p>
-    <w:p>
-      <w:pPr>
-        <w:spacing w:after="30" w:line="360" w:lineRule="auto"/>
-        <w:jc w:val="both"/>
-        <w:rPr>
-          <w:rFonts w:ascii="Times New Roman" w:hAnsi="Times New Roman" w:cs="Times New Roman"/>
-        </w:rPr>
-      </w:pPr>
-    </w:p>
-    <w:p>
-      <w:pPr>
-        <w:spacing w:after="30" w:line="360" w:lineRule="auto"/>
-        <w:jc w:val="both"/>
-        <w:rPr>
-          <w:rFonts w:ascii="Times New Roman" w:hAnsi="Times New Roman" w:cs="Times New Roman"/>
-        </w:rPr>
-      </w:pPr>
-    </w:p>
-    <w:p>
-      <w:pPr>
-        <w:spacing w:after="30" w:line="360" w:lineRule="auto"/>
-        <w:jc w:val="both"/>
-        <w:rPr>
-          <w:rFonts w:ascii="Times New Roman" w:hAnsi="Times New Roman" w:cs="Times New Roman"/>
-        </w:rPr>
-      </w:pPr>
-    </w:p>
-    <w:p>
-      <w:pPr>
-        <w:spacing w:after="30" w:line="360" w:lineRule="auto"/>
-        <w:jc w:val="both"/>
-        <w:rPr>
-          <w:rFonts w:ascii="Times New Roman" w:hAnsi="Times New Roman" w:cs="Times New Roman"/>
-        </w:rPr>
-      </w:pPr>
-    </w:p>
-    <w:p>
-      <w:pPr>
-        <w:spacing w:after="30" w:line="360" w:lineRule="auto"/>
-        <w:jc w:val="both"/>
-        <w:rPr>
-          <w:rFonts w:ascii="Times New Roman" w:hAnsi="Times New Roman" w:cs="Times New Roman"/>
-        </w:rPr>
-      </w:pPr>
-    </w:p>
-    <w:p>
-      <w:pPr>
-        <w:spacing w:after="30" w:line="360" w:lineRule="auto"/>
-        <w:jc w:val="both"/>
-        <w:rPr>
-          <w:rFonts w:ascii="Times New Roman" w:hAnsi="Times New Roman" w:cs="Times New Roman"/>
-        </w:rPr>
-      </w:pPr>
-    </w:p>
-    <w:p>
-      <w:pPr>
-        <w:spacing w:after="30" w:line="360" w:lineRule="auto"/>
-        <w:jc w:val="both"/>
-        <w:rPr>
-          <w:rFonts w:ascii="Times New Roman" w:hAnsi="Times New Roman" w:cs="Times New Roman"/>
-        </w:rPr>
-      </w:pPr>
-    </w:p>
-    <w:p>
-      <w:pPr>
-        <w:spacing w:after="30" w:line="360" w:lineRule="auto"/>
-        <w:jc w:val="both"/>
-        <w:rPr>
-          <w:rFonts w:ascii="Times New Roman" w:hAnsi="Times New Roman" w:cs="Times New Roman"/>
-        </w:rPr>
-      </w:pPr>
-    </w:p>
-    <w:p>
-      <w:pPr>
-        <w:spacing w:after="30" w:line="360" w:lineRule="auto"/>
-        <w:jc w:val="both"/>
-        <w:rPr>
-          <w:rFonts w:ascii="Times New Roman" w:hAnsi="Times New Roman" w:cs="Times New Roman"/>
-          <w:b/>
-          <w:bCs/>
-          <w:sz w:val="40"/>
-          <w:szCs w:val="40"/>
-        </w:rPr>
-      </w:pPr>
-    </w:p>
-    <w:p>
-      <w:pPr>
-        <w:spacing w:after="30" w:line="360" w:lineRule="auto"/>
-        <w:jc w:val="both"/>
-        <w:rPr>
-          <w:rFonts w:ascii="Times New Roman" w:hAnsi="Times New Roman" w:cs="Times New Roman"/>
-          <w:b/>
-          <w:bCs/>
-          <w:sz w:val="40"/>
-          <w:szCs w:val="40"/>
-        </w:rPr>
-      </w:pPr>
-    </w:p>
-    <w:p>
-      <w:pPr>
-        <w:spacing w:after="30" w:line="360" w:lineRule="auto"/>
-        <w:jc w:val="both"/>
-        <w:rPr>
-          <w:rFonts w:ascii="Times New Roman" w:hAnsi="Times New Roman" w:cs="Times New Roman"/>
-          <w:b/>
-          <w:bCs/>
-          <w:sz w:val="40"/>
-          <w:szCs w:val="40"/>
-        </w:rPr>
-      </w:pPr>
-    </w:p>
-    <w:p>
-      <w:pPr>
-        <w:spacing w:after="30" w:line="360" w:lineRule="auto"/>
-        <w:jc w:val="both"/>
-        <w:rPr>
-          <w:rFonts w:ascii="Times New Roman" w:hAnsi="Times New Roman" w:cs="Times New Roman"/>
-          <w:b/>
-          <w:bCs/>
-          <w:sz w:val="40"/>
-          <w:szCs w:val="40"/>
-        </w:rPr>
-      </w:pPr>
-      <w:r>
-        <w:rPr>
-          <w:rFonts w:ascii="Times New Roman" w:hAnsi="Times New Roman" w:cs="Times New Roman"/>
-          <w:b/>
-          <w:bCs/>
-          <w:sz w:val="40"/>
-          <w:szCs w:val="40"/>
-        </w:rPr>
-        <w:lastRenderedPageBreak/>
-        <w:t>Problem Statement</w:t>
-      </w:r>
+        <w:t>Weather conditions change continuously and can affect our daily activities such as travelling, farming, transportation, outdoor events, and daily planning. People need accurate and updated weather information to make better decisions. However, finding weather information manually can sometimes take time and may require checking different sources.</w:t>
+      </w:r>
+    </w:p>
+    <w:p>
+      <w:pPr>
+        <w:spacing w:after="30" w:line="360" w:lineRule="auto"/>
+        <w:jc w:val="both"/>
+        <w:rPr>
+          <w:rFonts w:ascii="Times New Roman" w:hAnsi="Times New Roman" w:cs="Times New Roman"/>
+          <w:sz w:val="28"/>
+          <w:szCs w:val="28"/>
+        </w:rPr>
+      </w:pPr>
+      <w:r>
+        <w:rPr>
+          <w:rFonts w:ascii="Times New Roman" w:hAnsi="Times New Roman" w:cs="Times New Roman"/>
+          <w:sz w:val="28"/>
+          <w:szCs w:val="28"/>
+        </w:rPr>
+        <w:t xml:space="preserve">The </w:t>
+      </w:r>
+      <w:r>
+        <w:rPr>
+          <w:rFonts w:ascii="Times New Roman" w:hAnsi="Times New Roman" w:cs="Times New Roman"/>
+          <w:b/>
+          <w:bCs/>
+          <w:sz w:val="28"/>
+          <w:szCs w:val="28"/>
+        </w:rPr>
+        <w:t>Weather Forecast System Using API</w:t>
+      </w:r>
+      <w:r>
+        <w:rPr>
+          <w:rFonts w:ascii="Times New Roman" w:hAnsi="Times New Roman" w:cs="Times New Roman"/>
+          <w:sz w:val="28"/>
+          <w:szCs w:val="28"/>
+        </w:rPr>
+        <w:t xml:space="preserve"> aims to solve this problem by providing weather information through a simple and user-friendly application. The system allows users to enter the name of a city or location and obtain its current weather information. The system connects with an online Weather API to retrieve updated weather data and displays the information to the user.</w:t>
+      </w:r>
+    </w:p>
+    <w:p>
+      <w:pPr>
+        <w:spacing w:after="30" w:line="360" w:lineRule="auto"/>
+        <w:jc w:val="both"/>
+        <w:rPr>
+          <w:rFonts w:ascii="Times New Roman" w:hAnsi="Times New Roman" w:cs="Times New Roman"/>
+          <w:sz w:val="28"/>
+          <w:szCs w:val="28"/>
+        </w:rPr>
+      </w:pPr>
+      <w:r>
+        <w:rPr>
+          <w:rFonts w:ascii="Times New Roman" w:hAnsi="Times New Roman" w:cs="Times New Roman"/>
+          <w:sz w:val="28"/>
+          <w:szCs w:val="28"/>
+        </w:rPr>
+        <w:t xml:space="preserve">The system can provide important details such as </w:t>
+      </w:r>
+      <w:r>
+        <w:rPr>
+          <w:rFonts w:ascii="Times New Roman" w:hAnsi="Times New Roman" w:cs="Times New Roman"/>
+          <w:b/>
+          <w:bCs/>
+          <w:sz w:val="28"/>
+          <w:szCs w:val="28"/>
+        </w:rPr>
+        <w:t>temperature, humidity, wind speed, atmospheric pressure, and weather conditions</w:t>
+      </w:r>
+      <w:r>
+        <w:rPr>
+          <w:rFonts w:ascii="Times New Roman" w:hAnsi="Times New Roman" w:cs="Times New Roman"/>
+          <w:sz w:val="28"/>
+          <w:szCs w:val="28"/>
+        </w:rPr>
+        <w:t>. Depending on the selected API, it can also provide forecast information for upcoming days. This allows users to get useful weather information in one place without searching through multiple sources.</w:t>
+      </w:r>
+    </w:p>
+    <w:p>
+      <w:pPr>
+        <w:spacing w:after="30" w:line="360" w:lineRule="auto"/>
+        <w:jc w:val="both"/>
+        <w:rPr>
+          <w:rFonts w:ascii="Times New Roman" w:hAnsi="Times New Roman" w:cs="Times New Roman"/>
+          <w:sz w:val="28"/>
+          <w:szCs w:val="28"/>
+        </w:rPr>
+      </w:pPr>
+      <w:r>
+        <w:rPr>
+          <w:rFonts w:ascii="Times New Roman" w:hAnsi="Times New Roman" w:cs="Times New Roman"/>
+          <w:sz w:val="28"/>
+          <w:szCs w:val="28"/>
+        </w:rPr>
+        <w:t>The system also helps reduce the effort required to obtain weather information. Instead of manually checking different websites, newspapers, or other sources, users can simply enter the required location and get the available weather information through the application.</w:t>
+      </w:r>
+    </w:p>
+    <w:p>
+      <w:pPr>
+        <w:spacing w:after="30" w:line="360" w:lineRule="auto"/>
+        <w:jc w:val="both"/>
+        <w:rPr>
+          <w:rFonts w:ascii="Times New Roman" w:hAnsi="Times New Roman" w:cs="Times New Roman"/>
+          <w:sz w:val="28"/>
+          <w:szCs w:val="28"/>
+        </w:rPr>
+      </w:pPr>
+      <w:r>
+        <w:rPr>
+          <w:rFonts w:ascii="Times New Roman" w:hAnsi="Times New Roman" w:cs="Times New Roman"/>
+          <w:sz w:val="28"/>
+          <w:szCs w:val="28"/>
+        </w:rPr>
+        <w:t xml:space="preserve">Therefore, the main problem addressed by this project is the </w:t>
+      </w:r>
+      <w:r>
+        <w:rPr>
+          <w:rFonts w:ascii="Times New Roman" w:hAnsi="Times New Roman" w:cs="Times New Roman"/>
+          <w:b/>
+          <w:bCs/>
+          <w:sz w:val="28"/>
+          <w:szCs w:val="28"/>
+        </w:rPr>
+        <w:t>difficulty and inconvenience of obtaining updated weather information quickly and easily</w:t>
+      </w:r>
+      <w:r>
+        <w:rPr>
+          <w:rFonts w:ascii="Times New Roman" w:hAnsi="Times New Roman" w:cs="Times New Roman"/>
+          <w:sz w:val="28"/>
+          <w:szCs w:val="28"/>
+        </w:rPr>
+        <w:t>. The proposed system provides a convenient solution by retrieving weather data through an API and presenting it in a simple format.</w:t>
+      </w:r>
+    </w:p>
+    <w:p>
+      <w:pPr>
+        <w:spacing w:after="30" w:line="360" w:lineRule="auto"/>
+        <w:jc w:val="both"/>
+        <w:rPr>
+          <w:rFonts w:ascii="Times New Roman" w:hAnsi="Times New Roman" w:cs="Times New Roman"/>
+          <w:sz w:val="28"/>
+          <w:szCs w:val="28"/>
+        </w:rPr>
+      </w:pPr>
     </w:p>
     <w:p>
       <w:pPr>
@@ -1917,208 +2121,6 @@
           <w:bCs/>
           <w:sz w:val="32"/>
           <w:szCs w:val="32"/>
-        </w:rPr>
-      </w:pPr>
-      <w:r>
-        <w:rPr>
-          <w:rFonts w:ascii="Times New Roman" w:hAnsi="Times New Roman" w:cs="Times New Roman"/>
-          <w:b/>
-          <w:bCs/>
-          <w:sz w:val="32"/>
-          <w:szCs w:val="32"/>
-        </w:rPr>
-        <w:t>Problem Identification</w:t>
-      </w:r>
-      <w:r>
-        <w:rPr>
-          <w:rFonts w:ascii="Times New Roman" w:hAnsi="Times New Roman" w:cs="Times New Roman"/>
-          <w:b/>
-          <w:bCs/>
-          <w:sz w:val="32"/>
-          <w:szCs w:val="32"/>
-        </w:rPr>
-        <w:t>:</w:t>
-      </w:r>
-    </w:p>
-    <w:p>
-      <w:pPr>
-        <w:spacing w:after="30" w:line="360" w:lineRule="auto"/>
-        <w:jc w:val="both"/>
-        <w:rPr>
-          <w:rFonts w:ascii="Times New Roman" w:hAnsi="Times New Roman" w:cs="Times New Roman"/>
-          <w:sz w:val="28"/>
-          <w:szCs w:val="28"/>
-        </w:rPr>
-      </w:pPr>
-      <w:r>
-        <w:rPr>
-          <w:rFonts w:ascii="Times New Roman" w:hAnsi="Times New Roman" w:cs="Times New Roman"/>
-          <w:sz w:val="28"/>
-          <w:szCs w:val="28"/>
-        </w:rPr>
-        <w:t>Weather conditions change continuously and can affect our daily activities such as travelling, farming, transportation, outdoor events, and daily planning. People need accurate and updated weather information to make better decisions. However, finding weather information manually can sometimes take time and may require checking different sources.</w:t>
-      </w:r>
-    </w:p>
-    <w:p>
-      <w:pPr>
-        <w:spacing w:after="30" w:line="360" w:lineRule="auto"/>
-        <w:jc w:val="both"/>
-        <w:rPr>
-          <w:rFonts w:ascii="Times New Roman" w:hAnsi="Times New Roman" w:cs="Times New Roman"/>
-          <w:sz w:val="28"/>
-          <w:szCs w:val="28"/>
-        </w:rPr>
-      </w:pPr>
-      <w:r>
-        <w:rPr>
-          <w:rFonts w:ascii="Times New Roman" w:hAnsi="Times New Roman" w:cs="Times New Roman"/>
-          <w:sz w:val="28"/>
-          <w:szCs w:val="28"/>
-        </w:rPr>
-        <w:t xml:space="preserve">The </w:t>
-      </w:r>
-      <w:r>
-        <w:rPr>
-          <w:rFonts w:ascii="Times New Roman" w:hAnsi="Times New Roman" w:cs="Times New Roman"/>
-          <w:b/>
-          <w:bCs/>
-          <w:sz w:val="28"/>
-          <w:szCs w:val="28"/>
-        </w:rPr>
-        <w:t>Weather Forecast System Using API</w:t>
-      </w:r>
-      <w:r>
-        <w:rPr>
-          <w:rFonts w:ascii="Times New Roman" w:hAnsi="Times New Roman" w:cs="Times New Roman"/>
-          <w:sz w:val="28"/>
-          <w:szCs w:val="28"/>
-        </w:rPr>
-        <w:t xml:space="preserve"> aims to solve this problem by providing weather information through a simple and user-friendly application. The system allows users to enter the name of a city or location and obtain its current weather information. The system connects with an online Weather API to retrieve updated weather data and displays the information to the user.</w:t>
-      </w:r>
-    </w:p>
-    <w:p>
-      <w:pPr>
-        <w:spacing w:after="30" w:line="360" w:lineRule="auto"/>
-        <w:jc w:val="both"/>
-        <w:rPr>
-          <w:rFonts w:ascii="Times New Roman" w:hAnsi="Times New Roman" w:cs="Times New Roman"/>
-          <w:sz w:val="28"/>
-          <w:szCs w:val="28"/>
-        </w:rPr>
-      </w:pPr>
-      <w:r>
-        <w:rPr>
-          <w:rFonts w:ascii="Times New Roman" w:hAnsi="Times New Roman" w:cs="Times New Roman"/>
-          <w:sz w:val="28"/>
-          <w:szCs w:val="28"/>
-        </w:rPr>
-        <w:t xml:space="preserve">The system can provide important details such as </w:t>
-      </w:r>
-      <w:r>
-        <w:rPr>
-          <w:rFonts w:ascii="Times New Roman" w:hAnsi="Times New Roman" w:cs="Times New Roman"/>
-          <w:b/>
-          <w:bCs/>
-          <w:sz w:val="28"/>
-          <w:szCs w:val="28"/>
-        </w:rPr>
-        <w:t>temperature, humidity, wind speed, atmospheric pressure, and weather conditions</w:t>
-      </w:r>
-      <w:r>
-        <w:rPr>
-          <w:rFonts w:ascii="Times New Roman" w:hAnsi="Times New Roman" w:cs="Times New Roman"/>
-          <w:sz w:val="28"/>
-          <w:szCs w:val="28"/>
-        </w:rPr>
-        <w:t>. Depending on the selected API, it can also provide forecast information for upcoming days. This allows users to get useful weather information in one place without searching through multiple sources.</w:t>
-      </w:r>
-    </w:p>
-    <w:p>
-      <w:pPr>
-        <w:spacing w:after="30" w:line="360" w:lineRule="auto"/>
-        <w:jc w:val="both"/>
-        <w:rPr>
-          <w:rFonts w:ascii="Times New Roman" w:hAnsi="Times New Roman" w:cs="Times New Roman"/>
-          <w:sz w:val="28"/>
-          <w:szCs w:val="28"/>
-        </w:rPr>
-      </w:pPr>
-      <w:r>
-        <w:rPr>
-          <w:rFonts w:ascii="Times New Roman" w:hAnsi="Times New Roman" w:cs="Times New Roman"/>
-          <w:sz w:val="28"/>
-          <w:szCs w:val="28"/>
-        </w:rPr>
-        <w:t>The system also helps reduce the effort required to obtain weather information. Instead of manually checking different websites, newspapers, or other sources, users can simply enter the required location and get the available weather information through the application.</w:t>
-      </w:r>
-    </w:p>
-    <w:p>
-      <w:pPr>
-        <w:spacing w:after="30" w:line="360" w:lineRule="auto"/>
-        <w:jc w:val="both"/>
-        <w:rPr>
-          <w:rFonts w:ascii="Times New Roman" w:hAnsi="Times New Roman" w:cs="Times New Roman"/>
-          <w:sz w:val="28"/>
-          <w:szCs w:val="28"/>
-        </w:rPr>
-      </w:pPr>
-      <w:r>
-        <w:rPr>
-          <w:rFonts w:ascii="Times New Roman" w:hAnsi="Times New Roman" w:cs="Times New Roman"/>
-          <w:sz w:val="28"/>
-          <w:szCs w:val="28"/>
-        </w:rPr>
-        <w:t xml:space="preserve">Therefore, the main problem addressed by this project is the </w:t>
-      </w:r>
-      <w:r>
-        <w:rPr>
-          <w:rFonts w:ascii="Times New Roman" w:hAnsi="Times New Roman" w:cs="Times New Roman"/>
-          <w:b/>
-          <w:bCs/>
-          <w:sz w:val="28"/>
-          <w:szCs w:val="28"/>
-        </w:rPr>
-        <w:t>difficulty and inconvenience of obtaining updated weather information quickly and easily</w:t>
-      </w:r>
-      <w:r>
-        <w:rPr>
-          <w:rFonts w:ascii="Times New Roman" w:hAnsi="Times New Roman" w:cs="Times New Roman"/>
-          <w:sz w:val="28"/>
-          <w:szCs w:val="28"/>
-        </w:rPr>
-        <w:t>. The proposed system provides a convenient solution by retrieving weather data through an API and presenting it in a simple format.</w:t>
-      </w:r>
-    </w:p>
-    <w:p>
-      <w:pPr>
-        <w:spacing w:after="30" w:line="360" w:lineRule="auto"/>
-        <w:jc w:val="both"/>
-        <w:rPr>
-          <w:rFonts w:ascii="Times New Roman" w:hAnsi="Times New Roman" w:cs="Times New Roman"/>
-          <w:sz w:val="28"/>
-          <w:szCs w:val="28"/>
-        </w:rPr>
-      </w:pPr>
-    </w:p>
-    <w:p>
-      <w:pPr>
-        <w:spacing w:after="30" w:line="360" w:lineRule="auto"/>
-        <w:jc w:val="both"/>
-        <w:rPr>
-          <w:rFonts w:ascii="Times New Roman" w:hAnsi="Times New Roman" w:cs="Times New Roman"/>
-          <w:sz w:val="28"/>
-          <w:szCs w:val="28"/>
-        </w:rPr>
-      </w:pPr>
-    </w:p>
-    <w:p>
-      <w:pPr>
-        <w:spacing w:after="30" w:line="360" w:lineRule="auto"/>
-        <w:jc w:val="both"/>
-        <w:rPr>
-          <w:rFonts w:ascii="Times New Roman" w:hAnsi="Times New Roman" w:cs="Times New Roman"/>
-          <w:sz w:val="28"/>
-          <w:szCs w:val="28"/>
         </w:rPr>
       </w:pPr>
     </w:p>
@@ -3726,7 +3728,7 @@
                     </pic:cNvPicPr>
                   </pic:nvPicPr>
                   <pic:blipFill>
-                    <a:blip r:embed="rId6">
+                    <a:blip r:embed="rId8">
                       <a:extLst>
                         <a:ext uri="{28A0092B-C50C-407E-A947-70E740481C1C}">
                           <a14:useLocalDpi xmlns:a14="http://schemas.microsoft.com/office/drawing/2010/main" val="0"/>
@@ -4058,7 +4060,6 @@
     <w:p>
       <w:pPr>
         <w:spacing w:after="30" w:line="360" w:lineRule="auto"/>
-        <w:jc w:val="both"/>
         <w:rPr>
           <w:rFonts w:ascii="Times New Roman" w:hAnsi="Times New Roman" w:cs="Times New Roman"/>
         </w:rPr>
@@ -4124,7 +4125,6 @@
     <w:p>
       <w:pPr>
         <w:spacing w:after="30" w:line="360" w:lineRule="auto"/>
-        <w:jc w:val="both"/>
         <w:rPr>
           <w:rFonts w:ascii="Times New Roman" w:hAnsi="Times New Roman" w:cs="Times New Roman"/>
         </w:rPr>
@@ -7736,30 +7736,137 @@
       </w:pPr>
       <w:r>
         <w:rPr>
-          <w:rFonts w:ascii="Segoe UI Emoji" w:hAnsi="Segoe UI Emoji" w:cs="Segoe UI Emoji"/>
-          <w:sz w:val="28"/>
-          <w:szCs w:val="28"/>
-        </w:rPr>
-        <w:t>📌</w:t>
-      </w:r>
-      <w:r>
-        <w:rPr>
-          <w:rFonts w:ascii="Times New Roman" w:hAnsi="Times New Roman" w:cs="Times New Roman"/>
-          <w:sz w:val="28"/>
-          <w:szCs w:val="28"/>
-        </w:rPr>
-        <w:t xml:space="preserve"> </w:t>
-      </w:r>
-      <w:r>
-        <w:rPr>
-          <w:rFonts w:ascii="Times New Roman" w:hAnsi="Times New Roman" w:cs="Times New Roman"/>
-          <w:b/>
-          <w:bCs/>
-          <w:sz w:val="28"/>
-          <w:szCs w:val="28"/>
-        </w:rPr>
-        <w:t>[ADD SCREENSHOT HERE – Main Weather Forecast UI]</w:t>
-      </w:r>
+          <w:rFonts w:ascii="Times New Roman" w:hAnsi="Times New Roman" w:cs="Times New Roman"/>
+          <w:noProof/>
+          <w:sz w:val="28"/>
+          <w:szCs w:val="28"/>
+        </w:rPr>
+        <w:drawing>
+          <wp:anchor distT="0" distB="0" distL="114300" distR="114300" simplePos="0" relativeHeight="251662336" behindDoc="0" locked="0" layoutInCell="1" allowOverlap="1" wp14:anchorId="7007E3FC" wp14:editId="10F19BC6">
+            <wp:simplePos x="0" y="0"/>
+            <wp:positionH relativeFrom="margin">
+              <wp:align>right</wp:align>
+            </wp:positionH>
+            <wp:positionV relativeFrom="paragraph">
+              <wp:posOffset>33232</wp:posOffset>
+            </wp:positionV>
+            <wp:extent cx="5731510" cy="1858010"/>
+            <wp:effectExtent l="0" t="0" r="2540" b="8890"/>
+            <wp:wrapNone/>
+            <wp:docPr id="29096486" name="Picture 2"/>
+            <wp:cNvGraphicFramePr>
+              <a:graphicFrameLocks xmlns:a="http://schemas.openxmlformats.org/drawingml/2006/main" noChangeAspect="1"/>
+            </wp:cNvGraphicFramePr>
+            <a:graphic xmlns:a="http://schemas.openxmlformats.org/drawingml/2006/main">
+              <a:graphicData uri="http://schemas.openxmlformats.org/drawingml/2006/picture">
+                <pic:pic xmlns:pic="http://schemas.openxmlformats.org/drawingml/2006/picture">
+                  <pic:nvPicPr>
+                    <pic:cNvPr id="0" name="Picture 6"/>
+                    <pic:cNvPicPr>
+                      <a:picLocks noChangeAspect="1" noChangeArrowheads="1"/>
+                    </pic:cNvPicPr>
+                  </pic:nvPicPr>
+                  <pic:blipFill>
+                    <a:blip r:embed="rId9" cstate="print">
+                      <a:extLst>
+                        <a:ext uri="{28A0092B-C50C-407E-A947-70E740481C1C}">
+                          <a14:useLocalDpi xmlns:a14="http://schemas.microsoft.com/office/drawing/2010/main" val="0"/>
+                        </a:ext>
+                      </a:extLst>
+                    </a:blip>
+                    <a:srcRect/>
+                    <a:stretch>
+                      <a:fillRect/>
+                    </a:stretch>
+                  </pic:blipFill>
+                  <pic:spPr bwMode="auto">
+                    <a:xfrm>
+                      <a:off x="0" y="0"/>
+                      <a:ext cx="5731510" cy="1858010"/>
+                    </a:xfrm>
+                    <a:prstGeom prst="rect">
+                      <a:avLst/>
+                    </a:prstGeom>
+                    <a:noFill/>
+                    <a:ln>
+                      <a:noFill/>
+                    </a:ln>
+                  </pic:spPr>
+                </pic:pic>
+              </a:graphicData>
+            </a:graphic>
+            <wp14:sizeRelH relativeFrom="page">
+              <wp14:pctWidth>0</wp14:pctWidth>
+            </wp14:sizeRelH>
+            <wp14:sizeRelV relativeFrom="page">
+              <wp14:pctHeight>0</wp14:pctHeight>
+            </wp14:sizeRelV>
+          </wp:anchor>
+        </w:drawing>
+      </w:r>
+    </w:p>
+    <w:p>
+      <w:pPr>
+        <w:spacing w:after="30" w:line="360" w:lineRule="auto"/>
+        <w:jc w:val="both"/>
+        <w:rPr>
+          <w:rFonts w:ascii="Times New Roman" w:hAnsi="Times New Roman" w:cs="Times New Roman"/>
+          <w:sz w:val="28"/>
+          <w:szCs w:val="28"/>
+        </w:rPr>
+      </w:pPr>
+    </w:p>
+    <w:p>
+      <w:pPr>
+        <w:spacing w:after="30" w:line="360" w:lineRule="auto"/>
+        <w:jc w:val="both"/>
+        <w:rPr>
+          <w:rFonts w:ascii="Times New Roman" w:hAnsi="Times New Roman" w:cs="Times New Roman"/>
+          <w:b/>
+          <w:bCs/>
+          <w:sz w:val="28"/>
+          <w:szCs w:val="28"/>
+        </w:rPr>
+      </w:pPr>
+    </w:p>
+    <w:p>
+      <w:pPr>
+        <w:spacing w:after="30" w:line="360" w:lineRule="auto"/>
+        <w:jc w:val="both"/>
+        <w:rPr>
+          <w:rFonts w:ascii="Times New Roman" w:hAnsi="Times New Roman" w:cs="Times New Roman"/>
+          <w:b/>
+          <w:bCs/>
+          <w:sz w:val="28"/>
+          <w:szCs w:val="28"/>
+        </w:rPr>
+      </w:pPr>
+    </w:p>
+    <w:p>
+      <w:pPr>
+        <w:spacing w:after="30" w:line="360" w:lineRule="auto"/>
+        <w:jc w:val="both"/>
+        <w:rPr>
+          <w:rFonts w:ascii="Times New Roman" w:hAnsi="Times New Roman" w:cs="Times New Roman"/>
+          <w:b/>
+          <w:bCs/>
+          <w:sz w:val="28"/>
+          <w:szCs w:val="28"/>
+        </w:rPr>
+      </w:pPr>
+    </w:p>
+    <w:p>
+      <w:pPr>
+        <w:spacing w:after="30" w:line="360" w:lineRule="auto"/>
+        <w:jc w:val="both"/>
+        <w:rPr>
+          <w:rFonts w:ascii="Times New Roman" w:hAnsi="Times New Roman" w:cs="Times New Roman"/>
+          <w:b/>
+          <w:bCs/>
+          <w:sz w:val="28"/>
+          <w:szCs w:val="28"/>
+        </w:rPr>
+      </w:pPr>
     </w:p>
     <w:p>
       <w:pPr>
@@ -7815,6 +7922,7 @@
           <w:sz w:val="28"/>
           <w:szCs w:val="28"/>
         </w:rPr>
+        <w:lastRenderedPageBreak/>
         <w:t>3. System Modules</w:t>
       </w:r>
       <w:r>
@@ -7893,7 +8001,6 @@
           <w:sz w:val="28"/>
           <w:szCs w:val="28"/>
         </w:rPr>
-        <w:lastRenderedPageBreak/>
         <w:t>2. API Request Module:</w:t>
       </w:r>
       <w:r>
@@ -8313,14 +8420,41 @@
           <w:szCs w:val="28"/>
         </w:rPr>
       </w:pPr>
-      <w:r>
-        <w:rPr>
-          <w:rFonts w:ascii="Times New Roman" w:hAnsi="Times New Roman" w:cs="Times New Roman"/>
-          <w:b/>
-          <w:bCs/>
-          <w:sz w:val="28"/>
-          <w:szCs w:val="28"/>
-        </w:rPr>
+    </w:p>
+    <w:p>
+      <w:pPr>
+        <w:spacing w:after="30" w:line="360" w:lineRule="auto"/>
+        <w:jc w:val="both"/>
+        <w:rPr>
+          <w:rFonts w:ascii="Times New Roman" w:hAnsi="Times New Roman" w:cs="Times New Roman"/>
+          <w:b/>
+          <w:bCs/>
+          <w:sz w:val="28"/>
+          <w:szCs w:val="28"/>
+        </w:rPr>
+      </w:pPr>
+    </w:p>
+    <w:p>
+      <w:pPr>
+        <w:spacing w:after="30" w:line="360" w:lineRule="auto"/>
+        <w:jc w:val="both"/>
+        <w:rPr>
+          <w:rFonts w:ascii="Times New Roman" w:hAnsi="Times New Roman" w:cs="Times New Roman"/>
+          <w:b/>
+          <w:bCs/>
+          <w:sz w:val="28"/>
+          <w:szCs w:val="28"/>
+        </w:rPr>
+      </w:pPr>
+      <w:r>
+        <w:rPr>
+          <w:rFonts w:ascii="Times New Roman" w:hAnsi="Times New Roman" w:cs="Times New Roman"/>
+          <w:b/>
+          <w:bCs/>
+          <w:sz w:val="28"/>
+          <w:szCs w:val="28"/>
+        </w:rPr>
+        <w:lastRenderedPageBreak/>
         <w:t>4. Input and Output</w:t>
       </w:r>
     </w:p>
@@ -8445,7 +8579,6 @@
           <w:sz w:val="28"/>
           <w:szCs w:val="28"/>
         </w:rPr>
-        <w:lastRenderedPageBreak/>
         <w:t xml:space="preserve">Temperature </w:t>
       </w:r>
     </w:p>
@@ -8521,32 +8654,282 @@
     <w:p>
       <w:pPr>
         <w:spacing w:after="30" w:line="360" w:lineRule="auto"/>
-        <w:ind w:left="720"/>
-        <w:jc w:val="both"/>
-        <w:rPr>
-          <w:rFonts w:ascii="Times New Roman" w:hAnsi="Times New Roman" w:cs="Times New Roman"/>
-          <w:sz w:val="28"/>
-          <w:szCs w:val="28"/>
-        </w:rPr>
-      </w:pPr>
-    </w:p>
-    <w:p>
-      <w:pPr>
-        <w:spacing w:after="30" w:line="360" w:lineRule="auto"/>
-        <w:jc w:val="both"/>
-        <w:rPr>
-          <w:rFonts w:ascii="Times New Roman" w:hAnsi="Times New Roman" w:cs="Times New Roman"/>
-          <w:sz w:val="28"/>
-          <w:szCs w:val="28"/>
-        </w:rPr>
-      </w:pPr>
-      <w:r>
-        <w:rPr>
-          <w:rFonts w:ascii="Segoe UI Emoji" w:hAnsi="Segoe UI Emoji" w:cs="Segoe UI Emoji"/>
-          <w:sz w:val="28"/>
-          <w:szCs w:val="28"/>
-        </w:rPr>
-        <w:t>📌</w:t>
+        <w:jc w:val="both"/>
+        <w:rPr>
+          <w:rFonts w:ascii="Times New Roman" w:hAnsi="Times New Roman" w:cs="Times New Roman"/>
+          <w:b/>
+          <w:bCs/>
+          <w:sz w:val="28"/>
+          <w:szCs w:val="28"/>
+        </w:rPr>
+      </w:pPr>
+      <w:r>
+        <w:rPr>
+          <w:rFonts w:ascii="Times New Roman" w:hAnsi="Times New Roman" w:cs="Times New Roman"/>
+          <w:b/>
+          <w:bCs/>
+          <w:noProof/>
+          <w:sz w:val="28"/>
+          <w:szCs w:val="28"/>
+        </w:rPr>
+        <w:drawing>
+          <wp:anchor distT="0" distB="0" distL="114300" distR="114300" simplePos="0" relativeHeight="251663360" behindDoc="0" locked="0" layoutInCell="1" allowOverlap="1" wp14:anchorId="380E7E66" wp14:editId="69E4FE03">
+            <wp:simplePos x="0" y="0"/>
+            <wp:positionH relativeFrom="margin">
+              <wp:align>right</wp:align>
+            </wp:positionH>
+            <wp:positionV relativeFrom="paragraph">
+              <wp:posOffset>9525</wp:posOffset>
+            </wp:positionV>
+            <wp:extent cx="5731510" cy="2719705"/>
+            <wp:effectExtent l="0" t="0" r="2540" b="4445"/>
+            <wp:wrapNone/>
+            <wp:docPr id="772712547" name="Picture 4"/>
+            <wp:cNvGraphicFramePr>
+              <a:graphicFrameLocks xmlns:a="http://schemas.openxmlformats.org/drawingml/2006/main" noChangeAspect="1"/>
+            </wp:cNvGraphicFramePr>
+            <a:graphic xmlns:a="http://schemas.openxmlformats.org/drawingml/2006/main">
+              <a:graphicData uri="http://schemas.openxmlformats.org/drawingml/2006/picture">
+                <pic:pic xmlns:pic="http://schemas.openxmlformats.org/drawingml/2006/picture">
+                  <pic:nvPicPr>
+                    <pic:cNvPr id="772712547" name="Picture 4"/>
+                    <pic:cNvPicPr>
+                      <a:picLocks noChangeAspect="1" noChangeArrowheads="1"/>
+                    </pic:cNvPicPr>
+                  </pic:nvPicPr>
+                  <pic:blipFill>
+                    <a:blip r:embed="rId10" cstate="print">
+                      <a:extLst>
+                        <a:ext uri="{28A0092B-C50C-407E-A947-70E740481C1C}">
+                          <a14:useLocalDpi xmlns:a14="http://schemas.microsoft.com/office/drawing/2010/main" val="0"/>
+                        </a:ext>
+                      </a:extLst>
+                    </a:blip>
+                    <a:srcRect/>
+                    <a:stretch>
+                      <a:fillRect/>
+                    </a:stretch>
+                  </pic:blipFill>
+                  <pic:spPr bwMode="auto">
+                    <a:xfrm>
+                      <a:off x="0" y="0"/>
+                      <a:ext cx="5731510" cy="2719705"/>
+                    </a:xfrm>
+                    <a:prstGeom prst="rect">
+                      <a:avLst/>
+                    </a:prstGeom>
+                    <a:noFill/>
+                    <a:ln>
+                      <a:noFill/>
+                    </a:ln>
+                  </pic:spPr>
+                </pic:pic>
+              </a:graphicData>
+            </a:graphic>
+            <wp14:sizeRelH relativeFrom="page">
+              <wp14:pctWidth>0</wp14:pctWidth>
+            </wp14:sizeRelH>
+            <wp14:sizeRelV relativeFrom="page">
+              <wp14:pctHeight>0</wp14:pctHeight>
+            </wp14:sizeRelV>
+          </wp:anchor>
+        </w:drawing>
+      </w:r>
+    </w:p>
+    <w:p>
+      <w:pPr>
+        <w:spacing w:after="30" w:line="360" w:lineRule="auto"/>
+        <w:jc w:val="both"/>
+        <w:rPr>
+          <w:rFonts w:ascii="Times New Roman" w:hAnsi="Times New Roman" w:cs="Times New Roman"/>
+          <w:b/>
+          <w:bCs/>
+          <w:sz w:val="28"/>
+          <w:szCs w:val="28"/>
+        </w:rPr>
+      </w:pPr>
+    </w:p>
+    <w:p>
+      <w:pPr>
+        <w:spacing w:after="30" w:line="360" w:lineRule="auto"/>
+        <w:jc w:val="both"/>
+        <w:rPr>
+          <w:rFonts w:ascii="Times New Roman" w:hAnsi="Times New Roman" w:cs="Times New Roman"/>
+          <w:b/>
+          <w:bCs/>
+          <w:sz w:val="28"/>
+          <w:szCs w:val="28"/>
+        </w:rPr>
+      </w:pPr>
+    </w:p>
+    <w:p>
+      <w:pPr>
+        <w:spacing w:after="30" w:line="360" w:lineRule="auto"/>
+        <w:jc w:val="both"/>
+        <w:rPr>
+          <w:rFonts w:ascii="Times New Roman" w:hAnsi="Times New Roman" w:cs="Times New Roman"/>
+          <w:b/>
+          <w:bCs/>
+          <w:sz w:val="28"/>
+          <w:szCs w:val="28"/>
+        </w:rPr>
+      </w:pPr>
+    </w:p>
+    <w:p>
+      <w:pPr>
+        <w:spacing w:after="30" w:line="360" w:lineRule="auto"/>
+        <w:jc w:val="both"/>
+        <w:rPr>
+          <w:rFonts w:ascii="Times New Roman" w:hAnsi="Times New Roman" w:cs="Times New Roman"/>
+          <w:b/>
+          <w:bCs/>
+          <w:sz w:val="28"/>
+          <w:szCs w:val="28"/>
+        </w:rPr>
+      </w:pPr>
+    </w:p>
+    <w:p>
+      <w:pPr>
+        <w:spacing w:after="30" w:line="360" w:lineRule="auto"/>
+        <w:jc w:val="both"/>
+        <w:rPr>
+          <w:rFonts w:ascii="Times New Roman" w:hAnsi="Times New Roman" w:cs="Times New Roman"/>
+          <w:b/>
+          <w:bCs/>
+          <w:sz w:val="28"/>
+          <w:szCs w:val="28"/>
+        </w:rPr>
+      </w:pPr>
+    </w:p>
+    <w:p>
+      <w:pPr>
+        <w:spacing w:after="30" w:line="360" w:lineRule="auto"/>
+        <w:jc w:val="both"/>
+        <w:rPr>
+          <w:rFonts w:ascii="Times New Roman" w:hAnsi="Times New Roman" w:cs="Times New Roman"/>
+          <w:b/>
+          <w:bCs/>
+          <w:sz w:val="28"/>
+          <w:szCs w:val="28"/>
+        </w:rPr>
+      </w:pPr>
+    </w:p>
+    <w:p>
+      <w:pPr>
+        <w:spacing w:after="30" w:line="360" w:lineRule="auto"/>
+        <w:jc w:val="both"/>
+        <w:rPr>
+          <w:rFonts w:ascii="Times New Roman" w:hAnsi="Times New Roman" w:cs="Times New Roman"/>
+          <w:b/>
+          <w:bCs/>
+          <w:sz w:val="28"/>
+          <w:szCs w:val="28"/>
+        </w:rPr>
+      </w:pPr>
+    </w:p>
+    <w:p>
+      <w:pPr>
+        <w:spacing w:after="30" w:line="360" w:lineRule="auto"/>
+        <w:jc w:val="both"/>
+        <w:rPr>
+          <w:rFonts w:ascii="Times New Roman" w:hAnsi="Times New Roman" w:cs="Times New Roman"/>
+          <w:b/>
+          <w:bCs/>
+          <w:sz w:val="28"/>
+          <w:szCs w:val="28"/>
+        </w:rPr>
+      </w:pPr>
+    </w:p>
+    <w:p>
+      <w:pPr>
+        <w:spacing w:after="30" w:line="360" w:lineRule="auto"/>
+        <w:jc w:val="both"/>
+        <w:rPr>
+          <w:rFonts w:ascii="Times New Roman" w:hAnsi="Times New Roman" w:cs="Times New Roman"/>
+          <w:sz w:val="28"/>
+          <w:szCs w:val="28"/>
+        </w:rPr>
+      </w:pPr>
+      <w:r>
+        <w:rPr>
+          <w:rFonts w:ascii="Times New Roman" w:hAnsi="Times New Roman" w:cs="Times New Roman"/>
+          <w:b/>
+          <w:bCs/>
+          <w:sz w:val="28"/>
+          <w:szCs w:val="28"/>
+        </w:rPr>
+        <w:t>Figure 9.7: Weather Information Display</w:t>
+      </w:r>
+    </w:p>
+    <w:p>
+      <w:pPr>
+        <w:spacing w:after="30" w:line="360" w:lineRule="auto"/>
+        <w:jc w:val="both"/>
+        <w:rPr>
+          <w:rFonts w:ascii="Times New Roman" w:hAnsi="Times New Roman" w:cs="Times New Roman"/>
+          <w:b/>
+          <w:bCs/>
+          <w:sz w:val="28"/>
+          <w:szCs w:val="28"/>
+        </w:rPr>
+      </w:pPr>
+      <w:r>
+        <w:rPr>
+          <w:rFonts w:ascii="Times New Roman" w:hAnsi="Times New Roman" w:cs="Times New Roman"/>
+          <w:b/>
+          <w:bCs/>
+          <w:sz w:val="28"/>
+          <w:szCs w:val="28"/>
+        </w:rPr>
+        <w:t>5. Software and Hardware Requirements</w:t>
+      </w:r>
+    </w:p>
+    <w:p>
+      <w:pPr>
+        <w:spacing w:after="30" w:line="360" w:lineRule="auto"/>
+        <w:jc w:val="both"/>
+        <w:rPr>
+          <w:rFonts w:ascii="Times New Roman" w:hAnsi="Times New Roman" w:cs="Times New Roman"/>
+          <w:sz w:val="28"/>
+          <w:szCs w:val="28"/>
+        </w:rPr>
+      </w:pPr>
+      <w:r>
+        <w:rPr>
+          <w:rFonts w:ascii="Times New Roman" w:hAnsi="Times New Roman" w:cs="Times New Roman"/>
+          <w:b/>
+          <w:bCs/>
+          <w:sz w:val="28"/>
+          <w:szCs w:val="28"/>
+        </w:rPr>
+        <w:t>Software Requirements:</w:t>
+      </w:r>
+    </w:p>
+    <w:p>
+      <w:pPr>
+        <w:spacing w:after="30" w:line="360" w:lineRule="auto"/>
+        <w:jc w:val="both"/>
+        <w:rPr>
+          <w:rFonts w:ascii="Times New Roman" w:hAnsi="Times New Roman" w:cs="Times New Roman"/>
+          <w:sz w:val="28"/>
+          <w:szCs w:val="28"/>
+        </w:rPr>
+      </w:pPr>
+      <w:r>
+        <w:rPr>
+          <w:rFonts w:ascii="Times New Roman" w:hAnsi="Times New Roman" w:cs="Times New Roman"/>
+          <w:sz w:val="28"/>
+          <w:szCs w:val="28"/>
+        </w:rPr>
+        <w:t>Python</w:t>
+      </w:r>
+      <w:r>
+        <w:rPr>
+          <w:rFonts w:ascii="Times New Roman" w:hAnsi="Times New Roman" w:cs="Times New Roman"/>
+          <w:sz w:val="28"/>
+          <w:szCs w:val="28"/>
+        </w:rPr>
+        <w:t>,</w:t>
       </w:r>
       <w:r>
         <w:rPr>
@@ -8559,116 +8942,6 @@
       <w:r>
         <w:rPr>
           <w:rFonts w:ascii="Times New Roman" w:hAnsi="Times New Roman" w:cs="Times New Roman"/>
-          <w:b/>
-          <w:bCs/>
-          <w:sz w:val="28"/>
-          <w:szCs w:val="28"/>
-        </w:rPr>
-        <w:t>[ADD SCREENSHOT HERE – Weather Result Page]</w:t>
-      </w:r>
-    </w:p>
-    <w:p>
-      <w:pPr>
-        <w:spacing w:after="30" w:line="360" w:lineRule="auto"/>
-        <w:jc w:val="both"/>
-        <w:rPr>
-          <w:rFonts w:ascii="Times New Roman" w:hAnsi="Times New Roman" w:cs="Times New Roman"/>
-          <w:sz w:val="28"/>
-          <w:szCs w:val="28"/>
-        </w:rPr>
-      </w:pPr>
-      <w:r>
-        <w:rPr>
-          <w:rFonts w:ascii="Times New Roman" w:hAnsi="Times New Roman" w:cs="Times New Roman"/>
-          <w:b/>
-          <w:bCs/>
-          <w:sz w:val="28"/>
-          <w:szCs w:val="28"/>
-        </w:rPr>
-        <w:t>Figure 9.7: Weather Information Display</w:t>
-      </w:r>
-    </w:p>
-    <w:p>
-      <w:pPr>
-        <w:spacing w:after="30" w:line="360" w:lineRule="auto"/>
-        <w:jc w:val="both"/>
-        <w:rPr>
-          <w:rFonts w:ascii="Times New Roman" w:hAnsi="Times New Roman" w:cs="Times New Roman"/>
-          <w:b/>
-          <w:bCs/>
-          <w:sz w:val="28"/>
-          <w:szCs w:val="28"/>
-        </w:rPr>
-      </w:pPr>
-      <w:r>
-        <w:rPr>
-          <w:rFonts w:ascii="Times New Roman" w:hAnsi="Times New Roman" w:cs="Times New Roman"/>
-          <w:b/>
-          <w:bCs/>
-          <w:sz w:val="28"/>
-          <w:szCs w:val="28"/>
-        </w:rPr>
-        <w:t>5. Software and Hardware Requirements</w:t>
-      </w:r>
-    </w:p>
-    <w:p>
-      <w:pPr>
-        <w:spacing w:after="30" w:line="360" w:lineRule="auto"/>
-        <w:jc w:val="both"/>
-        <w:rPr>
-          <w:rFonts w:ascii="Times New Roman" w:hAnsi="Times New Roman" w:cs="Times New Roman"/>
-          <w:sz w:val="28"/>
-          <w:szCs w:val="28"/>
-        </w:rPr>
-      </w:pPr>
-      <w:r>
-        <w:rPr>
-          <w:rFonts w:ascii="Times New Roman" w:hAnsi="Times New Roman" w:cs="Times New Roman"/>
-          <w:b/>
-          <w:bCs/>
-          <w:sz w:val="28"/>
-          <w:szCs w:val="28"/>
-        </w:rPr>
-        <w:t>Software Requirements:</w:t>
-      </w:r>
-    </w:p>
-    <w:p>
-      <w:pPr>
-        <w:spacing w:after="30" w:line="360" w:lineRule="auto"/>
-        <w:jc w:val="both"/>
-        <w:rPr>
-          <w:rFonts w:ascii="Times New Roman" w:hAnsi="Times New Roman" w:cs="Times New Roman"/>
-          <w:sz w:val="28"/>
-          <w:szCs w:val="28"/>
-        </w:rPr>
-      </w:pPr>
-      <w:r>
-        <w:rPr>
-          <w:rFonts w:ascii="Times New Roman" w:hAnsi="Times New Roman" w:cs="Times New Roman"/>
-          <w:sz w:val="28"/>
-          <w:szCs w:val="28"/>
-        </w:rPr>
-        <w:t>Python</w:t>
-      </w:r>
-      <w:r>
-        <w:rPr>
-          <w:rFonts w:ascii="Times New Roman" w:hAnsi="Times New Roman" w:cs="Times New Roman"/>
-          <w:sz w:val="28"/>
-          <w:szCs w:val="28"/>
-        </w:rPr>
-        <w:t>,</w:t>
-      </w:r>
-      <w:r>
-        <w:rPr>
-          <w:rFonts w:ascii="Times New Roman" w:hAnsi="Times New Roman" w:cs="Times New Roman"/>
-          <w:sz w:val="28"/>
-          <w:szCs w:val="28"/>
-        </w:rPr>
-        <w:t xml:space="preserve"> </w:t>
-      </w:r>
-      <w:r>
-        <w:rPr>
-          <w:rFonts w:ascii="Times New Roman" w:hAnsi="Times New Roman" w:cs="Times New Roman"/>
           <w:sz w:val="28"/>
           <w:szCs w:val="28"/>
         </w:rPr>
@@ -8837,39 +9110,6 @@
         </w:rPr>
         <w:t>Internet Connection</w:t>
       </w:r>
-    </w:p>
-    <w:p>
-      <w:pPr>
-        <w:spacing w:after="30" w:line="360" w:lineRule="auto"/>
-        <w:jc w:val="both"/>
-        <w:rPr>
-          <w:rFonts w:ascii="Times New Roman" w:hAnsi="Times New Roman" w:cs="Times New Roman"/>
-          <w:sz w:val="28"/>
-          <w:szCs w:val="28"/>
-        </w:rPr>
-      </w:pPr>
-    </w:p>
-    <w:p>
-      <w:pPr>
-        <w:spacing w:after="30" w:line="360" w:lineRule="auto"/>
-        <w:jc w:val="both"/>
-        <w:rPr>
-          <w:rFonts w:ascii="Times New Roman" w:hAnsi="Times New Roman" w:cs="Times New Roman"/>
-          <w:sz w:val="28"/>
-          <w:szCs w:val="28"/>
-        </w:rPr>
-      </w:pPr>
-    </w:p>
-    <w:p>
-      <w:pPr>
-        <w:spacing w:after="30" w:line="360" w:lineRule="auto"/>
-        <w:jc w:val="both"/>
-        <w:rPr>
-          <w:rFonts w:ascii="Times New Roman" w:hAnsi="Times New Roman" w:cs="Times New Roman"/>
-          <w:sz w:val="28"/>
-          <w:szCs w:val="28"/>
-        </w:rPr>
-      </w:pPr>
     </w:p>
     <w:p>
       <w:pPr>
@@ -8883,11 +9123,7 @@
           <w:szCs w:val="32"/>
         </w:rPr>
       </w:pPr>
-    </w:p>
-    <w:p>
-      <w:pPr>
-        <w:spacing w:after="30" w:line="360" w:lineRule="auto"/>
-        <w:jc w:val="both"/>
+      <w:r>
         <w:rPr>
           <w:rFonts w:ascii="Times New Roman" w:hAnsi="Times New Roman" w:cs="Times New Roman"/>
           <w:b/>
@@ -8895,80 +9131,7 @@
           <w:sz w:val="32"/>
           <w:szCs w:val="32"/>
         </w:rPr>
-      </w:pPr>
-    </w:p>
-    <w:p>
-      <w:pPr>
-        <w:spacing w:after="30" w:line="360" w:lineRule="auto"/>
-        <w:jc w:val="both"/>
-        <w:rPr>
-          <w:rFonts w:ascii="Times New Roman" w:hAnsi="Times New Roman" w:cs="Times New Roman"/>
-          <w:b/>
-          <w:bCs/>
-          <w:sz w:val="32"/>
-          <w:szCs w:val="32"/>
-        </w:rPr>
-      </w:pPr>
-    </w:p>
-    <w:p>
-      <w:pPr>
-        <w:spacing w:after="30" w:line="360" w:lineRule="auto"/>
-        <w:jc w:val="both"/>
-        <w:rPr>
-          <w:rFonts w:ascii="Times New Roman" w:hAnsi="Times New Roman" w:cs="Times New Roman"/>
-          <w:b/>
-          <w:bCs/>
-          <w:sz w:val="32"/>
-          <w:szCs w:val="32"/>
-        </w:rPr>
-      </w:pPr>
-    </w:p>
-    <w:p>
-      <w:pPr>
-        <w:spacing w:after="30" w:line="360" w:lineRule="auto"/>
-        <w:jc w:val="both"/>
-        <w:rPr>
-          <w:rFonts w:ascii="Times New Roman" w:hAnsi="Times New Roman" w:cs="Times New Roman"/>
-          <w:b/>
-          <w:bCs/>
-          <w:sz w:val="32"/>
-          <w:szCs w:val="32"/>
-        </w:rPr>
-      </w:pPr>
-    </w:p>
-    <w:p>
-      <w:pPr>
-        <w:spacing w:after="30" w:line="360" w:lineRule="auto"/>
-        <w:jc w:val="both"/>
-        <w:rPr>
-          <w:rFonts w:ascii="Times New Roman" w:hAnsi="Times New Roman" w:cs="Times New Roman"/>
-          <w:b/>
-          <w:bCs/>
-          <w:sz w:val="32"/>
-          <w:szCs w:val="32"/>
-        </w:rPr>
-      </w:pPr>
-    </w:p>
-    <w:p>
-      <w:pPr>
-        <w:spacing w:after="30" w:line="360" w:lineRule="auto"/>
-        <w:jc w:val="both"/>
-        <w:rPr>
-          <w:rFonts w:ascii="Times New Roman" w:hAnsi="Times New Roman" w:cs="Times New Roman"/>
-          <w:b/>
-          <w:bCs/>
-          <w:sz w:val="32"/>
-          <w:szCs w:val="32"/>
-        </w:rPr>
-      </w:pPr>
-      <w:r>
-        <w:rPr>
-          <w:rFonts w:ascii="Times New Roman" w:hAnsi="Times New Roman" w:cs="Times New Roman"/>
-          <w:b/>
-          <w:bCs/>
-          <w:sz w:val="32"/>
-          <w:szCs w:val="32"/>
-        </w:rPr>
+        <w:lastRenderedPageBreak/>
         <w:t>System Design</w:t>
       </w:r>
       <w:r>
@@ -9065,7 +9228,6 @@
                 <w:sz w:val="28"/>
                 <w:szCs w:val="28"/>
               </w:rPr>
-              <w:lastRenderedPageBreak/>
               <w:t xml:space="preserve">        </w:t>
             </w:r>
             <w:r>
@@ -9511,6 +9673,7 @@
           <w:sz w:val="28"/>
           <w:szCs w:val="28"/>
         </w:rPr>
+        <w:lastRenderedPageBreak/>
         <w:t>Data Flow Diagram (DFD)</w:t>
       </w:r>
       <w:r>
@@ -9607,7 +9770,6 @@
                 <w:sz w:val="28"/>
                 <w:szCs w:val="28"/>
               </w:rPr>
-              <w:lastRenderedPageBreak/>
               <w:t xml:space="preserve">                                                  </w:t>
             </w:r>
           </w:p>
@@ -11486,7 +11648,7 @@
                     </pic:cNvPicPr>
                   </pic:nvPicPr>
                   <pic:blipFill>
-                    <a:blip r:embed="rId7">
+                    <a:blip r:embed="rId11">
                       <a:extLst>
                         <a:ext uri="{28A0092B-C50C-407E-A947-70E740481C1C}">
                           <a14:useLocalDpi xmlns:a14="http://schemas.microsoft.com/office/drawing/2010/main" val="0"/>
@@ -13760,7 +13922,11 @@
           <w:szCs w:val="32"/>
         </w:rPr>
       </w:pPr>
-      <w:r>
+    </w:p>
+    <w:p>
+      <w:pPr>
+        <w:spacing w:after="30" w:line="360" w:lineRule="auto"/>
+        <w:jc w:val="both"/>
         <w:rPr>
           <w:rFonts w:ascii="Times New Roman" w:hAnsi="Times New Roman" w:cs="Times New Roman"/>
           <w:b/>
@@ -13768,8 +13934,7 @@
           <w:sz w:val="32"/>
           <w:szCs w:val="32"/>
         </w:rPr>
-        <w:t>Testing</w:t>
-      </w:r>
+      </w:pPr>
       <w:r>
         <w:rPr>
           <w:rFonts w:ascii="Times New Roman" w:hAnsi="Times New Roman" w:cs="Times New Roman"/>
@@ -13778,6 +13943,17 @@
           <w:sz w:val="32"/>
           <w:szCs w:val="32"/>
         </w:rPr>
+        <w:lastRenderedPageBreak/>
+        <w:t>Testing</w:t>
+      </w:r>
+      <w:r>
+        <w:rPr>
+          <w:rFonts w:ascii="Times New Roman" w:hAnsi="Times New Roman" w:cs="Times New Roman"/>
+          <w:b/>
+          <w:bCs/>
+          <w:sz w:val="32"/>
+          <w:szCs w:val="32"/>
+        </w:rPr>
         <w:t>:</w:t>
       </w:r>
     </w:p>
@@ -13797,7 +13973,6 @@
           <w:sz w:val="28"/>
           <w:szCs w:val="28"/>
         </w:rPr>
-        <w:lastRenderedPageBreak/>
         <w:t xml:space="preserve">Testing is an important phase of software development. It is used to check whether the </w:t>
       </w:r>
       <w:r>
@@ -14441,6 +14616,7 @@
                 <w:sz w:val="28"/>
                 <w:szCs w:val="28"/>
               </w:rPr>
+              <w:lastRenderedPageBreak/>
               <w:t>TC</w:t>
             </w:r>
             <w:r>
@@ -14558,7 +14734,6 @@
                 <w:sz w:val="28"/>
                 <w:szCs w:val="28"/>
               </w:rPr>
-              <w:lastRenderedPageBreak/>
               <w:t>TC</w:t>
             </w:r>
             <w:r>
@@ -15652,22 +15827,6 @@
         <w:jc w:val="both"/>
         <w:rPr>
           <w:rFonts w:ascii="Times New Roman" w:hAnsi="Times New Roman" w:cs="Times New Roman"/>
-          <w:b/>
-          <w:bCs/>
-          <w:sz w:val="32"/>
-          <w:szCs w:val="32"/>
-        </w:rPr>
-      </w:pPr>
-    </w:p>
-    <w:p>
-      <w:pPr>
-        <w:tabs>
-          <w:tab w:val="left" w:pos="6432"/>
-        </w:tabs>
-        <w:spacing w:after="30" w:line="360" w:lineRule="auto"/>
-        <w:jc w:val="both"/>
-        <w:rPr>
-          <w:rFonts w:ascii="Times New Roman" w:hAnsi="Times New Roman" w:cs="Times New Roman"/>
           <w:sz w:val="28"/>
           <w:szCs w:val="28"/>
         </w:rPr>
@@ -16626,7 +16785,7 @@
         </w:rPr>
         <w:br/>
       </w:r>
-      <w:hyperlink r:id="rId8" w:tgtFrame="_blank" w:history="1">
+      <w:hyperlink r:id="rId12" w:tgtFrame="_blank" w:history="1">
         <w:r>
           <w:rPr>
             <w:rStyle w:val="Hyperlink"/>
@@ -16681,7 +16840,7 @@
         </w:rPr>
         <w:br/>
       </w:r>
-      <w:hyperlink r:id="rId9" w:tgtFrame="_blank" w:history="1">
+      <w:hyperlink r:id="rId13" w:tgtFrame="_blank" w:history="1">
         <w:r>
           <w:rPr>
             <w:rStyle w:val="Hyperlink"/>
@@ -16736,7 +16895,7 @@
         </w:rPr>
         <w:br/>
       </w:r>
-      <w:hyperlink r:id="rId10" w:tgtFrame="_blank" w:history="1">
+      <w:hyperlink r:id="rId14" w:tgtFrame="_blank" w:history="1">
         <w:r>
           <w:rPr>
             <w:rStyle w:val="Hyperlink"/>
@@ -16791,7 +16950,7 @@
         </w:rPr>
         <w:br/>
       </w:r>
-      <w:hyperlink r:id="rId11" w:tgtFrame="_blank" w:history="1">
+      <w:hyperlink r:id="rId15" w:tgtFrame="_blank" w:history="1">
         <w:r>
           <w:rPr>
             <w:rStyle w:val="Hyperlink"/>
@@ -16846,7 +17005,7 @@
         </w:rPr>
         <w:br/>
       </w:r>
-      <w:hyperlink r:id="rId12" w:tgtFrame="_blank" w:history="1">
+      <w:hyperlink r:id="rId16" w:tgtFrame="_blank" w:history="1">
         <w:r>
           <w:rPr>
             <w:rStyle w:val="Hyperlink"/>
@@ -16901,7 +17060,7 @@
         </w:rPr>
         <w:br/>
       </w:r>
-      <w:hyperlink r:id="rId13" w:tgtFrame="_blank" w:history="1">
+      <w:hyperlink r:id="rId17" w:tgtFrame="_blank" w:history="1">
         <w:r>
           <w:rPr>
             <w:rStyle w:val="Hyperlink"/>
@@ -16942,6 +17101,7 @@
       </w:pPr>
     </w:p>
     <w:sectPr>
+      <w:footerReference w:type="default" r:id="rId18"/>
       <w:pgSz w:w="11906" w:h="16838"/>
       <w:pgMar w:top="1440" w:right="1440" w:bottom="1440" w:left="1440" w:header="708" w:footer="708" w:gutter="0"/>
       <w:pgBorders w:offsetFrom="page">
@@ -16955,6 +17115,109 @@
     </w:sectPr>
   </w:body>
 </w:document>
+</file>
+
+<file path=word/endnotes.xml><?xml version="1.0" encoding="utf-8"?>
+<w:endnotes xmlns:wpc="http://schemas.microsoft.com/office/word/2010/wordprocessingCanvas" xmlns:cx="http://schemas.microsoft.com/office/drawing/2014/chartex" xmlns:cx1="http://schemas.microsoft.com/office/drawing/2015/9/8/chartex" xmlns:cx2="http://schemas.microsoft.com/office/drawing/2015/10/21/chartex" xmlns:cx3="http://schemas.microsoft.com/office/drawing/2016/5/9/chartex" xmlns:cx4="http://schemas.microsoft.com/office/drawing/2016/5/10/chartex" xmlns:cx5="http://schemas.microsoft.com/office/drawing/2016/5/11/chartex" xmlns:cx6="http://schemas.microsoft.com/office/drawing/2016/5/12/chartex" xmlns:cx7="http://schemas.microsoft.com/office/drawing/2016/5/13/chartex" xmlns:cx8="http://schemas.microsoft.com/office/drawing/2016/5/14/chartex" xmlns:mc="http://schemas.openxmlformats.org/markup-compatibility/2006" xmlns:aink="http://schemas.microsoft.com/office/drawing/2016/ink" xmlns:am3d="http://schemas.microsoft.com/office/drawing/2017/model3d" xmlns:o="urn:schemas-microsoft-com:office:office" xmlns:oel="http://schemas.microsoft.com/office/2019/extlst" xmlns:r="http://schemas.openxmlformats.org/officeDocument/2006/relationships" xmlns:m="http://schemas.openxmlformats.org/officeDocument/2006/math" xmlns:v="urn:schemas-microsoft-com:vml" xmlns:wp14="http://schemas.microsoft.com/office/word/2010/wordprocessingDrawing" xmlns:wp="http://schemas.openxmlformats.org/drawingml/2006/wordprocessingDrawing" xmlns:w10="urn:schemas-microsoft-com:office:word" xmlns:w="http://schemas.openxmlformats.org/wordprocessingml/2006/main" xmlns:w14="http://schemas.microsoft.com/office/word/2010/wordml" xmlns:w15="http://schemas.microsoft.com/office/word/2012/wordml" xmlns:w16cex="http://schemas.microsoft.com/office/word/2018/wordml/cex" xmlns:w16cid="http://schemas.microsoft.com/office/word/2016/wordml/cid" xmlns:w16="http://schemas.microsoft.com/office/word/2018/wordml" xmlns:w16du="http://schemas.microsoft.com/office/word/2023/wordml/word16du" xmlns:w16sdtdh="http://schemas.microsoft.com/office/word/2020/wordml/sdtdatahash" xmlns:w16se="http://schemas.microsoft.com/office/word/2015/wordml/symex" xmlns:wpg="http://schemas.microsoft.com/office/word/2010/wordprocessingGroup" xmlns:wpi="http://schemas.microsoft.com/office/word/2010/wordprocessingInk" xmlns:wne="http://schemas.microsoft.com/office/word/2006/wordml" xmlns:wps="http://schemas.microsoft.com/office/word/2010/wordprocessingShape" mc:Ignorable="w14 w15 w16se w16cid w16 w16cex w16sdtdh w16du wp14">
+  <w:endnote w:type="separator" w:id="-1">
+    <w:p>
+      <w:pPr>
+        <w:spacing w:after="0" w:line="240" w:lineRule="auto"/>
+      </w:pPr>
+      <w:r>
+        <w:separator/>
+      </w:r>
+    </w:p>
+  </w:endnote>
+  <w:endnote w:type="continuationSeparator" w:id="0">
+    <w:p>
+      <w:pPr>
+        <w:spacing w:after="0" w:line="240" w:lineRule="auto"/>
+      </w:pPr>
+      <w:r>
+        <w:continuationSeparator/>
+      </w:r>
+    </w:p>
+  </w:endnote>
+</w:endnotes>
+</file>
+
+<file path=word/footer1.xml><?xml version="1.0" encoding="utf-8"?>
+<w:ftr xmlns:wpc="http://schemas.microsoft.com/office/word/2010/wordprocessingCanvas" xmlns:cx="http://schemas.microsoft.com/office/drawing/2014/chartex" xmlns:cx1="http://schemas.microsoft.com/office/drawing/2015/9/8/chartex" xmlns:cx2="http://schemas.microsoft.com/office/drawing/2015/10/21/chartex" xmlns:cx3="http://schemas.microsoft.com/office/drawing/2016/5/9/chartex" xmlns:cx4="http://schemas.microsoft.com/office/drawing/2016/5/10/chartex" xmlns:cx5="http://schemas.microsoft.com/office/drawing/2016/5/11/chartex" xmlns:cx6="http://schemas.microsoft.com/office/drawing/2016/5/12/chartex" xmlns:cx7="http://schemas.microsoft.com/office/drawing/2016/5/13/chartex" xmlns:cx8="http://schemas.microsoft.com/office/drawing/2016/5/14/chartex" xmlns:mc="http://schemas.openxmlformats.org/markup-compatibility/2006" xmlns:aink="http://schemas.microsoft.com/office/drawing/2016/ink" xmlns:am3d="http://schemas.microsoft.com/office/drawing/2017/model3d" xmlns:o="urn:schemas-microsoft-com:office:office" xmlns:oel="http://schemas.microsoft.com/office/2019/extlst" xmlns:r="http://schemas.openxmlformats.org/officeDocument/2006/relationships" xmlns:m="http://schemas.openxmlformats.org/officeDocument/2006/math" xmlns:v="urn:schemas-microsoft-com:vml" xmlns:wp14="http://schemas.microsoft.com/office/word/2010/wordprocessingDrawing" xmlns:wp="http://schemas.openxmlformats.org/drawingml/2006/wordprocessingDrawing" xmlns:w10="urn:schemas-microsoft-com:office:word" xmlns:w="http://schemas.openxmlformats.org/wordprocessingml/2006/main" xmlns:w14="http://schemas.microsoft.com/office/word/2010/wordml" xmlns:w15="http://schemas.microsoft.com/office/word/2012/wordml" xmlns:w16cex="http://schemas.microsoft.com/office/word/2018/wordml/cex" xmlns:w16cid="http://schemas.microsoft.com/office/word/2016/wordml/cid" xmlns:w16="http://schemas.microsoft.com/office/word/2018/wordml" xmlns:w16du="http://schemas.microsoft.com/office/word/2023/wordml/word16du" xmlns:w16sdtdh="http://schemas.microsoft.com/office/word/2020/wordml/sdtdatahash" xmlns:w16se="http://schemas.microsoft.com/office/word/2015/wordml/symex" xmlns:wpg="http://schemas.microsoft.com/office/word/2010/wordprocessingGroup" xmlns:wpi="http://schemas.microsoft.com/office/word/2010/wordprocessingInk" xmlns:wne="http://schemas.microsoft.com/office/word/2006/wordml" xmlns:wps="http://schemas.microsoft.com/office/word/2010/wordprocessingShape" mc:Ignorable="w14 w15 w16se w16cid w16 w16cex w16sdtdh w16du wp14">
+  <w:sdt>
+    <w:sdtPr>
+      <w:id w:val="-1584523309"/>
+      <w:docPartObj>
+        <w:docPartGallery w:val="Page Numbers (Bottom of Page)"/>
+        <w:docPartUnique/>
+      </w:docPartObj>
+    </w:sdtPr>
+    <w:sdtEndPr>
+      <w:rPr>
+        <w:noProof/>
+      </w:rPr>
+    </w:sdtEndPr>
+    <w:sdtContent>
+      <w:p>
+        <w:pPr>
+          <w:pStyle w:val="Footer"/>
+          <w:jc w:val="right"/>
+        </w:pPr>
+        <w:r>
+          <w:fldChar w:fldCharType="begin"/>
+        </w:r>
+        <w:r>
+          <w:instrText xml:space="preserve"> PAGE   \* MERGEFORMAT </w:instrText>
+        </w:r>
+        <w:r>
+          <w:fldChar w:fldCharType="separate"/>
+        </w:r>
+        <w:r>
+          <w:rPr>
+            <w:noProof/>
+          </w:rPr>
+          <w:t>2</w:t>
+        </w:r>
+        <w:r>
+          <w:rPr>
+            <w:noProof/>
+          </w:rPr>
+          <w:fldChar w:fldCharType="end"/>
+        </w:r>
+      </w:p>
+    </w:sdtContent>
+  </w:sdt>
+  <w:p>
+    <w:pPr>
+      <w:pStyle w:val="Footer"/>
+    </w:pPr>
+  </w:p>
+</w:ftr>
+</file>
+
+<file path=word/footnotes.xml><?xml version="1.0" encoding="utf-8"?>
+<w:footnotes xmlns:wpc="http://schemas.microsoft.com/office/word/2010/wordprocessingCanvas" xmlns:cx="http://schemas.microsoft.com/office/drawing/2014/chartex" xmlns:cx1="http://schemas.microsoft.com/office/drawing/2015/9/8/chartex" xmlns:cx2="http://schemas.microsoft.com/office/drawing/2015/10/21/chartex" xmlns:cx3="http://schemas.microsoft.com/office/drawing/2016/5/9/chartex" xmlns:cx4="http://schemas.microsoft.com/office/drawing/2016/5/10/chartex" xmlns:cx5="http://schemas.microsoft.com/office/drawing/2016/5/11/chartex" xmlns:cx6="http://schemas.microsoft.com/office/drawing/2016/5/12/chartex" xmlns:cx7="http://schemas.microsoft.com/office/drawing/2016/5/13/chartex" xmlns:cx8="http://schemas.microsoft.com/office/drawing/2016/5/14/chartex" xmlns:mc="http://schemas.openxmlformats.org/markup-compatibility/2006" xmlns:aink="http://schemas.microsoft.com/office/drawing/2016/ink" xmlns:am3d="http://schemas.microsoft.com/office/drawing/2017/model3d" xmlns:o="urn:schemas-microsoft-com:office:office" xmlns:oel="http://schemas.microsoft.com/office/2019/extlst" xmlns:r="http://schemas.openxmlformats.org/officeDocument/2006/relationships" xmlns:m="http://schemas.openxmlformats.org/officeDocument/2006/math" xmlns:v="urn:schemas-microsoft-com:vml" xmlns:wp14="http://schemas.microsoft.com/office/word/2010/wordprocessingDrawing" xmlns:wp="http://schemas.openxmlformats.org/drawingml/2006/wordprocessingDrawing" xmlns:w10="urn:schemas-microsoft-com:office:word" xmlns:w="http://schemas.openxmlformats.org/wordprocessingml/2006/main" xmlns:w14="http://schemas.microsoft.com/office/word/2010/wordml" xmlns:w15="http://schemas.microsoft.com/office/word/2012/wordml" xmlns:w16cex="http://schemas.microsoft.com/office/word/2018/wordml/cex" xmlns:w16cid="http://schemas.microsoft.com/office/word/2016/wordml/cid" xmlns:w16="http://schemas.microsoft.com/office/word/2018/wordml" xmlns:w16du="http://schemas.microsoft.com/office/word/2023/wordml/word16du" xmlns:w16sdtdh="http://schemas.microsoft.com/office/word/2020/wordml/sdtdatahash" xmlns:w16se="http://schemas.microsoft.com/office/word/2015/wordml/symex" xmlns:wpg="http://schemas.microsoft.com/office/word/2010/wordprocessingGroup" xmlns:wpi="http://schemas.microsoft.com/office/word/2010/wordprocessingInk" xmlns:wne="http://schemas.microsoft.com/office/word/2006/wordml" xmlns:wps="http://schemas.microsoft.com/office/word/2010/wordprocessingShape" mc:Ignorable="w14 w15 w16se w16cid w16 w16cex w16sdtdh w16du wp14">
+  <w:footnote w:type="separator" w:id="-1">
+    <w:p>
+      <w:pPr>
+        <w:spacing w:after="0" w:line="240" w:lineRule="auto"/>
+      </w:pPr>
+      <w:r>
+        <w:separator/>
+      </w:r>
+    </w:p>
+  </w:footnote>
+  <w:footnote w:type="continuationSeparator" w:id="0">
+    <w:p>
+      <w:pPr>
+        <w:spacing w:after="0" w:line="240" w:lineRule="auto"/>
+      </w:pPr>
+      <w:r>
+        <w:continuationSeparator/>
+      </w:r>
+    </w:p>
+  </w:footnote>
+</w:footnotes>
 </file>
 
 <file path=word/numbering.xml><?xml version="1.0" encoding="utf-8"?>
@@ -21302,6 +21565,50 @@
       <w:shd w:val="clear" w:color="auto" w:fill="E1DFDD"/>
     </w:rPr>
   </w:style>
+  <w:style w:type="paragraph" w:styleId="Header">
+    <w:name w:val="header"/>
+    <w:basedOn w:val="Normal"/>
+    <w:link w:val="HeaderChar"/>
+    <w:uiPriority w:val="99"/>
+    <w:unhideWhenUsed/>
+    <w:rsid w:val="003E7804"/>
+    <w:pPr>
+      <w:tabs>
+        <w:tab w:val="center" w:pos="4513"/>
+        <w:tab w:val="right" w:pos="9026"/>
+      </w:tabs>
+      <w:spacing w:after="0" w:line="240" w:lineRule="auto"/>
+    </w:pPr>
+  </w:style>
+  <w:style w:type="character" w:customStyle="1" w:styleId="HeaderChar">
+    <w:name w:val="Header Char"/>
+    <w:basedOn w:val="DefaultParagraphFont"/>
+    <w:link w:val="Header"/>
+    <w:uiPriority w:val="99"/>
+    <w:rsid w:val="003E7804"/>
+  </w:style>
+  <w:style w:type="paragraph" w:styleId="Footer">
+    <w:name w:val="footer"/>
+    <w:basedOn w:val="Normal"/>
+    <w:link w:val="FooterChar"/>
+    <w:uiPriority w:val="99"/>
+    <w:unhideWhenUsed/>
+    <w:rsid w:val="003E7804"/>
+    <w:pPr>
+      <w:tabs>
+        <w:tab w:val="center" w:pos="4513"/>
+        <w:tab w:val="right" w:pos="9026"/>
+      </w:tabs>
+      <w:spacing w:after="0" w:line="240" w:lineRule="auto"/>
+    </w:pPr>
+  </w:style>
+  <w:style w:type="character" w:customStyle="1" w:styleId="FooterChar">
+    <w:name w:val="Footer Char"/>
+    <w:basedOn w:val="DefaultParagraphFont"/>
+    <w:link w:val="Footer"/>
+    <w:uiPriority w:val="99"/>
+    <w:rsid w:val="003E7804"/>
+  </w:style>
 </w:styles>
 </file>
 
